--- a/docs/GMApprovalDashboard_Workflow_FileMovement_WorkLog_2026-07-08.docx
+++ b/docs/GMApprovalDashboard_Workflow_FileMovement_WorkLog_2026-07-08.docx
@@ -1,10 +1,10 @@
 
 <file path=word/document.xml><?xml version="1.0" encoding="utf-8"?>
-<w:document xmlns:w="http://schemas.openxmlformats.org/wordprocessingml/2006/main" xmlns:r="http://schemas.openxmlformats.org/officeDocument/2006/relationships">
+<w:document xmlns:wpc="http://schemas.microsoft.com/office/word/2010/wordprocessingCanvas" xmlns:cx="http://schemas.microsoft.com/office/drawing/2014/chartex" xmlns:cx1="http://schemas.microsoft.com/office/drawing/2015/9/8/chartex" xmlns:cx2="http://schemas.microsoft.com/office/drawing/2015/10/21/chartex" xmlns:cx3="http://schemas.microsoft.com/office/drawing/2016/5/9/chartex" xmlns:cx4="http://schemas.microsoft.com/office/drawing/2016/5/10/chartex" xmlns:cx5="http://schemas.microsoft.com/office/drawing/2016/5/11/chartex" xmlns:cx6="http://schemas.microsoft.com/office/drawing/2016/5/12/chartex" xmlns:cx7="http://schemas.microsoft.com/office/drawing/2016/5/13/chartex" xmlns:cx8="http://schemas.microsoft.com/office/drawing/2016/5/14/chartex" xmlns:mc="http://schemas.openxmlformats.org/markup-compatibility/2006" xmlns:aink="http://schemas.microsoft.com/office/drawing/2016/ink" xmlns:am3d="http://schemas.microsoft.com/office/drawing/2017/model3d" xmlns:o="urn:schemas-microsoft-com:office:office" xmlns:r="http://schemas.openxmlformats.org/officeDocument/2006/relationships" xmlns:m="http://schemas.openxmlformats.org/officeDocument/2006/math" xmlns:v="urn:schemas-microsoft-com:vml" xmlns:wp14="http://schemas.microsoft.com/office/word/2010/wordprocessingDrawing" xmlns:wp="http://schemas.openxmlformats.org/drawingml/2006/wordprocessingDrawing" xmlns:w10="urn:schemas-microsoft-com:office:word" xmlns:w="http://schemas.openxmlformats.org/wordprocessingml/2006/main" xmlns:w14="http://schemas.microsoft.com/office/word/2010/wordml" xmlns:w15="http://schemas.microsoft.com/office/word/2012/wordml" xmlns:w16cid="http://schemas.microsoft.com/office/word/2016/wordml/cid" xmlns:w16se="http://schemas.microsoft.com/office/word/2015/wordml/symex" xmlns:wpg="http://schemas.microsoft.com/office/word/2010/wordprocessingGroup" xmlns:wpi="http://schemas.microsoft.com/office/word/2010/wordprocessingInk" xmlns:wne="http://schemas.microsoft.com/office/word/2006/wordml" xmlns:wps="http://schemas.microsoft.com/office/word/2010/wordprocessingShape" mc:Ignorable="w14 w15 w16se w16cid wp14">
   <w:body>
     <w:p>
       <w:pPr>
-        <w:pStyle w:val="TitleDoc"/>
+        <w:pStyle w:val="DocumentTitle"/>
       </w:pPr>
       <w:r>
         <w:t>GM Approval Dashboard</w:t>
@@ -15,42 +15,49 @@
         <w:pStyle w:val="Subtitle"/>
       </w:pPr>
       <w:r>
-        <w:t>Workflow, file movement, and work log for July 8, 2026</w:t>
+        <w:t xml:space="preserve">Workflow, file movement, and work log </w:t>
       </w:r>
     </w:p>
     <w:tbl>
       <w:tblPr>
         <w:tblW w:w="9360" w:type="dxa"/>
         <w:tblInd w:w="120" w:type="dxa"/>
+        <w:tblBorders>
+          <w:top w:val="single" w:sz="4" w:space="0" w:color="B7C4D6"/>
+          <w:left w:val="single" w:sz="4" w:space="0" w:color="B7C4D6"/>
+          <w:bottom w:val="single" w:sz="4" w:space="0" w:color="B7C4D6"/>
+          <w:right w:val="single" w:sz="4" w:space="0" w:color="B7C4D6"/>
+          <w:insideH w:val="single" w:sz="4" w:space="0" w:color="B7C4D6"/>
+          <w:insideV w:val="single" w:sz="4" w:space="0" w:color="B7C4D6"/>
+        </w:tblBorders>
         <w:tblLayout w:type="fixed"/>
-        <w:tblBorders>
-          <w:top w:val="single" w:sz="4" w:color="B7C4D6"/>
-          <w:left w:val="single" w:sz="4" w:color="B7C4D6"/>
-          <w:bottom w:val="single" w:sz="4" w:color="B7C4D6"/>
-          <w:right w:val="single" w:sz="4" w:color="B7C4D6"/>
-          <w:insideH w:val="single" w:sz="4" w:color="B7C4D6"/>
-          <w:insideV w:val="single" w:sz="4" w:color="B7C4D6"/>
-        </w:tblBorders>
         <w:tblCellMar>
           <w:top w:w="80" w:type="dxa"/>
+          <w:left w:w="120" w:type="dxa"/>
           <w:bottom w:w="80" w:type="dxa"/>
-          <w:start w:w="120" w:type="dxa"/>
-          <w:end w:w="120" w:type="dxa"/>
+          <w:right w:w="120" w:type="dxa"/>
         </w:tblCellMar>
+        <w:tblLook w:val="04A0" w:firstRow="1" w:lastRow="0" w:firstColumn="1" w:lastColumn="0" w:noHBand="0" w:noVBand="1"/>
       </w:tblPr>
       <w:tblGrid>
-        <w:gridCol w:w="2400"/>
-        <w:gridCol w:w="6960"/>
+        <w:gridCol w:w="40"/>
+        <w:gridCol w:w="2390"/>
+        <w:gridCol w:w="6890"/>
+        <w:gridCol w:w="40"/>
       </w:tblGrid>
       <w:tr>
+        <w:trPr>
+          <w:gridBefore w:val="1"/>
+          <w:wBefore w:w="40" w:type="dxa"/>
+        </w:trPr>
         <w:tc>
           <w:tcPr>
             <w:tcW w:w="2400" w:type="dxa"/>
-            <w:shd w:fill="E8EEF5"/>
-          </w:tcPr>
-          <w:p>
-            <w:pPr>
-              <w:spacing w:after="60" w:line="300" w:lineRule="auto"/>
+            <w:shd w:val="clear" w:color="auto" w:fill="E8EEF5"/>
+          </w:tcPr>
+          <w:p>
+            <w:pPr>
+              <w:spacing w:after="60"/>
             </w:pPr>
             <w:r>
               <w:rPr>
@@ -63,11 +70,12 @@
         <w:tc>
           <w:tcPr>
             <w:tcW w:w="6960" w:type="dxa"/>
-            <w:shd w:fill="E8EEF5"/>
-          </w:tcPr>
-          <w:p>
-            <w:pPr>
-              <w:spacing w:after="60" w:line="300" w:lineRule="auto"/>
+            <w:gridSpan w:val="2"/>
+            <w:shd w:val="clear" w:color="auto" w:fill="E8EEF5"/>
+          </w:tcPr>
+          <w:p>
+            <w:pPr>
+              <w:spacing w:after="60"/>
             </w:pPr>
             <w:r>
               <w:rPr>
@@ -79,13 +87,17 @@
         </w:tc>
       </w:tr>
       <w:tr>
+        <w:trPr>
+          <w:gridBefore w:val="1"/>
+          <w:wBefore w:w="40" w:type="dxa"/>
+        </w:trPr>
         <w:tc>
           <w:tcPr>
             <w:tcW w:w="2400" w:type="dxa"/>
           </w:tcPr>
           <w:p>
             <w:pPr>
-              <w:spacing w:after="60" w:line="300" w:lineRule="auto"/>
+              <w:spacing w:after="60"/>
             </w:pPr>
             <w:r>
               <w:t>Scope</w:t>
@@ -95,10 +107,11 @@
         <w:tc>
           <w:tcPr>
             <w:tcW w:w="6960" w:type="dxa"/>
-          </w:tcPr>
-          <w:p>
-            <w:pPr>
-              <w:spacing w:after="60" w:line="300" w:lineRule="auto"/>
+            <w:gridSpan w:val="2"/>
+          </w:tcPr>
+          <w:p>
+            <w:pPr>
+              <w:spacing w:after="60"/>
             </w:pPr>
             <w:r>
               <w:t>Only workflow, file movement, logging behavior, and July 8, 2026 work log.</w:t>
@@ -107,13 +120,17 @@
         </w:tc>
       </w:tr>
       <w:tr>
+        <w:trPr>
+          <w:gridBefore w:val="1"/>
+          <w:wBefore w:w="40" w:type="dxa"/>
+        </w:trPr>
         <w:tc>
           <w:tcPr>
             <w:tcW w:w="2400" w:type="dxa"/>
           </w:tcPr>
           <w:p>
             <w:pPr>
-              <w:spacing w:after="60" w:line="300" w:lineRule="auto"/>
+              <w:spacing w:after="60"/>
             </w:pPr>
             <w:r>
               <w:t>SharePoint site</w:t>
@@ -123,10 +140,11 @@
         <w:tc>
           <w:tcPr>
             <w:tcW w:w="6960" w:type="dxa"/>
-          </w:tcPr>
-          <w:p>
-            <w:pPr>
-              <w:spacing w:after="60" w:line="300" w:lineRule="auto"/>
+            <w:gridSpan w:val="2"/>
+          </w:tcPr>
+          <w:p>
+            <w:pPr>
+              <w:spacing w:after="60"/>
             </w:pPr>
             <w:r>
               <w:t>http://spse26h/GM</w:t>
@@ -135,13 +153,17 @@
         </w:tc>
       </w:tr>
       <w:tr>
+        <w:trPr>
+          <w:gridBefore w:val="1"/>
+          <w:wBefore w:w="40" w:type="dxa"/>
+        </w:trPr>
         <w:tc>
           <w:tcPr>
             <w:tcW w:w="2400" w:type="dxa"/>
           </w:tcPr>
           <w:p>
             <w:pPr>
-              <w:spacing w:after="60" w:line="300" w:lineRule="auto"/>
+              <w:spacing w:after="60"/>
             </w:pPr>
             <w:r>
               <w:t>Requests list</w:t>
@@ -151,10 +173,11 @@
         <w:tc>
           <w:tcPr>
             <w:tcW w:w="6960" w:type="dxa"/>
-          </w:tcPr>
-          <w:p>
-            <w:pPr>
-              <w:spacing w:after="60" w:line="300" w:lineRule="auto"/>
+            <w:gridSpan w:val="2"/>
+          </w:tcPr>
+          <w:p>
+            <w:pPr>
+              <w:spacing w:after="60"/>
             </w:pPr>
             <w:r>
               <w:t>GM Requests</w:t>
@@ -163,13 +186,17 @@
         </w:tc>
       </w:tr>
       <w:tr>
+        <w:trPr>
+          <w:gridBefore w:val="1"/>
+          <w:wBefore w:w="40" w:type="dxa"/>
+        </w:trPr>
         <w:tc>
           <w:tcPr>
             <w:tcW w:w="2400" w:type="dxa"/>
           </w:tcPr>
           <w:p>
             <w:pPr>
-              <w:spacing w:after="60" w:line="300" w:lineRule="auto"/>
+              <w:spacing w:after="60"/>
             </w:pPr>
             <w:r>
               <w:t>PDF library</w:t>
@@ -179,25 +206,33 @@
         <w:tc>
           <w:tcPr>
             <w:tcW w:w="6960" w:type="dxa"/>
-          </w:tcPr>
-          <w:p>
-            <w:pPr>
-              <w:spacing w:after="60" w:line="300" w:lineRule="auto"/>
-            </w:pPr>
-            <w:r>
-              <w:t>GM Approval Documents</w:t>
+            <w:gridSpan w:val="2"/>
+          </w:tcPr>
+          <w:p>
+            <w:pPr>
+              <w:spacing w:after="60"/>
+            </w:pPr>
+            <w:r>
+              <w:t xml:space="preserve">GM </w:t>
+            </w:r>
+            <w:r>
+              <w:t>Approval Documents</w:t>
             </w:r>
           </w:p>
         </w:tc>
       </w:tr>
       <w:tr>
+        <w:trPr>
+          <w:gridBefore w:val="1"/>
+          <w:wBefore w:w="40" w:type="dxa"/>
+        </w:trPr>
         <w:tc>
           <w:tcPr>
             <w:tcW w:w="2400" w:type="dxa"/>
           </w:tcPr>
           <w:p>
             <w:pPr>
-              <w:spacing w:after="60" w:line="300" w:lineRule="auto"/>
+              <w:spacing w:after="60"/>
             </w:pPr>
             <w:r>
               <w:t>Server share</w:t>
@@ -207,10 +242,11 @@
         <w:tc>
           <w:tcPr>
             <w:tcW w:w="6960" w:type="dxa"/>
-          </w:tcPr>
-          <w:p>
-            <w:pPr>
-              <w:spacing w:after="60" w:line="300" w:lineRule="auto"/>
+            <w:gridSpan w:val="2"/>
+          </w:tcPr>
+          <w:p>
+            <w:pPr>
+              <w:spacing w:after="60"/>
             </w:pPr>
             <w:r>
               <w:t>C:\GMApprovalShare and \\SPSE26H\GMApprovalShare</w:t>
@@ -219,13 +255,17 @@
         </w:tc>
       </w:tr>
       <w:tr>
+        <w:trPr>
+          <w:gridBefore w:val="1"/>
+          <w:wBefore w:w="40" w:type="dxa"/>
+        </w:trPr>
         <w:tc>
           <w:tcPr>
             <w:tcW w:w="2400" w:type="dxa"/>
           </w:tcPr>
           <w:p>
             <w:pPr>
-              <w:spacing w:after="60" w:line="300" w:lineRule="auto"/>
+              <w:spacing w:after="60"/>
             </w:pPr>
             <w:r>
               <w:t>Sync script</w:t>
@@ -235,10 +275,11 @@
         <w:tc>
           <w:tcPr>
             <w:tcW w:w="6960" w:type="dxa"/>
-          </w:tcPr>
-          <w:p>
-            <w:pPr>
-              <w:spacing w:after="60" w:line="300" w:lineRule="auto"/>
+            <w:gridSpan w:val="2"/>
+          </w:tcPr>
+          <w:p>
+            <w:pPr>
+              <w:spacing w:after="60"/>
             </w:pPr>
             <w:r>
               <w:t>C:\GMApprovalDashboard\tools\GMApprovalFileSync.ps1</w:t>
@@ -247,13 +288,17 @@
         </w:tc>
       </w:tr>
       <w:tr>
+        <w:trPr>
+          <w:gridBefore w:val="1"/>
+          <w:wBefore w:w="40" w:type="dxa"/>
+        </w:trPr>
         <w:tc>
           <w:tcPr>
             <w:tcW w:w="2400" w:type="dxa"/>
           </w:tcPr>
           <w:p>
             <w:pPr>
-              <w:spacing w:after="60" w:line="300" w:lineRule="auto"/>
+              <w:spacing w:after="60"/>
             </w:pPr>
             <w:r>
               <w:t>Scheduled task</w:t>
@@ -263,193 +308,234 @@
         <w:tc>
           <w:tcPr>
             <w:tcW w:w="6960" w:type="dxa"/>
-          </w:tcPr>
-          <w:p>
-            <w:pPr>
-              <w:spacing w:after="60" w:line="300" w:lineRule="auto"/>
+            <w:gridSpan w:val="2"/>
+          </w:tcPr>
+          <w:p>
+            <w:pPr>
+              <w:spacing w:after="60"/>
             </w:pPr>
             <w:r>
               <w:t>GM Approval File Sync</w:t>
+            </w:r>
+          </w:p>
+        </w:tc>
+      </w:tr>
+      <w:tr>
+        <w:tblPrEx>
+          <w:tblBorders>
+            <w:insideH w:val="none" w:sz="0" w:space="0" w:color="auto"/>
+            <w:insideV w:val="none" w:sz="0" w:space="0" w:color="auto"/>
+          </w:tblBorders>
+          <w:tblCellMar>
+            <w:top w:w="120" w:type="dxa"/>
+            <w:left w:w="160" w:type="dxa"/>
+            <w:bottom w:w="120" w:type="dxa"/>
+            <w:right w:w="160" w:type="dxa"/>
+          </w:tblCellMar>
+        </w:tblPrEx>
+        <w:trPr>
+          <w:gridAfter w:val="1"/>
+          <w:wAfter w:w="40" w:type="dxa"/>
+        </w:trPr>
+        <w:tc>
+          <w:tcPr>
+            <w:tcW w:w="9360" w:type="dxa"/>
+            <w:gridSpan w:val="3"/>
+            <w:shd w:val="clear" w:color="auto" w:fill="F4F6F9"/>
+          </w:tcPr>
+          <w:p>
+            <w:r>
+              <w:rPr>
+                <w:b/>
+                <w:color w:val="1F3A5F"/>
+              </w:rPr>
+              <w:t>Main rule: SharePoint controls the request status; the PowerShell sync</w:t>
+            </w:r>
+            <w:r>
+              <w:rPr>
+                <w:b/>
+                <w:color w:val="1F3A5F"/>
+              </w:rPr>
+              <w:t xml:space="preserve"> script moves or copies the PDF into the correct server folder based on that status.</w:t>
             </w:r>
           </w:p>
         </w:tc>
       </w:tr>
     </w:tbl>
+    <w:p>
+      <w:pPr>
+        <w:pStyle w:val="Heading1"/>
+      </w:pPr>
+      <w:r>
+        <w:t>1. Workflow Summary</w:t>
+      </w:r>
+    </w:p>
+    <w:p>
+      <w:pPr>
+        <w:numPr>
+          <w:ilvl w:val="0"/>
+          <w:numId w:val="2"/>
+        </w:numPr>
+        <w:spacing w:after="80"/>
+      </w:pPr>
+      <w:r>
+        <w:t xml:space="preserve">Secretary creates a request from the </w:t>
+      </w:r>
+      <w:proofErr w:type="spellStart"/>
+      <w:r>
+        <w:t>SPFx</w:t>
+      </w:r>
+      <w:proofErr w:type="spellEnd"/>
+      <w:r>
+        <w:t xml:space="preserve"> form and uploads the request PDF.</w:t>
+      </w:r>
+    </w:p>
+    <w:p>
+      <w:pPr>
+        <w:numPr>
+          <w:ilvl w:val="0"/>
+          <w:numId w:val="2"/>
+        </w:numPr>
+        <w:spacing w:after="80"/>
+      </w:pPr>
+      <w:r>
+        <w:t>The web part creates an item in GM Requests and stores the PDF in GM Appro</w:t>
+      </w:r>
+      <w:r>
+        <w:t>val Documents.</w:t>
+      </w:r>
+    </w:p>
+    <w:p>
+      <w:pPr>
+        <w:numPr>
+          <w:ilvl w:val="0"/>
+          <w:numId w:val="2"/>
+        </w:numPr>
+        <w:spacing w:after="80"/>
+      </w:pPr>
+      <w:r>
+        <w:t xml:space="preserve">The web part updates the PDF library item with </w:t>
+      </w:r>
+      <w:proofErr w:type="spellStart"/>
+      <w:r>
+        <w:t>RequestNo</w:t>
+      </w:r>
+      <w:proofErr w:type="spellEnd"/>
+      <w:r>
+        <w:t xml:space="preserve"> and </w:t>
+      </w:r>
+      <w:proofErr w:type="spellStart"/>
+      <w:r>
+        <w:t>RequestItemId</w:t>
+      </w:r>
+      <w:proofErr w:type="spellEnd"/>
+      <w:r>
+        <w:t>. These two fields are required for the sync script to identify the correct PDF.</w:t>
+      </w:r>
+    </w:p>
+    <w:p>
+      <w:pPr>
+        <w:numPr>
+          <w:ilvl w:val="0"/>
+          <w:numId w:val="2"/>
+        </w:numPr>
+        <w:spacing w:after="80"/>
+      </w:pPr>
+      <w:r>
+        <w:t>Office Manager reviews the request and routes it to HOD, GM signature, hold, or reject</w:t>
+      </w:r>
+      <w:r>
+        <w:t>.</w:t>
+      </w:r>
+    </w:p>
+    <w:p>
+      <w:pPr>
+        <w:numPr>
+          <w:ilvl w:val="0"/>
+          <w:numId w:val="2"/>
+        </w:numPr>
+        <w:spacing w:after="80"/>
+      </w:pPr>
+      <w:r>
+        <w:t>If HOD review is needed, HOD adds a comment and returns the request to Office Manager.</w:t>
+      </w:r>
+    </w:p>
+    <w:p>
+      <w:pPr>
+        <w:numPr>
+          <w:ilvl w:val="0"/>
+          <w:numId w:val="2"/>
+        </w:numPr>
+        <w:spacing w:after="80"/>
+      </w:pPr>
+      <w:r>
+        <w:t>When the status becomes Pending GM Signature, the sync script copies the PDF to the Pending folder for GM signing.</w:t>
+      </w:r>
+    </w:p>
+    <w:p>
+      <w:pPr>
+        <w:numPr>
+          <w:ilvl w:val="0"/>
+          <w:numId w:val="2"/>
+        </w:numPr>
+        <w:spacing w:after="80"/>
+      </w:pPr>
+      <w:r>
+        <w:t>After the GM signs, Office Manager changes the reque</w:t>
+      </w:r>
+      <w:r>
+        <w:t>st status to GM Signed Pending Office Manager Confirmation or confirms approval in the dashboard.</w:t>
+      </w:r>
+    </w:p>
+    <w:p>
+      <w:pPr>
+        <w:numPr>
+          <w:ilvl w:val="0"/>
+          <w:numId w:val="2"/>
+        </w:numPr>
+        <w:spacing w:after="80"/>
+      </w:pPr>
+      <w:r>
+        <w:t>The sync script copies the signed/pending local file to Signed, then later to Archive when the request is Closed or Rejected.</w:t>
+      </w:r>
+    </w:p>
+    <w:p>
+      <w:r>
+        <w:lastRenderedPageBreak/>
+        <w:t>Important: the current automatio</w:t>
+      </w:r>
+      <w:r>
+        <w:t>n does not detect a PDF modification and change the SharePoint status automatically. The status still has to be changed from the dashboard. Automatic signed-PDF detection can be added later.</w:t>
+      </w:r>
+    </w:p>
+    <w:p>
+      <w:pPr>
+        <w:pStyle w:val="Heading1"/>
+      </w:pPr>
+      <w:r>
+        <w:t>2. File Movement Matrix</w:t>
+      </w:r>
+    </w:p>
     <w:tbl>
       <w:tblPr>
         <w:tblW w:w="9360" w:type="dxa"/>
         <w:tblInd w:w="120" w:type="dxa"/>
+        <w:tblBorders>
+          <w:top w:val="single" w:sz="4" w:space="0" w:color="B7C4D6"/>
+          <w:left w:val="single" w:sz="4" w:space="0" w:color="B7C4D6"/>
+          <w:bottom w:val="single" w:sz="4" w:space="0" w:color="B7C4D6"/>
+          <w:right w:val="single" w:sz="4" w:space="0" w:color="B7C4D6"/>
+          <w:insideH w:val="single" w:sz="4" w:space="0" w:color="B7C4D6"/>
+          <w:insideV w:val="single" w:sz="4" w:space="0" w:color="B7C4D6"/>
+        </w:tblBorders>
         <w:tblLayout w:type="fixed"/>
-        <w:tblBorders>
-          <w:top w:val="single" w:sz="4" w:color="B7C4D6"/>
-          <w:left w:val="single" w:sz="4" w:color="B7C4D6"/>
-          <w:bottom w:val="single" w:sz="4" w:color="B7C4D6"/>
-          <w:right w:val="single" w:sz="4" w:color="B7C4D6"/>
-        </w:tblBorders>
-        <w:tblCellMar>
-          <w:top w:w="120" w:type="dxa"/>
-          <w:bottom w:w="120" w:type="dxa"/>
-          <w:start w:w="160" w:type="dxa"/>
-          <w:end w:w="160" w:type="dxa"/>
-        </w:tblCellMar>
-      </w:tblPr>
-      <w:tblGrid>
-        <w:gridCol w:w="9360"/>
-      </w:tblGrid>
-      <w:tr>
-        <w:tc>
-          <w:tcPr>
-            <w:tcW w:w="9360" w:type="dxa"/>
-            <w:shd w:fill="F4F6F9"/>
-          </w:tcPr>
-          <w:p>
-            <w:r>
-              <w:rPr>
-                <w:b/>
-                <w:color w:val="1F3A5F"/>
-              </w:rPr>
-              <w:t>Main rule: SharePoint controls the request status; the PowerShell sync script moves or copies the PDF into the correct server folder based on that status.</w:t>
-            </w:r>
-          </w:p>
-        </w:tc>
-      </w:tr>
-    </w:tbl>
-    <w:p>
-      <w:pPr>
-        <w:pStyle w:val="Heading1"/>
-      </w:pPr>
-      <w:r>
-        <w:t>1. Workflow Summary</w:t>
-      </w:r>
-    </w:p>
-    <w:p>
-      <w:pPr>
-        <w:numPr>
-          <w:ilvl w:val="0"/>
-          <w:numId w:val="2"/>
-        </w:numPr>
-        <w:spacing w:after="80" w:line="300" w:lineRule="auto"/>
-      </w:pPr>
-      <w:r>
-        <w:t>Secretary creates a request from the SPFx form and uploads the request PDF.</w:t>
-      </w:r>
-    </w:p>
-    <w:p>
-      <w:pPr>
-        <w:numPr>
-          <w:ilvl w:val="0"/>
-          <w:numId w:val="2"/>
-        </w:numPr>
-        <w:spacing w:after="80" w:line="300" w:lineRule="auto"/>
-      </w:pPr>
-      <w:r>
-        <w:t>The web part creates an item in GM Requests and stores the PDF in GM Approval Documents.</w:t>
-      </w:r>
-    </w:p>
-    <w:p>
-      <w:pPr>
-        <w:numPr>
-          <w:ilvl w:val="0"/>
-          <w:numId w:val="2"/>
-        </w:numPr>
-        <w:spacing w:after="80" w:line="300" w:lineRule="auto"/>
-      </w:pPr>
-      <w:r>
-        <w:t>The web part updates the PDF library item with RequestNo and RequestItemId. These two fields are required for the sync script to identify the correct PDF.</w:t>
-      </w:r>
-    </w:p>
-    <w:p>
-      <w:pPr>
-        <w:numPr>
-          <w:ilvl w:val="0"/>
-          <w:numId w:val="2"/>
-        </w:numPr>
-        <w:spacing w:after="80" w:line="300" w:lineRule="auto"/>
-      </w:pPr>
-      <w:r>
-        <w:t>Office Manager reviews the request and routes it to HOD, GM signature, hold, or reject.</w:t>
-      </w:r>
-    </w:p>
-    <w:p>
-      <w:pPr>
-        <w:numPr>
-          <w:ilvl w:val="0"/>
-          <w:numId w:val="2"/>
-        </w:numPr>
-        <w:spacing w:after="80" w:line="300" w:lineRule="auto"/>
-      </w:pPr>
-      <w:r>
-        <w:t>If HOD review is needed, HOD adds a comment and returns the request to Office Manager.</w:t>
-      </w:r>
-    </w:p>
-    <w:p>
-      <w:pPr>
-        <w:numPr>
-          <w:ilvl w:val="0"/>
-          <w:numId w:val="2"/>
-        </w:numPr>
-        <w:spacing w:after="80" w:line="300" w:lineRule="auto"/>
-      </w:pPr>
-      <w:r>
-        <w:t>When the status becomes Pending GM Signature, the sync script copies the PDF to the Pending folder for GM signing.</w:t>
-      </w:r>
-    </w:p>
-    <w:p>
-      <w:pPr>
-        <w:numPr>
-          <w:ilvl w:val="0"/>
-          <w:numId w:val="2"/>
-        </w:numPr>
-        <w:spacing w:after="80" w:line="300" w:lineRule="auto"/>
-      </w:pPr>
-      <w:r>
-        <w:t>After the GM signs, Office Manager changes the request status to GM Signed Pending Office Manager Confirmation or confirms approval in the dashboard.</w:t>
-      </w:r>
-    </w:p>
-    <w:p>
-      <w:pPr>
-        <w:numPr>
-          <w:ilvl w:val="0"/>
-          <w:numId w:val="2"/>
-        </w:numPr>
-        <w:spacing w:after="80" w:line="300" w:lineRule="auto"/>
-      </w:pPr>
-      <w:r>
-        <w:t>The sync script copies the signed/pending local file to Signed, then later to Archive when the request is Closed or Rejected.</w:t>
-      </w:r>
-    </w:p>
-    <w:p>
-      <w:r>
-        <w:t>Important: the current automation does not detect a PDF modification and change the SharePoint status automatically. The status still has to be changed from the dashboard. Automatic signed-PDF detection can be added later.</w:t>
-      </w:r>
-    </w:p>
-    <w:p>
-      <w:pPr>
-        <w:pStyle w:val="Heading1"/>
-      </w:pPr>
-      <w:r>
-        <w:t>2. File Movement Matrix</w:t>
-      </w:r>
-    </w:p>
-    <w:tbl>
-      <w:tblPr>
-        <w:tblW w:w="9360" w:type="dxa"/>
-        <w:tblInd w:w="120" w:type="dxa"/>
-        <w:tblLayout w:type="fixed"/>
-        <w:tblBorders>
-          <w:top w:val="single" w:sz="4" w:color="B7C4D6"/>
-          <w:left w:val="single" w:sz="4" w:color="B7C4D6"/>
-          <w:bottom w:val="single" w:sz="4" w:color="B7C4D6"/>
-          <w:right w:val="single" w:sz="4" w:color="B7C4D6"/>
-          <w:insideH w:val="single" w:sz="4" w:color="B7C4D6"/>
-          <w:insideV w:val="single" w:sz="4" w:color="B7C4D6"/>
-        </w:tblBorders>
         <w:tblCellMar>
           <w:top w:w="80" w:type="dxa"/>
+          <w:left w:w="120" w:type="dxa"/>
           <w:bottom w:w="80" w:type="dxa"/>
-          <w:start w:w="120" w:type="dxa"/>
-          <w:end w:w="120" w:type="dxa"/>
+          <w:right w:w="120" w:type="dxa"/>
         </w:tblCellMar>
+        <w:tblLook w:val="04A0" w:firstRow="1" w:lastRow="0" w:firstColumn="1" w:lastColumn="0" w:noHBand="0" w:noVBand="1"/>
       </w:tblPr>
       <w:tblGrid>
         <w:gridCol w:w="2800"/>
@@ -460,11 +546,11 @@
         <w:tc>
           <w:tcPr>
             <w:tcW w:w="2800" w:type="dxa"/>
-            <w:shd w:fill="E8EEF5"/>
-          </w:tcPr>
-          <w:p>
-            <w:pPr>
-              <w:spacing w:after="60" w:line="300" w:lineRule="auto"/>
+            <w:shd w:val="clear" w:color="auto" w:fill="E8EEF5"/>
+          </w:tcPr>
+          <w:p>
+            <w:pPr>
+              <w:spacing w:after="60"/>
             </w:pPr>
             <w:r>
               <w:rPr>
@@ -477,28 +563,34 @@
         <w:tc>
           <w:tcPr>
             <w:tcW w:w="3700" w:type="dxa"/>
-            <w:shd w:fill="E8EEF5"/>
-          </w:tcPr>
-          <w:p>
-            <w:pPr>
-              <w:spacing w:after="60" w:line="300" w:lineRule="auto"/>
+            <w:shd w:val="clear" w:color="auto" w:fill="E8EEF5"/>
+          </w:tcPr>
+          <w:p>
+            <w:pPr>
+              <w:spacing w:after="60"/>
             </w:pPr>
             <w:r>
               <w:rPr>
                 <w:b/>
               </w:rPr>
-              <w:t>What the sync script does</w:t>
+              <w:t>What the sync script do</w:t>
+            </w:r>
+            <w:r>
+              <w:rPr>
+                <w:b/>
+              </w:rPr>
+              <w:t>es</w:t>
             </w:r>
           </w:p>
         </w:tc>
         <w:tc>
           <w:tcPr>
             <w:tcW w:w="2860" w:type="dxa"/>
-            <w:shd w:fill="E8EEF5"/>
-          </w:tcPr>
-          <w:p>
-            <w:pPr>
-              <w:spacing w:after="60" w:line="300" w:lineRule="auto"/>
+            <w:shd w:val="clear" w:color="auto" w:fill="E8EEF5"/>
+          </w:tcPr>
+          <w:p>
+            <w:pPr>
+              <w:spacing w:after="60"/>
             </w:pPr>
             <w:r>
               <w:rPr>
@@ -516,7 +608,7 @@
           </w:tcPr>
           <w:p>
             <w:pPr>
-              <w:spacing w:after="60" w:line="300" w:lineRule="auto"/>
+              <w:spacing w:after="60"/>
             </w:pPr>
             <w:r>
               <w:t>Pending Office Manager</w:t>
@@ -529,7 +621,7 @@
           </w:tcPr>
           <w:p>
             <w:pPr>
-              <w:spacing w:after="60" w:line="300" w:lineRule="auto"/>
+              <w:spacing w:after="60"/>
             </w:pPr>
             <w:r>
               <w:t>No file copy is required yet.</w:t>
@@ -542,7 +634,7 @@
           </w:tcPr>
           <w:p>
             <w:pPr>
-              <w:spacing w:after="60" w:line="300" w:lineRule="auto"/>
+              <w:spacing w:after="60"/>
             </w:pPr>
             <w:r>
               <w:t>PDF remains in SharePoint library and request attachment.</w:t>
@@ -557,7 +649,7 @@
           </w:tcPr>
           <w:p>
             <w:pPr>
-              <w:spacing w:after="60" w:line="300" w:lineRule="auto"/>
+              <w:spacing w:after="60"/>
             </w:pPr>
             <w:r>
               <w:t>Sent to HOD</w:t>
@@ -570,7 +662,7 @@
           </w:tcPr>
           <w:p>
             <w:pPr>
-              <w:spacing w:after="60" w:line="300" w:lineRule="auto"/>
+              <w:spacing w:after="60"/>
             </w:pPr>
             <w:r>
               <w:t>No server folder movement is required.</w:t>
@@ -583,7 +675,7 @@
           </w:tcPr>
           <w:p>
             <w:pPr>
-              <w:spacing w:after="60" w:line="300" w:lineRule="auto"/>
+              <w:spacing w:after="60"/>
             </w:pPr>
             <w:r>
               <w:t>PDF remains in SharePoint library and request attachment.</w:t>
@@ -598,10 +690,13 @@
           </w:tcPr>
           <w:p>
             <w:pPr>
-              <w:spacing w:after="60" w:line="300" w:lineRule="auto"/>
-            </w:pPr>
-            <w:r>
-              <w:t>Returned from HOD</w:t>
+              <w:spacing w:after="60"/>
+            </w:pPr>
+            <w:r>
+              <w:t>Returned</w:t>
+            </w:r>
+            <w:r>
+              <w:t xml:space="preserve"> from HOD</w:t>
             </w:r>
           </w:p>
         </w:tc>
@@ -611,7 +706,7 @@
           </w:tcPr>
           <w:p>
             <w:pPr>
-              <w:spacing w:after="60" w:line="300" w:lineRule="auto"/>
+              <w:spacing w:after="60"/>
             </w:pPr>
             <w:r>
               <w:t>No server folder movement is required.</w:t>
@@ -624,7 +719,7 @@
           </w:tcPr>
           <w:p>
             <w:pPr>
-              <w:spacing w:after="60" w:line="300" w:lineRule="auto"/>
+              <w:spacing w:after="60"/>
             </w:pPr>
             <w:r>
               <w:t>Office Manager reviews HOD comment.</w:t>
@@ -639,7 +734,7 @@
           </w:tcPr>
           <w:p>
             <w:pPr>
-              <w:spacing w:after="60" w:line="300" w:lineRule="auto"/>
+              <w:spacing w:after="60"/>
             </w:pPr>
             <w:r>
               <w:t>Pending GM Signature</w:t>
@@ -652,10 +747,18 @@
           </w:tcPr>
           <w:p>
             <w:pPr>
-              <w:spacing w:after="60" w:line="300" w:lineRule="auto"/>
-            </w:pPr>
-            <w:r>
-              <w:t>Copies the request PDF from GM Approval Documents to Pending and updates SharedFolderPath.</w:t>
+              <w:spacing w:after="60"/>
+            </w:pPr>
+            <w:r>
+              <w:t xml:space="preserve">Copies the request PDF from GM Approval Documents to Pending and updates </w:t>
+            </w:r>
+            <w:proofErr w:type="spellStart"/>
+            <w:r>
+              <w:t>SharedFolderPath</w:t>
+            </w:r>
+            <w:proofErr w:type="spellEnd"/>
+            <w:r>
+              <w:t>.</w:t>
             </w:r>
           </w:p>
         </w:tc>
@@ -665,7 +768,7 @@
           </w:tcPr>
           <w:p>
             <w:pPr>
-              <w:spacing w:after="60" w:line="300" w:lineRule="auto"/>
+              <w:spacing w:after="60"/>
             </w:pPr>
             <w:r>
               <w:t>C:\GMApprovalShare\Pending\&lt;RequestNo&gt;.pdf</w:t>
@@ -680,10 +783,13 @@
           </w:tcPr>
           <w:p>
             <w:pPr>
-              <w:spacing w:after="60" w:line="300" w:lineRule="auto"/>
-            </w:pPr>
-            <w:r>
-              <w:t>GM Signed Pending Office Manager Confirmation</w:t>
+              <w:spacing w:after="60"/>
+            </w:pPr>
+            <w:r>
+              <w:t>GM Signed Pend</w:t>
+            </w:r>
+            <w:r>
+              <w:t>ing Office Manager Confirmation</w:t>
             </w:r>
           </w:p>
         </w:tc>
@@ -693,10 +799,18 @@
           </w:tcPr>
           <w:p>
             <w:pPr>
-              <w:spacing w:after="60" w:line="300" w:lineRule="auto"/>
-            </w:pPr>
-            <w:r>
-              <w:t>Copies local Pending file to Signed and updates SharedFolderPath.</w:t>
+              <w:spacing w:after="60"/>
+            </w:pPr>
+            <w:r>
+              <w:t xml:space="preserve">Copies local Pending file to Signed and updates </w:t>
+            </w:r>
+            <w:proofErr w:type="spellStart"/>
+            <w:r>
+              <w:t>SharedFolderPath</w:t>
+            </w:r>
+            <w:proofErr w:type="spellEnd"/>
+            <w:r>
+              <w:t>.</w:t>
             </w:r>
           </w:p>
         </w:tc>
@@ -706,7 +820,7 @@
           </w:tcPr>
           <w:p>
             <w:pPr>
-              <w:spacing w:after="60" w:line="300" w:lineRule="auto"/>
+              <w:spacing w:after="60"/>
             </w:pPr>
             <w:r>
               <w:t>C:\GMApprovalShare\Signed\&lt;RequestNo&gt;.pdf</w:t>
@@ -721,7 +835,7 @@
           </w:tcPr>
           <w:p>
             <w:pPr>
-              <w:spacing w:after="60" w:line="300" w:lineRule="auto"/>
+              <w:spacing w:after="60"/>
             </w:pPr>
             <w:r>
               <w:t>Approved by GM</w:t>
@@ -734,10 +848,18 @@
           </w:tcPr>
           <w:p>
             <w:pPr>
-              <w:spacing w:after="60" w:line="300" w:lineRule="auto"/>
-            </w:pPr>
-            <w:r>
-              <w:t>Keeps/copies file in Signed and updates SharedFolderPath.</w:t>
+              <w:spacing w:after="60"/>
+            </w:pPr>
+            <w:r>
+              <w:t xml:space="preserve">Keeps/copies file in Signed and updates </w:t>
+            </w:r>
+            <w:proofErr w:type="spellStart"/>
+            <w:r>
+              <w:t>SharedFolderPath</w:t>
+            </w:r>
+            <w:proofErr w:type="spellEnd"/>
+            <w:r>
+              <w:t>.</w:t>
             </w:r>
           </w:p>
         </w:tc>
@@ -747,7 +869,7 @@
           </w:tcPr>
           <w:p>
             <w:pPr>
-              <w:spacing w:after="60" w:line="300" w:lineRule="auto"/>
+              <w:spacing w:after="60"/>
             </w:pPr>
             <w:r>
               <w:t>C:\GMApprovalShare\Signed\&lt;RequestNo&gt;.pdf</w:t>
@@ -762,7 +884,7 @@
           </w:tcPr>
           <w:p>
             <w:pPr>
-              <w:spacing w:after="60" w:line="300" w:lineRule="auto"/>
+              <w:spacing w:after="60"/>
             </w:pPr>
             <w:r>
               <w:t>Closed</w:t>
@@ -775,7 +897,7 @@
           </w:tcPr>
           <w:p>
             <w:pPr>
-              <w:spacing w:after="60" w:line="300" w:lineRule="auto"/>
+              <w:spacing w:after="60"/>
             </w:pPr>
             <w:r>
               <w:t>Copies the final PDF to Archive.</w:t>
@@ -788,7 +910,7 @@
           </w:tcPr>
           <w:p>
             <w:pPr>
-              <w:spacing w:after="60" w:line="300" w:lineRule="auto"/>
+              <w:spacing w:after="60"/>
             </w:pPr>
             <w:r>
               <w:t>C:\GMApprovalShare\Archive\&lt;RequestNo&gt;.pdf</w:t>
@@ -803,7 +925,7 @@
           </w:tcPr>
           <w:p>
             <w:pPr>
-              <w:spacing w:after="60" w:line="300" w:lineRule="auto"/>
+              <w:spacing w:after="60"/>
             </w:pPr>
             <w:r>
               <w:t>Rejected</w:t>
@@ -816,7 +938,7 @@
           </w:tcPr>
           <w:p>
             <w:pPr>
-              <w:spacing w:after="60" w:line="300" w:lineRule="auto"/>
+              <w:spacing w:after="60"/>
             </w:pPr>
             <w:r>
               <w:t>Copies the available final/request PDF to Archive.</w:t>
@@ -829,7 +951,7 @@
           </w:tcPr>
           <w:p>
             <w:pPr>
-              <w:spacing w:after="60" w:line="300" w:lineRule="auto"/>
+              <w:spacing w:after="60"/>
             </w:pPr>
             <w:r>
               <w:t>C:\GMApprovalShare\Archive\&lt;RequestNo&gt;.pdf</w:t>
@@ -852,10 +974,13 @@
           <w:ilvl w:val="0"/>
           <w:numId w:val="1"/>
         </w:numPr>
-        <w:spacing w:after="80" w:line="300" w:lineRule="auto"/>
-      </w:pPr>
-      <w:r>
-        <w:t>General log: C:\GMApprovalShare\Logs\GMApprovalFileSync.log</w:t>
+        <w:spacing w:after="80"/>
+      </w:pPr>
+      <w:r>
+        <w:t>General log: C:\GMApprovalShare\Logs\GMApproval</w:t>
+      </w:r>
+      <w:r>
+        <w:t>FileSync.log</w:t>
       </w:r>
     </w:p>
     <w:p>
@@ -864,7 +989,7 @@
           <w:ilvl w:val="0"/>
           <w:numId w:val="1"/>
         </w:numPr>
-        <w:spacing w:after="80" w:line="300" w:lineRule="auto"/>
+        <w:spacing w:after="80"/>
       </w:pPr>
       <w:r>
         <w:t>Per-request log: C:\GMApprovalShare\Logs\&lt;RequestNo&gt;.log</w:t>
@@ -876,9 +1001,10 @@
           <w:ilvl w:val="0"/>
           <w:numId w:val="1"/>
         </w:numPr>
-        <w:spacing w:after="80" w:line="300" w:lineRule="auto"/>
-      </w:pPr>
-      <w:r>
+        <w:spacing w:after="80"/>
+      </w:pPr>
+      <w:r>
+        <w:lastRenderedPageBreak/>
         <w:t>State file: C:\GMApprovalShare\Logs\GMApprovalFileSync.state.json</w:t>
       </w:r>
     </w:p>
@@ -888,10 +1014,18 @@
           <w:ilvl w:val="0"/>
           <w:numId w:val="1"/>
         </w:numPr>
-        <w:spacing w:after="80" w:line="300" w:lineRule="auto"/>
-      </w:pPr>
-      <w:r>
-        <w:t>The general log records task start, task completion, checked item count, and errors.</w:t>
+        <w:spacing w:after="80"/>
+      </w:pPr>
+      <w:r>
+        <w:t xml:space="preserve">The general log records task </w:t>
+      </w:r>
+      <w:proofErr w:type="gramStart"/>
+      <w:r>
+        <w:t>start</w:t>
+      </w:r>
+      <w:proofErr w:type="gramEnd"/>
+      <w:r>
+        <w:t>, task completion, checked item count, and errors.</w:t>
       </w:r>
     </w:p>
     <w:p>
@@ -900,10 +1034,13 @@
           <w:ilvl w:val="0"/>
           <w:numId w:val="1"/>
         </w:numPr>
-        <w:spacing w:after="80" w:line="300" w:lineRule="auto"/>
-      </w:pPr>
-      <w:r>
-        <w:t>The per-request log records initial tracking and each later change in the request fields.</w:t>
+        <w:spacing w:after="80"/>
+      </w:pPr>
+      <w:r>
+        <w:t>The per-request log records initial</w:t>
+      </w:r>
+      <w:r>
+        <w:t xml:space="preserve"> tracking and each later change in the request fields.</w:t>
       </w:r>
     </w:p>
     <w:p>
@@ -912,10 +1049,34 @@
           <w:ilvl w:val="0"/>
           <w:numId w:val="1"/>
         </w:numPr>
-        <w:spacing w:after="80" w:line="300" w:lineRule="auto"/>
-      </w:pPr>
-      <w:r>
-        <w:t>Comment changes are captured for OfficeManagerComment, HODComment, and GMComment.</w:t>
+        <w:spacing w:after="80"/>
+      </w:pPr>
+      <w:r>
+        <w:t xml:space="preserve">Comment changes are captured for </w:t>
+      </w:r>
+      <w:proofErr w:type="spellStart"/>
+      <w:r>
+        <w:t>OfficeManagerComment</w:t>
+      </w:r>
+      <w:proofErr w:type="spellEnd"/>
+      <w:r>
+        <w:t xml:space="preserve">, </w:t>
+      </w:r>
+      <w:proofErr w:type="spellStart"/>
+      <w:r>
+        <w:t>HODComment</w:t>
+      </w:r>
+      <w:proofErr w:type="spellEnd"/>
+      <w:r>
+        <w:t xml:space="preserve">, and </w:t>
+      </w:r>
+      <w:proofErr w:type="spellStart"/>
+      <w:r>
+        <w:t>GMComment</w:t>
+      </w:r>
+      <w:proofErr w:type="spellEnd"/>
+      <w:r>
+        <w:t>.</w:t>
       </w:r>
     </w:p>
     <w:p>
@@ -924,7 +1085,7 @@
           <w:ilvl w:val="0"/>
           <w:numId w:val="1"/>
         </w:numPr>
-        <w:spacing w:after="80" w:line="300" w:lineRule="auto"/>
+        <w:spacing w:after="80"/>
       </w:pPr>
       <w:r>
         <w:t>Status changes are written in an easy-to-read block with the previous value and the new value.</w:t>
@@ -932,163 +1093,194 @@
     </w:p>
     <w:p>
       <w:r>
-        <w:t>Example per-request log block:</w:t>
-      </w:r>
-    </w:p>
-    <w:p>
-      <w:pPr>
-        <w:pStyle w:val="CodeBlock"/>
-      </w:pPr>
-      <w:r>
-        <w:rPr>
-          <w:rFonts w:ascii="Consolas" w:hAnsi="Consolas"/>
-          <w:sz w:val="16"/>
-        </w:rPr>
-        <w:t xml:space="preserve">================================================</w:t>
-      </w:r>
-    </w:p>
-    <w:p>
-      <w:pPr>
-        <w:pStyle w:val="CodeBlock"/>
-      </w:pPr>
-      <w:r>
-        <w:rPr>
-          <w:rFonts w:ascii="Consolas" w:hAnsi="Consolas"/>
-          <w:sz w:val="16"/>
-        </w:rPr>
-        <w:t xml:space="preserve">Audit event : Request changed</w:t>
-      </w:r>
-    </w:p>
-    <w:p>
-      <w:pPr>
-        <w:pStyle w:val="CodeBlock"/>
-      </w:pPr>
-      <w:r>
-        <w:rPr>
-          <w:rFonts w:ascii="Consolas" w:hAnsi="Consolas"/>
-          <w:sz w:val="16"/>
-        </w:rPr>
-        <w:t xml:space="preserve">Audit time  : 2026-07-08 03:22:25</w:t>
-      </w:r>
-    </w:p>
-    <w:p>
-      <w:pPr>
-        <w:pStyle w:val="CodeBlock"/>
-      </w:pPr>
-      <w:r>
-        <w:rPr>
-          <w:rFonts w:ascii="Consolas" w:hAnsi="Consolas"/>
-          <w:sz w:val="16"/>
-        </w:rPr>
-        <w:t xml:space="preserve">Request ID  : 22</w:t>
-      </w:r>
-    </w:p>
-    <w:p>
-      <w:pPr>
-        <w:pStyle w:val="CodeBlock"/>
-      </w:pPr>
-      <w:r>
-        <w:rPr>
-          <w:rFonts w:ascii="Consolas" w:hAnsi="Consolas"/>
-          <w:sz w:val="16"/>
-        </w:rPr>
-        <w:t xml:space="preserve">Request No  : REQ-20260708-00022</w:t>
-      </w:r>
-    </w:p>
-    <w:p>
-      <w:pPr>
-        <w:pStyle w:val="CodeBlock"/>
-      </w:pPr>
-      <w:r>
-        <w:rPr>
-          <w:rFonts w:ascii="Consolas" w:hAnsi="Consolas"/>
-          <w:sz w:val="16"/>
-        </w:rPr>
-        <w:t xml:space="preserve">Modified By : TEST\amr</w:t>
-      </w:r>
-    </w:p>
-    <w:p>
-      <w:pPr>
-        <w:pStyle w:val="CodeBlock"/>
-      </w:pPr>
-      <w:r>
-        <w:rPr>
-          <w:rFonts w:ascii="Consolas" w:hAnsi="Consolas"/>
-          <w:sz w:val="16"/>
-        </w:rPr>
-        <w:t xml:space="preserve">------------------------------------------------</w:t>
-      </w:r>
-    </w:p>
-    <w:p>
-      <w:pPr>
-        <w:pStyle w:val="CodeBlock"/>
-      </w:pPr>
-      <w:r>
-        <w:rPr>
-          <w:rFonts w:ascii="Consolas" w:hAnsi="Consolas"/>
-          <w:sz w:val="16"/>
-        </w:rPr>
-        <w:t xml:space="preserve">Status : Pending GM Signature</w:t>
-      </w:r>
-    </w:p>
-    <w:p>
-      <w:pPr>
-        <w:pStyle w:val="CodeBlock"/>
-      </w:pPr>
-      <w:r>
-        <w:rPr>
-          <w:rFonts w:ascii="Consolas" w:hAnsi="Consolas"/>
-          <w:sz w:val="16"/>
-        </w:rPr>
-        <w:t xml:space="preserve">Status changed to : GM Signed Pending Office Manager Confirmation</w:t>
-      </w:r>
-    </w:p>
-    <w:p>
-      <w:pPr>
-        <w:pStyle w:val="CodeBlock"/>
-      </w:pPr>
-      <w:r>
-        <w:rPr>
-          <w:rFonts w:ascii="Consolas" w:hAnsi="Consolas"/>
-          <w:sz w:val="16"/>
-        </w:rPr>
-        <w:t xml:space="preserve">------------------------------------------------</w:t>
-      </w:r>
-    </w:p>
-    <w:p>
-      <w:pPr>
-        <w:pStyle w:val="CodeBlock"/>
-      </w:pPr>
-      <w:r>
-        <w:rPr>
-          <w:rFonts w:ascii="Consolas" w:hAnsi="Consolas"/>
-          <w:sz w:val="16"/>
-        </w:rPr>
-        <w:t xml:space="preserve">Office Manager Comment changed</w:t>
-      </w:r>
-    </w:p>
-    <w:p>
-      <w:pPr>
-        <w:pStyle w:val="CodeBlock"/>
-      </w:pPr>
-      <w:r>
-        <w:rPr>
-          <w:rFonts w:ascii="Consolas" w:hAnsi="Consolas"/>
-          <w:sz w:val="16"/>
-        </w:rPr>
-        <w:t xml:space="preserve">Old Office Manager Comment : [blank]</w:t>
-      </w:r>
-    </w:p>
-    <w:p>
-      <w:pPr>
-        <w:pStyle w:val="CodeBlock"/>
-      </w:pPr>
-      <w:r>
-        <w:rPr>
-          <w:rFonts w:ascii="Consolas" w:hAnsi="Consolas"/>
-          <w:sz w:val="16"/>
-        </w:rPr>
-        <w:t xml:space="preserve">New Office Manager Comment : Sent to GM signature and received signed PDF.</w:t>
+        <w:t xml:space="preserve">Example per-request log </w:t>
+      </w:r>
+      <w:r>
+        <w:t>block:</w:t>
+      </w:r>
+    </w:p>
+    <w:p>
+      <w:pPr>
+        <w:pStyle w:val="CodeBlock"/>
+      </w:pPr>
+      <w:r>
+        <w:t>================================================</w:t>
+      </w:r>
+    </w:p>
+    <w:p>
+      <w:pPr>
+        <w:pStyle w:val="CodeBlock"/>
+      </w:pPr>
+      <w:r>
+        <w:t xml:space="preserve">Audit </w:t>
+      </w:r>
+      <w:proofErr w:type="gramStart"/>
+      <w:r>
+        <w:t>event :</w:t>
+      </w:r>
+      <w:proofErr w:type="gramEnd"/>
+      <w:r>
+        <w:t xml:space="preserve"> Request changed</w:t>
+      </w:r>
+    </w:p>
+    <w:p>
+      <w:pPr>
+        <w:pStyle w:val="CodeBlock"/>
+      </w:pPr>
+      <w:r>
+        <w:t xml:space="preserve">Audit </w:t>
+      </w:r>
+      <w:proofErr w:type="gramStart"/>
+      <w:r>
+        <w:t>time  :</w:t>
+      </w:r>
+      <w:proofErr w:type="gramEnd"/>
+      <w:r>
+        <w:t xml:space="preserve"> 2026-07-08 03:22:25</w:t>
+      </w:r>
+    </w:p>
+    <w:p>
+      <w:pPr>
+        <w:pStyle w:val="CodeBlock"/>
+      </w:pPr>
+      <w:r>
+        <w:t xml:space="preserve">Request </w:t>
+      </w:r>
+      <w:proofErr w:type="gramStart"/>
+      <w:r>
+        <w:t>ID  :</w:t>
+      </w:r>
+      <w:proofErr w:type="gramEnd"/>
+      <w:r>
+        <w:t xml:space="preserve"> 22</w:t>
+      </w:r>
+    </w:p>
+    <w:p>
+      <w:pPr>
+        <w:pStyle w:val="CodeBlock"/>
+      </w:pPr>
+      <w:r>
+        <w:t xml:space="preserve">Request </w:t>
+      </w:r>
+      <w:proofErr w:type="gramStart"/>
+      <w:r>
+        <w:t>No  :</w:t>
+      </w:r>
+      <w:proofErr w:type="gramEnd"/>
+      <w:r>
+        <w:t xml:space="preserve"> REQ-20260708-00022</w:t>
+      </w:r>
+    </w:p>
+    <w:p>
+      <w:pPr>
+        <w:pStyle w:val="CodeBlock"/>
+      </w:pPr>
+      <w:r>
+        <w:t xml:space="preserve">Modified </w:t>
+      </w:r>
+      <w:proofErr w:type="gramStart"/>
+      <w:r>
+        <w:t>By :</w:t>
+      </w:r>
+      <w:proofErr w:type="gramEnd"/>
+      <w:r>
+        <w:t xml:space="preserve"> TEST\</w:t>
+      </w:r>
+      <w:proofErr w:type="spellStart"/>
+      <w:r>
+        <w:t>amr</w:t>
+      </w:r>
+      <w:proofErr w:type="spellEnd"/>
+    </w:p>
+    <w:p>
+      <w:pPr>
+        <w:pStyle w:val="CodeBlock"/>
+      </w:pPr>
+      <w:r>
+        <w:t>------------------------------------------------</w:t>
+      </w:r>
+    </w:p>
+    <w:p>
+      <w:pPr>
+        <w:pStyle w:val="CodeBlock"/>
+      </w:pPr>
+      <w:proofErr w:type="gramStart"/>
+      <w:r>
+        <w:t>Status :</w:t>
+      </w:r>
+      <w:proofErr w:type="gramEnd"/>
+      <w:r>
+        <w:t xml:space="preserve"> Pendi</w:t>
+      </w:r>
+      <w:r>
+        <w:t>ng GM Signature</w:t>
+      </w:r>
+    </w:p>
+    <w:p>
+      <w:pPr>
+        <w:pStyle w:val="CodeBlock"/>
+      </w:pPr>
+      <w:r>
+        <w:t xml:space="preserve">Status changed </w:t>
+      </w:r>
+      <w:proofErr w:type="gramStart"/>
+      <w:r>
+        <w:t>to :</w:t>
+      </w:r>
+      <w:proofErr w:type="gramEnd"/>
+      <w:r>
+        <w:t xml:space="preserve"> GM Signed Pending Office Manager Confirmation</w:t>
+      </w:r>
+    </w:p>
+    <w:p>
+      <w:pPr>
+        <w:pStyle w:val="CodeBlock"/>
+      </w:pPr>
+      <w:r>
+        <w:t>------------------------------------------------</w:t>
+      </w:r>
+    </w:p>
+    <w:p>
+      <w:pPr>
+        <w:pStyle w:val="CodeBlock"/>
+      </w:pPr>
+      <w:r>
+        <w:t>Office Manager Comment changed</w:t>
+      </w:r>
+    </w:p>
+    <w:p>
+      <w:pPr>
+        <w:pStyle w:val="CodeBlock"/>
+      </w:pPr>
+      <w:r>
+        <w:t xml:space="preserve">Old Office Manager </w:t>
+      </w:r>
+      <w:proofErr w:type="gramStart"/>
+      <w:r>
+        <w:t>Comment :</w:t>
+      </w:r>
+      <w:proofErr w:type="gramEnd"/>
+      <w:r>
+        <w:t xml:space="preserve"> [blank]</w:t>
+      </w:r>
+    </w:p>
+    <w:p>
+      <w:pPr>
+        <w:pStyle w:val="CodeBlock"/>
+      </w:pPr>
+      <w:r>
+        <w:t xml:space="preserve">New Office Manager </w:t>
+      </w:r>
+      <w:proofErr w:type="gramStart"/>
+      <w:r>
+        <w:t>Comment :</w:t>
+      </w:r>
+      <w:proofErr w:type="gramEnd"/>
+      <w:r>
+        <w:t xml:space="preserve"> Sent to GM signature and rec</w:t>
+      </w:r>
+      <w:r>
+        <w:t>eived signed PDF.</w:t>
       </w:r>
     </w:p>
     <w:p>
@@ -1109,70 +1301,90 @@
         <w:pStyle w:val="CodeBlock"/>
       </w:pPr>
       <w:r>
-        <w:rPr>
-          <w:rFonts w:ascii="Consolas" w:hAnsi="Consolas"/>
-          <w:sz w:val="16"/>
-        </w:rPr>
-        <w:t xml:space="preserve">function Sync-RequestFiles {</w:t>
-      </w:r>
-    </w:p>
-    <w:p>
-      <w:pPr>
-        <w:pStyle w:val="CodeBlock"/>
-      </w:pPr>
-      <w:r>
-        <w:rPr>
-          <w:rFonts w:ascii="Consolas" w:hAnsi="Consolas"/>
-          <w:sz w:val="16"/>
-        </w:rPr>
-        <w:t xml:space="preserve">  param(</w:t>
-      </w:r>
-    </w:p>
-    <w:p>
-      <w:pPr>
-        <w:pStyle w:val="CodeBlock"/>
-      </w:pPr>
-      <w:r>
-        <w:rPr>
-          <w:rFonts w:ascii="Consolas" w:hAnsi="Consolas"/>
-          <w:sz w:val="16"/>
-        </w:rPr>
-        <w:t xml:space="preserve">    [Microsoft.SharePoint.SPListItem]$Item,</w:t>
-      </w:r>
-    </w:p>
-    <w:p>
-      <w:pPr>
-        <w:pStyle w:val="CodeBlock"/>
-      </w:pPr>
-      <w:r>
-        <w:rPr>
-          <w:rFonts w:ascii="Consolas" w:hAnsi="Consolas"/>
-          <w:sz w:val="16"/>
-        </w:rPr>
-        <w:t xml:space="preserve">    [Microsoft.SharePoint.SPList]$Library,</w:t>
-      </w:r>
-    </w:p>
-    <w:p>
-      <w:pPr>
-        <w:pStyle w:val="CodeBlock"/>
-      </w:pPr>
-      <w:r>
-        <w:rPr>
-          <w:rFonts w:ascii="Consolas" w:hAnsi="Consolas"/>
-          <w:sz w:val="16"/>
-        </w:rPr>
-        <w:t xml:space="preserve">    [hashtable]$Snapshot</w:t>
-      </w:r>
-    </w:p>
-    <w:p>
-      <w:pPr>
-        <w:pStyle w:val="CodeBlock"/>
-      </w:pPr>
-      <w:r>
-        <w:rPr>
-          <w:rFonts w:ascii="Consolas" w:hAnsi="Consolas"/>
-          <w:sz w:val="16"/>
-        </w:rPr>
+        <w:t>function Sync-</w:t>
+      </w:r>
+      <w:proofErr w:type="spellStart"/>
+      <w:r>
+        <w:t>RequestFiles</w:t>
+      </w:r>
+      <w:proofErr w:type="spellEnd"/>
+      <w:r>
+        <w:t xml:space="preserve"> {</w:t>
+      </w:r>
+    </w:p>
+    <w:p>
+      <w:pPr>
+        <w:pStyle w:val="CodeBlock"/>
+      </w:pPr>
+      <w:r>
+        <w:t xml:space="preserve">  </w:t>
+      </w:r>
+      <w:proofErr w:type="gramStart"/>
+      <w:r>
+        <w:t>param(</w:t>
+      </w:r>
+      <w:proofErr w:type="gramEnd"/>
+    </w:p>
+    <w:p>
+      <w:pPr>
+        <w:pStyle w:val="CodeBlock"/>
+      </w:pPr>
+      <w:r>
+        <w:t xml:space="preserve">    [</w:t>
+      </w:r>
+      <w:proofErr w:type="spellStart"/>
+      <w:proofErr w:type="gramStart"/>
+      <w:r>
+        <w:t>Microsoft.SharePoint.SPListItem</w:t>
+      </w:r>
+      <w:proofErr w:type="spellEnd"/>
+      <w:proofErr w:type="gramEnd"/>
+      <w:r>
+        <w:t>]$Item,</w:t>
+      </w:r>
+    </w:p>
+    <w:p>
+      <w:pPr>
+        <w:pStyle w:val="CodeBlock"/>
+      </w:pPr>
+      <w:r>
+        <w:t xml:space="preserve">    [</w:t>
+      </w:r>
+      <w:proofErr w:type="spellStart"/>
+      <w:proofErr w:type="gramStart"/>
+      <w:r>
+        <w:t>Microsoft.SharePoint.S</w:t>
+      </w:r>
+      <w:r>
+        <w:t>PList</w:t>
+      </w:r>
+      <w:proofErr w:type="spellEnd"/>
+      <w:proofErr w:type="gramEnd"/>
+      <w:r>
+        <w:t>]$Library,</w:t>
+      </w:r>
+    </w:p>
+    <w:p>
+      <w:pPr>
+        <w:pStyle w:val="CodeBlock"/>
+      </w:pPr>
+      <w:r>
+        <w:t xml:space="preserve">    [</w:t>
+      </w:r>
+      <w:proofErr w:type="spellStart"/>
+      <w:r>
+        <w:t>hashtable</w:t>
+      </w:r>
+      <w:proofErr w:type="spellEnd"/>
+      <w:r>
+        <w:t>]$Snapshot</w:t>
+      </w:r>
+    </w:p>
+    <w:p>
+      <w:pPr>
+        <w:pStyle w:val="CodeBlock"/>
+      </w:pPr>
+      <w:r>
         <w:t xml:space="preserve">  )</w:t>
       </w:r>
     </w:p>
@@ -1181,10 +1393,6 @@
         <w:pStyle w:val="CodeBlock"/>
       </w:pPr>
       <w:r>
-        <w:rPr>
-          <w:rFonts w:ascii="Consolas" w:hAnsi="Consolas"/>
-          <w:sz w:val="16"/>
-        </w:rPr>
         <w:t xml:space="preserve"> </w:t>
       </w:r>
     </w:p>
@@ -1193,34 +1401,40 @@
         <w:pStyle w:val="CodeBlock"/>
       </w:pPr>
       <w:r>
-        <w:rPr>
-          <w:rFonts w:ascii="Consolas" w:hAnsi="Consolas"/>
-          <w:sz w:val="16"/>
-        </w:rPr>
-        <w:t xml:space="preserve">  $requestNo = $Snapshot.RequestNo</w:t>
-      </w:r>
-    </w:p>
-    <w:p>
-      <w:pPr>
-        <w:pStyle w:val="CodeBlock"/>
-      </w:pPr>
-      <w:r>
-        <w:rPr>
-          <w:rFonts w:ascii="Consolas" w:hAnsi="Consolas"/>
-          <w:sz w:val="16"/>
-        </w:rPr>
-        <w:t xml:space="preserve">  $status = $Snapshot.Status</w:t>
-      </w:r>
-    </w:p>
-    <w:p>
-      <w:pPr>
-        <w:pStyle w:val="CodeBlock"/>
-      </w:pPr>
-      <w:r>
-        <w:rPr>
-          <w:rFonts w:ascii="Consolas" w:hAnsi="Consolas"/>
-          <w:sz w:val="16"/>
-        </w:rPr>
+        <w:t xml:space="preserve">  $</w:t>
+      </w:r>
+      <w:proofErr w:type="spellStart"/>
+      <w:r>
+        <w:t>requestNo</w:t>
+      </w:r>
+      <w:proofErr w:type="spellEnd"/>
+      <w:r>
+        <w:t xml:space="preserve"> = $</w:t>
+      </w:r>
+      <w:proofErr w:type="spellStart"/>
+      <w:r>
+        <w:t>Snapshot.RequestNo</w:t>
+      </w:r>
+      <w:proofErr w:type="spellEnd"/>
+    </w:p>
+    <w:p>
+      <w:pPr>
+        <w:pStyle w:val="CodeBlock"/>
+      </w:pPr>
+      <w:r>
+        <w:t xml:space="preserve">  $status = $</w:t>
+      </w:r>
+      <w:proofErr w:type="spellStart"/>
+      <w:r>
+        <w:t>Snapshot.Status</w:t>
+      </w:r>
+      <w:proofErr w:type="spellEnd"/>
+    </w:p>
+    <w:p>
+      <w:pPr>
+        <w:pStyle w:val="CodeBlock"/>
+      </w:pPr>
+      <w:r>
         <w:t xml:space="preserve"> </w:t>
       </w:r>
     </w:p>
@@ -1229,22 +1443,35 @@
         <w:pStyle w:val="CodeBlock"/>
       </w:pPr>
       <w:r>
-        <w:rPr>
-          <w:rFonts w:ascii="Consolas" w:hAnsi="Consolas"/>
-          <w:sz w:val="16"/>
-        </w:rPr>
-        <w:t xml:space="preserve">  if ([string]::IsNullOrWhiteSpace($requestNo)) {</w:t>
-      </w:r>
-    </w:p>
-    <w:p>
-      <w:pPr>
-        <w:pStyle w:val="CodeBlock"/>
-      </w:pPr>
-      <w:r>
-        <w:rPr>
-          <w:rFonts w:ascii="Consolas" w:hAnsi="Consolas"/>
-          <w:sz w:val="16"/>
-        </w:rPr>
+        <w:t xml:space="preserve">  if ([string</w:t>
+      </w:r>
+      <w:proofErr w:type="gramStart"/>
+      <w:r>
+        <w:t>]::</w:t>
+      </w:r>
+      <w:proofErr w:type="spellStart"/>
+      <w:proofErr w:type="gramEnd"/>
+      <w:r>
+        <w:t>IsNullOrWhiteSpace</w:t>
+      </w:r>
+      <w:proofErr w:type="spellEnd"/>
+      <w:r>
+        <w:t>($</w:t>
+      </w:r>
+      <w:proofErr w:type="spellStart"/>
+      <w:r>
+        <w:t>requestNo</w:t>
+      </w:r>
+      <w:proofErr w:type="spellEnd"/>
+      <w:r>
+        <w:t>)) {</w:t>
+      </w:r>
+    </w:p>
+    <w:p>
+      <w:pPr>
+        <w:pStyle w:val="CodeBlock"/>
+      </w:pPr>
+      <w:r>
         <w:t xml:space="preserve">    return</w:t>
       </w:r>
     </w:p>
@@ -1253,10 +1480,6 @@
         <w:pStyle w:val="CodeBlock"/>
       </w:pPr>
       <w:r>
-        <w:rPr>
-          <w:rFonts w:ascii="Consolas" w:hAnsi="Consolas"/>
-          <w:sz w:val="16"/>
-        </w:rPr>
         <w:t xml:space="preserve">  }</w:t>
       </w:r>
     </w:p>
@@ -1265,10 +1488,6 @@
         <w:pStyle w:val="CodeBlock"/>
       </w:pPr>
       <w:r>
-        <w:rPr>
-          <w:rFonts w:ascii="Consolas" w:hAnsi="Consolas"/>
-          <w:sz w:val="16"/>
-        </w:rPr>
         <w:t xml:space="preserve"> </w:t>
       </w:r>
     </w:p>
@@ -1277,58 +1496,134 @@
         <w:pStyle w:val="CodeBlock"/>
       </w:pPr>
       <w:r>
-        <w:rPr>
-          <w:rFonts w:ascii="Consolas" w:hAnsi="Consolas"/>
-          <w:sz w:val="16"/>
-        </w:rPr>
-        <w:t xml:space="preserve">  $pdfFile = Get-RequestPdfFile $Library $requestNo $Item.ID</w:t>
-      </w:r>
-    </w:p>
-    <w:p>
-      <w:pPr>
-        <w:pStyle w:val="CodeBlock"/>
-      </w:pPr>
-      <w:r>
-        <w:rPr>
-          <w:rFonts w:ascii="Consolas" w:hAnsi="Consolas"/>
-          <w:sz w:val="16"/>
-        </w:rPr>
-        <w:t xml:space="preserve">  $pendingFilePath = Join-Path $pendingPath ($requestNo + ".pdf")</w:t>
-      </w:r>
-    </w:p>
-    <w:p>
-      <w:pPr>
-        <w:pStyle w:val="CodeBlock"/>
-      </w:pPr>
-      <w:r>
-        <w:rPr>
-          <w:rFonts w:ascii="Consolas" w:hAnsi="Consolas"/>
-          <w:sz w:val="16"/>
-        </w:rPr>
-        <w:t xml:space="preserve">  $signedFilePath = Join-Path $signedPath ($requestNo + ".pdf")</w:t>
-      </w:r>
-    </w:p>
-    <w:p>
-      <w:pPr>
-        <w:pStyle w:val="CodeBlock"/>
-      </w:pPr>
-      <w:r>
-        <w:rPr>
-          <w:rFonts w:ascii="Consolas" w:hAnsi="Consolas"/>
-          <w:sz w:val="16"/>
-        </w:rPr>
-        <w:t xml:space="preserve">  $archiveFilePath = Join-Path $archivePath ($requestNo + ".pdf")</w:t>
-      </w:r>
-    </w:p>
-    <w:p>
-      <w:pPr>
-        <w:pStyle w:val="CodeBlock"/>
-      </w:pPr>
-      <w:r>
-        <w:rPr>
-          <w:rFonts w:ascii="Consolas" w:hAnsi="Consolas"/>
-          <w:sz w:val="16"/>
-        </w:rPr>
+        <w:t xml:space="preserve">  $</w:t>
+      </w:r>
+      <w:proofErr w:type="spellStart"/>
+      <w:r>
+        <w:t>pdfFile</w:t>
+      </w:r>
+      <w:proofErr w:type="spellEnd"/>
+      <w:r>
+        <w:t xml:space="preserve"> = Get-</w:t>
+      </w:r>
+      <w:proofErr w:type="spellStart"/>
+      <w:r>
+        <w:t>RequestPdfFile</w:t>
+      </w:r>
+      <w:proofErr w:type="spellEnd"/>
+      <w:r>
+        <w:t xml:space="preserve"> $Library $</w:t>
+      </w:r>
+      <w:proofErr w:type="spellStart"/>
+      <w:r>
+        <w:t>requestNo</w:t>
+      </w:r>
+      <w:proofErr w:type="spellEnd"/>
+      <w:r>
+        <w:t xml:space="preserve"> $Item.ID</w:t>
+      </w:r>
+    </w:p>
+    <w:p>
+      <w:pPr>
+        <w:pStyle w:val="CodeBlock"/>
+      </w:pPr>
+      <w:r>
+        <w:t xml:space="preserve">  $</w:t>
+      </w:r>
+      <w:proofErr w:type="spellStart"/>
+      <w:r>
+        <w:t>pendingFilePath</w:t>
+      </w:r>
+      <w:proofErr w:type="spellEnd"/>
+      <w:r>
+        <w:t xml:space="preserve"> = Join-Path $</w:t>
+      </w:r>
+      <w:proofErr w:type="spellStart"/>
+      <w:r>
+        <w:t>pendingPath</w:t>
+      </w:r>
+      <w:proofErr w:type="spellEnd"/>
+      <w:r>
+        <w:t xml:space="preserve"> ($</w:t>
+      </w:r>
+      <w:proofErr w:type="spellStart"/>
+      <w:r>
+        <w:t>requestNo</w:t>
+      </w:r>
+      <w:proofErr w:type="spellEnd"/>
+      <w:r>
+        <w:t xml:space="preserve"> + ".pdf")</w:t>
+      </w:r>
+    </w:p>
+    <w:p>
+      <w:pPr>
+        <w:pStyle w:val="CodeBlock"/>
+      </w:pPr>
+      <w:r>
+        <w:t xml:space="preserve">  $</w:t>
+      </w:r>
+      <w:proofErr w:type="spellStart"/>
+      <w:r>
+        <w:t>signedFilePath</w:t>
+      </w:r>
+      <w:proofErr w:type="spellEnd"/>
+      <w:r>
+        <w:t xml:space="preserve"> = Join-Path $</w:t>
+      </w:r>
+      <w:proofErr w:type="spellStart"/>
+      <w:r>
+        <w:t>signedPath</w:t>
+      </w:r>
+      <w:proofErr w:type="spellEnd"/>
+      <w:r>
+        <w:t xml:space="preserve"> ($</w:t>
+      </w:r>
+      <w:proofErr w:type="spellStart"/>
+      <w:r>
+        <w:t>requestNo</w:t>
+      </w:r>
+      <w:proofErr w:type="spellEnd"/>
+      <w:r>
+        <w:t xml:space="preserve"> + ".pdf")</w:t>
+      </w:r>
+    </w:p>
+    <w:p>
+      <w:pPr>
+        <w:pStyle w:val="CodeBlock"/>
+      </w:pPr>
+      <w:r>
+        <w:t xml:space="preserve">  $</w:t>
+      </w:r>
+      <w:proofErr w:type="spellStart"/>
+      <w:r>
+        <w:t>archiveFilePath</w:t>
+      </w:r>
+      <w:proofErr w:type="spellEnd"/>
+      <w:r>
+        <w:t xml:space="preserve"> = Join-Path $</w:t>
+      </w:r>
+      <w:proofErr w:type="spellStart"/>
+      <w:r>
+        <w:t>archivePath</w:t>
+      </w:r>
+      <w:proofErr w:type="spellEnd"/>
+      <w:r>
+        <w:t xml:space="preserve"> ($</w:t>
+      </w:r>
+      <w:proofErr w:type="spellStart"/>
+      <w:r>
+        <w:t>requestNo</w:t>
+      </w:r>
+      <w:proofErr w:type="spellEnd"/>
+      <w:r>
+        <w:t xml:space="preserve"> + ".pdf")</w:t>
+      </w:r>
+    </w:p>
+    <w:p>
+      <w:pPr>
+        <w:pStyle w:val="CodeBlock"/>
+      </w:pPr>
+      <w:r>
         <w:t xml:space="preserve"> </w:t>
       </w:r>
     </w:p>
@@ -1337,10 +1632,6 @@
         <w:pStyle w:val="CodeBlock"/>
       </w:pPr>
       <w:r>
-        <w:rPr>
-          <w:rFonts w:ascii="Consolas" w:hAnsi="Consolas"/>
-          <w:sz w:val="16"/>
-        </w:rPr>
         <w:t xml:space="preserve">  if ($status -eq "Pending GM Signature") {</w:t>
       </w:r>
     </w:p>
@@ -1349,34 +1640,83 @@
         <w:pStyle w:val="CodeBlock"/>
       </w:pPr>
       <w:r>
-        <w:rPr>
-          <w:rFonts w:ascii="Consolas" w:hAnsi="Consolas"/>
-          <w:sz w:val="16"/>
-        </w:rPr>
-        <w:t xml:space="preserve">    Copy-SPFileIfMissing $pdfFile $pendingFilePath $requestNo "Copied PDF to Pending"</w:t>
-      </w:r>
-    </w:p>
-    <w:p>
-      <w:pPr>
-        <w:pStyle w:val="CodeBlock"/>
-      </w:pPr>
-      <w:r>
-        <w:rPr>
-          <w:rFonts w:ascii="Consolas" w:hAnsi="Consolas"/>
-          <w:sz w:val="16"/>
-        </w:rPr>
-        <w:t xml:space="preserve">    Set-SharedFolderPathIfNeeded $Item (($ShareUncRoot.TrimEnd("\")) + "\Pending\" + $requestNo + ".pdf") $requestNo</w:t>
-      </w:r>
-    </w:p>
-    <w:p>
-      <w:pPr>
-        <w:pStyle w:val="CodeBlock"/>
-      </w:pPr>
-      <w:r>
-        <w:rPr>
-          <w:rFonts w:ascii="Consolas" w:hAnsi="Consolas"/>
-          <w:sz w:val="16"/>
-        </w:rPr>
+        <w:t xml:space="preserve">    Copy-</w:t>
+      </w:r>
+      <w:proofErr w:type="spellStart"/>
+      <w:r>
+        <w:t>SPFileIfMissing</w:t>
+      </w:r>
+      <w:proofErr w:type="spellEnd"/>
+      <w:r>
+        <w:t xml:space="preserve"> $</w:t>
+      </w:r>
+      <w:proofErr w:type="spellStart"/>
+      <w:r>
+        <w:t>pdfFile</w:t>
+      </w:r>
+      <w:proofErr w:type="spellEnd"/>
+      <w:r>
+        <w:t xml:space="preserve"> $</w:t>
+      </w:r>
+      <w:proofErr w:type="spellStart"/>
+      <w:r>
+        <w:t>pendingFilePath</w:t>
+      </w:r>
+      <w:proofErr w:type="spellEnd"/>
+      <w:r>
+        <w:t xml:space="preserve"> $</w:t>
+      </w:r>
+      <w:proofErr w:type="spellStart"/>
+      <w:r>
+        <w:t>requestNo</w:t>
+      </w:r>
+      <w:proofErr w:type="spellEnd"/>
+      <w:r>
+        <w:t xml:space="preserve"> "Copied PDF to Pending"</w:t>
+      </w:r>
+    </w:p>
+    <w:p>
+      <w:pPr>
+        <w:pStyle w:val="CodeBlock"/>
+      </w:pPr>
+      <w:r>
+        <w:t xml:space="preserve">    Set-</w:t>
+      </w:r>
+      <w:proofErr w:type="spellStart"/>
+      <w:r>
+        <w:t>SharedFolderPathIfNeeded</w:t>
+      </w:r>
+      <w:proofErr w:type="spellEnd"/>
+      <w:r>
+        <w:t xml:space="preserve"> $Item (($</w:t>
+      </w:r>
+      <w:proofErr w:type="spellStart"/>
+      <w:r>
+        <w:t>ShareUncRoot.TrimEnd</w:t>
+      </w:r>
+      <w:proofErr w:type="spellEnd"/>
+      <w:r>
+        <w:t>("\")) + "\Pending\" + $</w:t>
+      </w:r>
+      <w:proofErr w:type="spellStart"/>
+      <w:r>
+        <w:t>requestNo</w:t>
+      </w:r>
+      <w:proofErr w:type="spellEnd"/>
+      <w:r>
+        <w:t xml:space="preserve"> + ".pdf") $</w:t>
+      </w:r>
+      <w:proofErr w:type="spellStart"/>
+      <w:r>
+        <w:t>requestNo</w:t>
+      </w:r>
+      <w:proofErr w:type="spellEnd"/>
+    </w:p>
+    <w:p>
+      <w:pPr>
+        <w:pStyle w:val="CodeBlock"/>
+      </w:pPr>
+      <w:r>
         <w:t xml:space="preserve">    return</w:t>
       </w:r>
     </w:p>
@@ -1385,10 +1725,6 @@
         <w:pStyle w:val="CodeBlock"/>
       </w:pPr>
       <w:r>
-        <w:rPr>
-          <w:rFonts w:ascii="Consolas" w:hAnsi="Consolas"/>
-          <w:sz w:val="16"/>
-        </w:rPr>
         <w:t xml:space="preserve">  }</w:t>
       </w:r>
     </w:p>
@@ -1397,10 +1733,6 @@
         <w:pStyle w:val="CodeBlock"/>
       </w:pPr>
       <w:r>
-        <w:rPr>
-          <w:rFonts w:ascii="Consolas" w:hAnsi="Consolas"/>
-          <w:sz w:val="16"/>
-        </w:rPr>
         <w:t xml:space="preserve"> </w:t>
       </w:r>
     </w:p>
@@ -1409,46 +1741,97 @@
         <w:pStyle w:val="CodeBlock"/>
       </w:pPr>
       <w:r>
-        <w:rPr>
-          <w:rFonts w:ascii="Consolas" w:hAnsi="Consolas"/>
-          <w:sz w:val="16"/>
-        </w:rPr>
-        <w:t xml:space="preserve">  if ($status -eq "GM Signed Pending Office Manager Confirmation" -or $status -eq "Approved by GM") {</w:t>
-      </w:r>
-    </w:p>
-    <w:p>
-      <w:pPr>
-        <w:pStyle w:val="CodeBlock"/>
-      </w:pPr>
-      <w:r>
-        <w:rPr>
-          <w:rFonts w:ascii="Consolas" w:hAnsi="Consolas"/>
-          <w:sz w:val="16"/>
-        </w:rPr>
-        <w:t xml:space="preserve">    Copy-LocalFileIfMissing $pendingFilePath $signedFilePath $requestNo "Copied PDF to Signed"</w:t>
-      </w:r>
-    </w:p>
-    <w:p>
-      <w:pPr>
-        <w:pStyle w:val="CodeBlock"/>
-      </w:pPr>
-      <w:r>
-        <w:rPr>
-          <w:rFonts w:ascii="Consolas" w:hAnsi="Consolas"/>
-          <w:sz w:val="16"/>
-        </w:rPr>
-        <w:t xml:space="preserve">    Set-SharedFolderPathIfNeeded $Item (($ShareUncRoot.TrimEnd("\")) + "\Signed\" + $requestNo + ".pdf") $requestNo</w:t>
-      </w:r>
-    </w:p>
-    <w:p>
-      <w:pPr>
-        <w:pStyle w:val="CodeBlock"/>
-      </w:pPr>
-      <w:r>
-        <w:rPr>
-          <w:rFonts w:ascii="Consolas" w:hAnsi="Consolas"/>
-          <w:sz w:val="16"/>
-        </w:rPr>
+        <w:t xml:space="preserve">  if ($status -eq "GM Signed Pending</w:t>
+      </w:r>
+      <w:r>
+        <w:t xml:space="preserve"> Office Manager Confirmation" -or $status -eq "Approved by GM") {</w:t>
+      </w:r>
+    </w:p>
+    <w:p>
+      <w:pPr>
+        <w:pStyle w:val="CodeBlock"/>
+      </w:pPr>
+      <w:r>
+        <w:t xml:space="preserve">    Copy-</w:t>
+      </w:r>
+      <w:proofErr w:type="spellStart"/>
+      <w:r>
+        <w:t>LocalFileIfMissing</w:t>
+      </w:r>
+      <w:proofErr w:type="spellEnd"/>
+      <w:r>
+        <w:t xml:space="preserve"> $</w:t>
+      </w:r>
+      <w:proofErr w:type="spellStart"/>
+      <w:r>
+        <w:t>pendingFilePath</w:t>
+      </w:r>
+      <w:proofErr w:type="spellEnd"/>
+      <w:r>
+        <w:t xml:space="preserve"> $</w:t>
+      </w:r>
+      <w:proofErr w:type="spellStart"/>
+      <w:r>
+        <w:t>signedFilePath</w:t>
+      </w:r>
+      <w:proofErr w:type="spellEnd"/>
+      <w:r>
+        <w:t xml:space="preserve"> $</w:t>
+      </w:r>
+      <w:proofErr w:type="spellStart"/>
+      <w:r>
+        <w:t>requestNo</w:t>
+      </w:r>
+      <w:proofErr w:type="spellEnd"/>
+      <w:r>
+        <w:t xml:space="preserve"> "Copied PDF to Signed"</w:t>
+      </w:r>
+    </w:p>
+    <w:p>
+      <w:pPr>
+        <w:pStyle w:val="CodeBlock"/>
+      </w:pPr>
+      <w:r>
+        <w:t xml:space="preserve">    Set-</w:t>
+      </w:r>
+      <w:proofErr w:type="spellStart"/>
+      <w:r>
+        <w:t>SharedFolderPathIfNeeded</w:t>
+      </w:r>
+      <w:proofErr w:type="spellEnd"/>
+      <w:r>
+        <w:t xml:space="preserve"> $Item (($</w:t>
+      </w:r>
+      <w:proofErr w:type="spellStart"/>
+      <w:r>
+        <w:t>ShareUncRoot.TrimEnd</w:t>
+      </w:r>
+      <w:proofErr w:type="spellEnd"/>
+      <w:r>
+        <w:t>("\")) + "\Signed\" + $</w:t>
+      </w:r>
+      <w:proofErr w:type="spellStart"/>
+      <w:r>
+        <w:t>requestNo</w:t>
+      </w:r>
+      <w:proofErr w:type="spellEnd"/>
+      <w:r>
+        <w:t xml:space="preserve"> </w:t>
+      </w:r>
+      <w:r>
+        <w:t>+ ".pdf") $</w:t>
+      </w:r>
+      <w:proofErr w:type="spellStart"/>
+      <w:r>
+        <w:t>requestNo</w:t>
+      </w:r>
+      <w:proofErr w:type="spellEnd"/>
+    </w:p>
+    <w:p>
+      <w:pPr>
+        <w:pStyle w:val="CodeBlock"/>
+      </w:pPr>
+      <w:r>
         <w:t xml:space="preserve">    return</w:t>
       </w:r>
     </w:p>
@@ -1457,10 +1840,6 @@
         <w:pStyle w:val="CodeBlock"/>
       </w:pPr>
       <w:r>
-        <w:rPr>
-          <w:rFonts w:ascii="Consolas" w:hAnsi="Consolas"/>
-          <w:sz w:val="16"/>
-        </w:rPr>
         <w:t xml:space="preserve">  }</w:t>
       </w:r>
     </w:p>
@@ -1469,10 +1848,6 @@
         <w:pStyle w:val="CodeBlock"/>
       </w:pPr>
       <w:r>
-        <w:rPr>
-          <w:rFonts w:ascii="Consolas" w:hAnsi="Consolas"/>
-          <w:sz w:val="16"/>
-        </w:rPr>
         <w:t xml:space="preserve"> </w:t>
       </w:r>
     </w:p>
@@ -1481,10 +1856,6 @@
         <w:pStyle w:val="CodeBlock"/>
       </w:pPr>
       <w:r>
-        <w:rPr>
-          <w:rFonts w:ascii="Consolas" w:hAnsi="Consolas"/>
-          <w:sz w:val="16"/>
-        </w:rPr>
         <w:t xml:space="preserve">  if ($status -eq "Closed" -or $status -eq "Rejected") {</w:t>
       </w:r>
     </w:p>
@@ -1493,58 +1864,138 @@
         <w:pStyle w:val="CodeBlock"/>
       </w:pPr>
       <w:r>
-        <w:rPr>
-          <w:rFonts w:ascii="Consolas" w:hAnsi="Consolas"/>
-          <w:sz w:val="16"/>
-        </w:rPr>
-        <w:t xml:space="preserve">    if (Test-Path -LiteralPath $signedFilePath) {</w:t>
-      </w:r>
-    </w:p>
-    <w:p>
-      <w:pPr>
-        <w:pStyle w:val="CodeBlock"/>
-      </w:pPr>
-      <w:r>
-        <w:rPr>
-          <w:rFonts w:ascii="Consolas" w:hAnsi="Consolas"/>
-          <w:sz w:val="16"/>
-        </w:rPr>
-        <w:t xml:space="preserve">      Copy-LocalFileIfMissing $signedFilePath $archiveFilePath $requestNo "Copied PDF to Archive"</w:t>
-      </w:r>
-    </w:p>
-    <w:p>
-      <w:pPr>
-        <w:pStyle w:val="CodeBlock"/>
-      </w:pPr>
-      <w:r>
-        <w:rPr>
-          <w:rFonts w:ascii="Consolas" w:hAnsi="Consolas"/>
-          <w:sz w:val="16"/>
-        </w:rPr>
-        <w:t xml:space="preserve">    } elseif (Test-Path -LiteralPath $pendingFilePath) {</w:t>
-      </w:r>
-    </w:p>
-    <w:p>
-      <w:pPr>
-        <w:pStyle w:val="CodeBlock"/>
-      </w:pPr>
-      <w:r>
-        <w:rPr>
-          <w:rFonts w:ascii="Consolas" w:hAnsi="Consolas"/>
-          <w:sz w:val="16"/>
-        </w:rPr>
-        <w:t xml:space="preserve">      Copy-LocalFileIfMissing $pendingFilePath $archiveFilePath $requestNo "Copied PDF to Archive"</w:t>
-      </w:r>
-    </w:p>
-    <w:p>
-      <w:pPr>
-        <w:pStyle w:val="CodeBlock"/>
-      </w:pPr>
-      <w:r>
-        <w:rPr>
-          <w:rFonts w:ascii="Consolas" w:hAnsi="Consolas"/>
-          <w:sz w:val="16"/>
-        </w:rPr>
+        <w:lastRenderedPageBreak/>
+        <w:t xml:space="preserve">    if (Test-Path -</w:t>
+      </w:r>
+      <w:proofErr w:type="spellStart"/>
+      <w:r>
+        <w:t>LiteralPath</w:t>
+      </w:r>
+      <w:proofErr w:type="spellEnd"/>
+      <w:r>
+        <w:t xml:space="preserve"> $</w:t>
+      </w:r>
+      <w:proofErr w:type="spellStart"/>
+      <w:r>
+        <w:t>signedFilePath</w:t>
+      </w:r>
+      <w:proofErr w:type="spellEnd"/>
+      <w:r>
+        <w:t>) {</w:t>
+      </w:r>
+    </w:p>
+    <w:p>
+      <w:pPr>
+        <w:pStyle w:val="CodeBlock"/>
+      </w:pPr>
+      <w:r>
+        <w:t xml:space="preserve">      Copy-</w:t>
+      </w:r>
+      <w:proofErr w:type="spellStart"/>
+      <w:r>
+        <w:t>LocalFileIfMissing</w:t>
+      </w:r>
+      <w:proofErr w:type="spellEnd"/>
+      <w:r>
+        <w:t xml:space="preserve"> $</w:t>
+      </w:r>
+      <w:proofErr w:type="spellStart"/>
+      <w:r>
+        <w:t>signedFilePath</w:t>
+      </w:r>
+      <w:proofErr w:type="spellEnd"/>
+      <w:r>
+        <w:t xml:space="preserve"> $</w:t>
+      </w:r>
+      <w:proofErr w:type="spellStart"/>
+      <w:r>
+        <w:t>archiveFilePath</w:t>
+      </w:r>
+      <w:proofErr w:type="spellEnd"/>
+      <w:r>
+        <w:t xml:space="preserve"> $</w:t>
+      </w:r>
+      <w:proofErr w:type="spellStart"/>
+      <w:r>
+        <w:t>requestNo</w:t>
+      </w:r>
+      <w:proofErr w:type="spellEnd"/>
+      <w:r>
+        <w:t xml:space="preserve"> "Copied PDF to Archive"</w:t>
+      </w:r>
+    </w:p>
+    <w:p>
+      <w:pPr>
+        <w:pStyle w:val="CodeBlock"/>
+      </w:pPr>
+      <w:r>
+        <w:t xml:space="preserve">    } elseif </w:t>
+      </w:r>
+      <w:r>
+        <w:t>(Test-Path -</w:t>
+      </w:r>
+      <w:proofErr w:type="spellStart"/>
+      <w:r>
+        <w:t>LiteralPath</w:t>
+      </w:r>
+      <w:proofErr w:type="spellEnd"/>
+      <w:r>
+        <w:t xml:space="preserve"> $</w:t>
+      </w:r>
+      <w:proofErr w:type="spellStart"/>
+      <w:r>
+        <w:t>pendingFilePath</w:t>
+      </w:r>
+      <w:proofErr w:type="spellEnd"/>
+      <w:r>
+        <w:t>) {</w:t>
+      </w:r>
+    </w:p>
+    <w:p>
+      <w:pPr>
+        <w:pStyle w:val="CodeBlock"/>
+      </w:pPr>
+      <w:r>
+        <w:t xml:space="preserve">      Copy-</w:t>
+      </w:r>
+      <w:proofErr w:type="spellStart"/>
+      <w:r>
+        <w:t>LocalFileIfMissing</w:t>
+      </w:r>
+      <w:proofErr w:type="spellEnd"/>
+      <w:r>
+        <w:t xml:space="preserve"> $</w:t>
+      </w:r>
+      <w:proofErr w:type="spellStart"/>
+      <w:r>
+        <w:t>pendingFilePath</w:t>
+      </w:r>
+      <w:proofErr w:type="spellEnd"/>
+      <w:r>
+        <w:t xml:space="preserve"> $</w:t>
+      </w:r>
+      <w:proofErr w:type="spellStart"/>
+      <w:r>
+        <w:t>archiveFilePath</w:t>
+      </w:r>
+      <w:proofErr w:type="spellEnd"/>
+      <w:r>
+        <w:t xml:space="preserve"> $</w:t>
+      </w:r>
+      <w:proofErr w:type="spellStart"/>
+      <w:r>
+        <w:t>requestNo</w:t>
+      </w:r>
+      <w:proofErr w:type="spellEnd"/>
+      <w:r>
+        <w:t xml:space="preserve"> "Copied PDF to Archive"</w:t>
+      </w:r>
+    </w:p>
+    <w:p>
+      <w:pPr>
+        <w:pStyle w:val="CodeBlock"/>
+      </w:pPr>
+      <w:r>
         <w:t xml:space="preserve">    } else {</w:t>
       </w:r>
     </w:p>
@@ -1553,22 +2004,46 @@
         <w:pStyle w:val="CodeBlock"/>
       </w:pPr>
       <w:r>
-        <w:rPr>
-          <w:rFonts w:ascii="Consolas" w:hAnsi="Consolas"/>
-          <w:sz w:val="16"/>
-        </w:rPr>
-        <w:t xml:space="preserve">      Copy-SPFileIfMissing $pdfFile $archiveFilePath $requestNo "Copied PDF to Archive"</w:t>
-      </w:r>
-    </w:p>
-    <w:p>
-      <w:pPr>
-        <w:pStyle w:val="CodeBlock"/>
-      </w:pPr>
-      <w:r>
-        <w:rPr>
-          <w:rFonts w:ascii="Consolas" w:hAnsi="Consolas"/>
-          <w:sz w:val="16"/>
-        </w:rPr>
+        <w:t xml:space="preserve">      Copy-</w:t>
+      </w:r>
+      <w:proofErr w:type="spellStart"/>
+      <w:r>
+        <w:t>SPFileIfMissing</w:t>
+      </w:r>
+      <w:proofErr w:type="spellEnd"/>
+      <w:r>
+        <w:t xml:space="preserve"> $</w:t>
+      </w:r>
+      <w:proofErr w:type="spellStart"/>
+      <w:r>
+        <w:t>pdfFile</w:t>
+      </w:r>
+      <w:proofErr w:type="spellEnd"/>
+      <w:r>
+        <w:t xml:space="preserve"> $</w:t>
+      </w:r>
+      <w:proofErr w:type="spellStart"/>
+      <w:r>
+        <w:t>archiveFilePath</w:t>
+      </w:r>
+      <w:proofErr w:type="spellEnd"/>
+      <w:r>
+        <w:t xml:space="preserve"> $</w:t>
+      </w:r>
+      <w:proofErr w:type="spellStart"/>
+      <w:r>
+        <w:t>requestNo</w:t>
+      </w:r>
+      <w:proofErr w:type="spellEnd"/>
+      <w:r>
+        <w:t xml:space="preserve"> "Copied PDF to Archive"</w:t>
+      </w:r>
+    </w:p>
+    <w:p>
+      <w:pPr>
+        <w:pStyle w:val="CodeBlock"/>
+      </w:pPr>
+      <w:r>
         <w:t xml:space="preserve">    }</w:t>
       </w:r>
     </w:p>
@@ -1577,10 +2052,6 @@
         <w:pStyle w:val="CodeBlock"/>
       </w:pPr>
       <w:r>
-        <w:rPr>
-          <w:rFonts w:ascii="Consolas" w:hAnsi="Consolas"/>
-          <w:sz w:val="16"/>
-        </w:rPr>
         <w:t xml:space="preserve"> </w:t>
       </w:r>
     </w:p>
@@ -1589,22 +2060,46 @@
         <w:pStyle w:val="CodeBlock"/>
       </w:pPr>
       <w:r>
-        <w:rPr>
-          <w:rFonts w:ascii="Consolas" w:hAnsi="Consolas"/>
-          <w:sz w:val="16"/>
-        </w:rPr>
-        <w:t xml:space="preserve">    Set-SharedFolderPathIfNeeded $Item (($ShareUncRoot.TrimEnd("\")) + "\Archive\" + $requestNo + ".pdf") $requestNo</w:t>
-      </w:r>
-    </w:p>
-    <w:p>
-      <w:pPr>
-        <w:pStyle w:val="CodeBlock"/>
-      </w:pPr>
-      <w:r>
-        <w:rPr>
-          <w:rFonts w:ascii="Consolas" w:hAnsi="Consolas"/>
-          <w:sz w:val="16"/>
-        </w:rPr>
+        <w:t xml:space="preserve">    </w:t>
+      </w:r>
+      <w:r>
+        <w:t>Set-</w:t>
+      </w:r>
+      <w:proofErr w:type="spellStart"/>
+      <w:r>
+        <w:t>SharedFolderPathIfNeeded</w:t>
+      </w:r>
+      <w:proofErr w:type="spellEnd"/>
+      <w:r>
+        <w:t xml:space="preserve"> $Item (($</w:t>
+      </w:r>
+      <w:proofErr w:type="spellStart"/>
+      <w:r>
+        <w:t>ShareUncRoot.TrimEnd</w:t>
+      </w:r>
+      <w:proofErr w:type="spellEnd"/>
+      <w:r>
+        <w:t>("\")) + "\Archive\" + $</w:t>
+      </w:r>
+      <w:proofErr w:type="spellStart"/>
+      <w:r>
+        <w:t>requestNo</w:t>
+      </w:r>
+      <w:proofErr w:type="spellEnd"/>
+      <w:r>
+        <w:t xml:space="preserve"> + ".pdf") $</w:t>
+      </w:r>
+      <w:proofErr w:type="spellStart"/>
+      <w:r>
+        <w:t>requestNo</w:t>
+      </w:r>
+      <w:proofErr w:type="spellEnd"/>
+    </w:p>
+    <w:p>
+      <w:pPr>
+        <w:pStyle w:val="CodeBlock"/>
+      </w:pPr>
+      <w:r>
         <w:t xml:space="preserve">  }</w:t>
       </w:r>
     </w:p>
@@ -1613,11 +2108,7 @@
         <w:pStyle w:val="CodeBlock"/>
       </w:pPr>
       <w:r>
-        <w:rPr>
-          <w:rFonts w:ascii="Consolas" w:hAnsi="Consolas"/>
-          <w:sz w:val="16"/>
-        </w:rPr>
-        <w:t xml:space="preserve">}</w:t>
+        <w:t>}</w:t>
       </w:r>
     </w:p>
     <w:p>
@@ -1625,28 +2116,34 @@
         <w:pStyle w:val="Heading1"/>
       </w:pPr>
       <w:r>
-        <w:t>5. July 8, 2026 Work Log</w:t>
+        <w:t xml:space="preserve">5. </w:t>
+      </w:r>
+      <w:bookmarkStart w:id="0" w:name="_GoBack"/>
+      <w:bookmarkEnd w:id="0"/>
+      <w:r>
+        <w:t>Work Log</w:t>
       </w:r>
     </w:p>
     <w:tbl>
       <w:tblPr>
         <w:tblW w:w="9360" w:type="dxa"/>
         <w:tblInd w:w="120" w:type="dxa"/>
+        <w:tblBorders>
+          <w:top w:val="single" w:sz="4" w:space="0" w:color="B7C4D6"/>
+          <w:left w:val="single" w:sz="4" w:space="0" w:color="B7C4D6"/>
+          <w:bottom w:val="single" w:sz="4" w:space="0" w:color="B7C4D6"/>
+          <w:right w:val="single" w:sz="4" w:space="0" w:color="B7C4D6"/>
+          <w:insideH w:val="single" w:sz="4" w:space="0" w:color="B7C4D6"/>
+          <w:insideV w:val="single" w:sz="4" w:space="0" w:color="B7C4D6"/>
+        </w:tblBorders>
         <w:tblLayout w:type="fixed"/>
-        <w:tblBorders>
-          <w:top w:val="single" w:sz="4" w:color="B7C4D6"/>
-          <w:left w:val="single" w:sz="4" w:color="B7C4D6"/>
-          <w:bottom w:val="single" w:sz="4" w:color="B7C4D6"/>
-          <w:right w:val="single" w:sz="4" w:color="B7C4D6"/>
-          <w:insideH w:val="single" w:sz="4" w:color="B7C4D6"/>
-          <w:insideV w:val="single" w:sz="4" w:color="B7C4D6"/>
-        </w:tblBorders>
         <w:tblCellMar>
           <w:top w:w="80" w:type="dxa"/>
+          <w:left w:w="120" w:type="dxa"/>
           <w:bottom w:w="80" w:type="dxa"/>
-          <w:start w:w="120" w:type="dxa"/>
-          <w:end w:w="120" w:type="dxa"/>
+          <w:right w:w="120" w:type="dxa"/>
         </w:tblCellMar>
+        <w:tblLook w:val="04A0" w:firstRow="1" w:lastRow="0" w:firstColumn="1" w:lastColumn="0" w:noHBand="0" w:noVBand="1"/>
       </w:tblPr>
       <w:tblGrid>
         <w:gridCol w:w="3000"/>
@@ -1656,11 +2153,11 @@
         <w:tc>
           <w:tcPr>
             <w:tcW w:w="3000" w:type="dxa"/>
-            <w:shd w:fill="E8EEF5"/>
-          </w:tcPr>
-          <w:p>
-            <w:pPr>
-              <w:spacing w:after="60" w:line="300" w:lineRule="auto"/>
+            <w:shd w:val="clear" w:color="auto" w:fill="E8EEF5"/>
+          </w:tcPr>
+          <w:p>
+            <w:pPr>
+              <w:spacing w:after="60"/>
             </w:pPr>
             <w:r>
               <w:rPr>
@@ -1673,11 +2170,11 @@
         <w:tc>
           <w:tcPr>
             <w:tcW w:w="6360" w:type="dxa"/>
-            <w:shd w:fill="E8EEF5"/>
-          </w:tcPr>
-          <w:p>
-            <w:pPr>
-              <w:spacing w:after="60" w:line="300" w:lineRule="auto"/>
+            <w:shd w:val="clear" w:color="auto" w:fill="E8EEF5"/>
+          </w:tcPr>
+          <w:p>
+            <w:pPr>
+              <w:spacing w:after="60"/>
             </w:pPr>
             <w:r>
               <w:rPr>
@@ -1695,7 +2192,7 @@
           </w:tcPr>
           <w:p>
             <w:pPr>
-              <w:spacing w:after="60" w:line="300" w:lineRule="auto"/>
+              <w:spacing w:after="60"/>
             </w:pPr>
             <w:r>
               <w:t>Confirmed SharePoint App Management / Subscription Settings issue</w:t>
@@ -1708,10 +2205,21 @@
           </w:tcPr>
           <w:p>
             <w:pPr>
-              <w:spacing w:after="60" w:line="300" w:lineRule="auto"/>
-            </w:pPr>
-            <w:r>
-              <w:t>Stopped relying on Site Contents &gt; Add App. Deployment path uses skipFeatureDeployment and adding the web part directly to the page.</w:t>
+              <w:spacing w:after="60"/>
+            </w:pPr>
+            <w:r>
+              <w:t xml:space="preserve">Stopped relying on Site </w:t>
+            </w:r>
+            <w:r>
+              <w:t xml:space="preserve">Contents &gt; Add App. Deployment path uses </w:t>
+            </w:r>
+            <w:proofErr w:type="spellStart"/>
+            <w:r>
+              <w:t>skipFeatureDeployment</w:t>
+            </w:r>
+            <w:proofErr w:type="spellEnd"/>
+            <w:r>
+              <w:t xml:space="preserve"> and adding the web part directly to the page.</w:t>
             </w:r>
           </w:p>
         </w:tc>
@@ -1723,7 +2231,7 @@
           </w:tcPr>
           <w:p>
             <w:pPr>
-              <w:spacing w:after="60" w:line="300" w:lineRule="auto"/>
+              <w:spacing w:after="60"/>
             </w:pPr>
             <w:r>
               <w:t>PDF library metadata issue</w:t>
@@ -1736,10 +2244,26 @@
           </w:tcPr>
           <w:p>
             <w:pPr>
-              <w:spacing w:after="60" w:line="300" w:lineRule="auto"/>
-            </w:pPr>
-            <w:r>
-              <w:t>Fixed/validated that uploaded PDF items must contain RequestNo and RequestItemId in GM Approval Documents.</w:t>
+              <w:spacing w:after="60"/>
+            </w:pPr>
+            <w:r>
+              <w:t xml:space="preserve">Fixed/validated that uploaded PDF items must contain </w:t>
+            </w:r>
+            <w:proofErr w:type="spellStart"/>
+            <w:r>
+              <w:t>RequestNo</w:t>
+            </w:r>
+            <w:proofErr w:type="spellEnd"/>
+            <w:r>
+              <w:t xml:space="preserve"> and </w:t>
+            </w:r>
+            <w:proofErr w:type="spellStart"/>
+            <w:r>
+              <w:t>RequestItemId</w:t>
+            </w:r>
+            <w:proofErr w:type="spellEnd"/>
+            <w:r>
+              <w:t xml:space="preserve"> in GM Approval Documents.</w:t>
             </w:r>
           </w:p>
         </w:tc>
@@ -1751,10 +2275,13 @@
           </w:tcPr>
           <w:p>
             <w:pPr>
-              <w:spacing w:after="60" w:line="300" w:lineRule="auto"/>
-            </w:pPr>
-            <w:r>
-              <w:t>Server share setup</w:t>
+              <w:spacing w:after="60"/>
+            </w:pPr>
+            <w:r>
+              <w:t xml:space="preserve">Server </w:t>
+            </w:r>
+            <w:r>
+              <w:t>share setup</w:t>
             </w:r>
           </w:p>
         </w:tc>
@@ -1764,7 +2291,7 @@
           </w:tcPr>
           <w:p>
             <w:pPr>
-              <w:spacing w:after="60" w:line="300" w:lineRule="auto"/>
+              <w:spacing w:after="60"/>
             </w:pPr>
             <w:r>
               <w:t>Validated C:\GMApprovalShare with Pending, Signed, Archive, and Logs folders.</w:t>
@@ -1779,7 +2306,7 @@
           </w:tcPr>
           <w:p>
             <w:pPr>
-              <w:spacing w:after="60" w:line="300" w:lineRule="auto"/>
+              <w:spacing w:after="60"/>
             </w:pPr>
             <w:r>
               <w:t>SMB and NTFS permissions</w:t>
@@ -1792,7 +2319,7 @@
           </w:tcPr>
           <w:p>
             <w:pPr>
-              <w:spacing w:after="60" w:line="300" w:lineRule="auto"/>
+              <w:spacing w:after="60"/>
             </w:pPr>
             <w:r>
               <w:t>Granted share/NTFS access so server-side accounts can write to the share and logs.</w:t>
@@ -1807,7 +2334,7 @@
           </w:tcPr>
           <w:p>
             <w:pPr>
-              <w:spacing w:after="60" w:line="300" w:lineRule="auto"/>
+              <w:spacing w:after="60"/>
             </w:pPr>
             <w:r>
               <w:t>SharePoint permission issue</w:t>
@@ -1820,10 +2347,13 @@
           </w:tcPr>
           <w:p>
             <w:pPr>
-              <w:spacing w:after="60" w:line="300" w:lineRule="auto"/>
-            </w:pPr>
-            <w:r>
-              <w:t>Resolved Access denied when enumerating lists by granting Web Application Policy Full Control for the automation accounts.</w:t>
+              <w:spacing w:after="60"/>
+            </w:pPr>
+            <w:r>
+              <w:t xml:space="preserve">Resolved Access denied when </w:t>
+            </w:r>
+            <w:r>
+              <w:t>enumerating lists by granting Web Application Policy Full Control for the automation accounts.</w:t>
             </w:r>
           </w:p>
         </w:tc>
@@ -1835,7 +2365,7 @@
           </w:tcPr>
           <w:p>
             <w:pPr>
-              <w:spacing w:after="60" w:line="300" w:lineRule="auto"/>
+              <w:spacing w:after="60"/>
             </w:pPr>
             <w:r>
               <w:t>PowerShell sync script</w:t>
@@ -1848,7 +2378,7 @@
           </w:tcPr>
           <w:p>
             <w:pPr>
-              <w:spacing w:after="60" w:line="300" w:lineRule="auto"/>
+              <w:spacing w:after="60"/>
             </w:pPr>
             <w:r>
               <w:t>Ran GMApprovalFileSync.ps1 successfully after permission fixes. General log showed Sync completed and item counts.</w:t>
@@ -1863,7 +2393,7 @@
           </w:tcPr>
           <w:p>
             <w:pPr>
-              <w:spacing w:after="60" w:line="300" w:lineRule="auto"/>
+              <w:spacing w:after="60"/>
             </w:pPr>
             <w:r>
               <w:t>Scheduled task</w:t>
@@ -1876,10 +2406,21 @@
           </w:tcPr>
           <w:p>
             <w:pPr>
-              <w:spacing w:after="60" w:line="300" w:lineRule="auto"/>
-            </w:pPr>
-            <w:r>
-              <w:t>Recreated GM Approval File Sync with startup and one-minute triggers. Validated LastTaskResult 0.</w:t>
+              <w:spacing w:after="60"/>
+            </w:pPr>
+            <w:r>
+              <w:t>Recrea</w:t>
+            </w:r>
+            <w:r>
+              <w:t xml:space="preserve">ted GM Approval File Sync with startup and one-minute triggers. Validated </w:t>
+            </w:r>
+            <w:proofErr w:type="spellStart"/>
+            <w:r>
+              <w:t>LastTaskResult</w:t>
+            </w:r>
+            <w:proofErr w:type="spellEnd"/>
+            <w:r>
+              <w:t xml:space="preserve"> 0.</w:t>
             </w:r>
           </w:p>
         </w:tc>
@@ -1891,7 +2432,7 @@
           </w:tcPr>
           <w:p>
             <w:pPr>
-              <w:spacing w:after="60" w:line="300" w:lineRule="auto"/>
+              <w:spacing w:after="60"/>
             </w:pPr>
             <w:r>
               <w:t>Audit logging</w:t>
@@ -1904,7 +2445,7 @@
           </w:tcPr>
           <w:p>
             <w:pPr>
-              <w:spacing w:after="60" w:line="300" w:lineRule="auto"/>
+              <w:spacing w:after="60"/>
             </w:pPr>
             <w:r>
               <w:t>Expanded per-request logs to document status changes and comment changes with clear separator blocks.</w:t>
@@ -1919,7 +2460,7 @@
           </w:tcPr>
           <w:p>
             <w:pPr>
-              <w:spacing w:after="60" w:line="300" w:lineRule="auto"/>
+              <w:spacing w:after="60"/>
             </w:pPr>
             <w:r>
               <w:t>GitHub repository</w:t>
@@ -1932,10 +2473,13 @@
           </w:tcPr>
           <w:p>
             <w:pPr>
-              <w:spacing w:after="60" w:line="300" w:lineRule="auto"/>
-            </w:pPr>
-            <w:r>
-              <w:t>Stored and pushed project work to https://github.com/mohomer512/GMApprovalDashboard.</w:t>
+              <w:spacing w:after="60"/>
+            </w:pPr>
+            <w:r>
+              <w:t xml:space="preserve">Stored and pushed project </w:t>
+            </w:r>
+            <w:r>
+              <w:t>work to https://github.com/mohomer512/GMApprovalDashboard.</w:t>
             </w:r>
           </w:p>
         </w:tc>
@@ -1947,7 +2491,7 @@
           </w:tcPr>
           <w:p>
             <w:pPr>
-              <w:spacing w:after="60" w:line="300" w:lineRule="auto"/>
+              <w:spacing w:after="60"/>
             </w:pPr>
             <w:r>
               <w:t>Documentation</w:t>
@@ -1960,10 +2504,22 @@
           </w:tcPr>
           <w:p>
             <w:pPr>
-              <w:spacing w:after="60" w:line="300" w:lineRule="auto"/>
-            </w:pPr>
-            <w:r>
-              <w:t>Created the first broad technical DOCX, then replaced it with this focused workflow/file-movement/day-log document.</w:t>
+              <w:spacing w:after="60"/>
+            </w:pPr>
+            <w:r>
+              <w:t xml:space="preserve">Created the first broad technical DOCX, then replaced it with this </w:t>
+            </w:r>
+            <w:r>
+              <w:lastRenderedPageBreak/>
+              <w:t>focused workflow/file-movement/day-</w:t>
+            </w:r>
+            <w:proofErr w:type="spellStart"/>
+            <w:r>
+              <w:t>log</w:t>
+            </w:r>
+            <w:proofErr w:type="spellEnd"/>
+            <w:r>
+              <w:t xml:space="preserve"> document.</w:t>
             </w:r>
           </w:p>
         </w:tc>
@@ -1974,6 +2530,7 @@
         <w:pStyle w:val="Heading1"/>
       </w:pPr>
       <w:r>
+        <w:lastRenderedPageBreak/>
         <w:t>6. Evidence From Today</w:t>
       </w:r>
     </w:p>
@@ -1982,70 +2539,46 @@
         <w:pStyle w:val="CodeBlock"/>
       </w:pPr>
       <w:r>
-        <w:rPr>
-          <w:rFonts w:ascii="Consolas" w:hAnsi="Consolas"/>
-          <w:sz w:val="16"/>
-        </w:rPr>
-        <w:t xml:space="preserve">Known successful scheduled task log shape:</w:t>
-      </w:r>
-    </w:p>
-    <w:p>
-      <w:pPr>
-        <w:pStyle w:val="CodeBlock"/>
-      </w:pPr>
-      <w:r>
-        <w:rPr>
-          <w:rFonts w:ascii="Consolas" w:hAnsi="Consolas"/>
-          <w:sz w:val="16"/>
-        </w:rPr>
-        <w:t xml:space="preserve">[2026-07-08 03:13:12] Sync started as TEST\Administrator</w:t>
-      </w:r>
-    </w:p>
-    <w:p>
-      <w:pPr>
-        <w:pStyle w:val="CodeBlock"/>
-      </w:pPr>
-      <w:r>
-        <w:rPr>
-          <w:rFonts w:ascii="Consolas" w:hAnsi="Consolas"/>
-          <w:sz w:val="16"/>
-        </w:rPr>
-        <w:t xml:space="preserve">[2026-07-08 03:13:27] Sync completed. Items checked: 22</w:t>
-      </w:r>
-    </w:p>
-    <w:p>
-      <w:pPr>
-        <w:pStyle w:val="CodeBlock"/>
-      </w:pPr>
-      <w:r>
-        <w:rPr>
-          <w:rFonts w:ascii="Consolas" w:hAnsi="Consolas"/>
-          <w:sz w:val="16"/>
-        </w:rPr>
-        <w:t xml:space="preserve">[2026-07-08 03:22:11] Sync started as TEST\Administrator</w:t>
-      </w:r>
-    </w:p>
-    <w:p>
-      <w:pPr>
-        <w:pStyle w:val="CodeBlock"/>
-      </w:pPr>
-      <w:r>
-        <w:rPr>
-          <w:rFonts w:ascii="Consolas" w:hAnsi="Consolas"/>
-          <w:sz w:val="16"/>
-        </w:rPr>
-        <w:t xml:space="preserve">[2026-07-08 03:22:25] Sync completed. Items checked: 22</w:t>
-      </w:r>
-    </w:p>
-    <w:p>
-      <w:pPr>
-        <w:pStyle w:val="CodeBlock"/>
-      </w:pPr>
-      <w:r>
-        <w:rPr>
-          <w:rFonts w:ascii="Consolas" w:hAnsi="Consolas"/>
-          <w:sz w:val="16"/>
-        </w:rPr>
+        <w:t>Known successful scheduled task log shape:</w:t>
+      </w:r>
+    </w:p>
+    <w:p>
+      <w:pPr>
+        <w:pStyle w:val="CodeBlock"/>
+      </w:pPr>
+      <w:r>
+        <w:t>[2026-07-08 03:13:12] Sync started as TEST\Administrator</w:t>
+      </w:r>
+    </w:p>
+    <w:p>
+      <w:pPr>
+        <w:pStyle w:val="CodeBlock"/>
+      </w:pPr>
+      <w:r>
+        <w:t>[2026-07-08 03:13:27] Sync completed. Items checked: 22</w:t>
+      </w:r>
+    </w:p>
+    <w:p>
+      <w:pPr>
+        <w:pStyle w:val="CodeBlock"/>
+      </w:pPr>
+      <w:r>
+        <w:t>[2026-07-08 03:22:11] Sync started as TEST\Administrator</w:t>
+      </w:r>
+    </w:p>
+    <w:p>
+      <w:pPr>
+        <w:pStyle w:val="CodeBlock"/>
+      </w:pPr>
+      <w:r>
+        <w:t>[2026-07-08 03:22:25] Sync completed. Items checked: 22</w:t>
+      </w:r>
+    </w:p>
+    <w:p>
+      <w:pPr>
+        <w:pStyle w:val="CodeBlock"/>
+      </w:pPr>
+      <w:r>
         <w:t xml:space="preserve"> </w:t>
       </w:r>
     </w:p>
@@ -2054,47 +2587,65 @@
         <w:pStyle w:val="CodeBlock"/>
       </w:pPr>
       <w:r>
-        <w:rPr>
-          <w:rFonts w:ascii="Consolas" w:hAnsi="Consolas"/>
-          <w:sz w:val="16"/>
-        </w:rPr>
-        <w:t xml:space="preserve">Known task validation:</w:t>
-      </w:r>
-    </w:p>
-    <w:p>
-      <w:pPr>
-        <w:pStyle w:val="CodeBlock"/>
-      </w:pPr>
-      <w:r>
-        <w:rPr>
-          <w:rFonts w:ascii="Consolas" w:hAnsi="Consolas"/>
-          <w:sz w:val="16"/>
-        </w:rPr>
-        <w:t xml:space="preserve">TaskName       : GM Approval File Sync</w:t>
-      </w:r>
-    </w:p>
-    <w:p>
-      <w:pPr>
-        <w:pStyle w:val="CodeBlock"/>
-      </w:pPr>
-      <w:r>
-        <w:rPr>
-          <w:rFonts w:ascii="Consolas" w:hAnsi="Consolas"/>
-          <w:sz w:val="16"/>
-        </w:rPr>
-        <w:t xml:space="preserve">LastTaskResult : 0</w:t>
-      </w:r>
-    </w:p>
-    <w:p>
-      <w:pPr>
-        <w:pStyle w:val="CodeBlock"/>
-      </w:pPr>
-      <w:r>
-        <w:rPr>
-          <w:rFonts w:ascii="Consolas" w:hAnsi="Consolas"/>
-          <w:sz w:val="16"/>
-        </w:rPr>
-        <w:t xml:space="preserve">Trigger        : At startup and every 1 minute</w:t>
+        <w:t>Known task validation:</w:t>
+      </w:r>
+    </w:p>
+    <w:p>
+      <w:pPr>
+        <w:pStyle w:val="CodeBlock"/>
+      </w:pPr>
+      <w:proofErr w:type="spellStart"/>
+      <w:r>
+        <w:t>Task</w:t>
+      </w:r>
+      <w:r>
+        <w:t>Name</w:t>
+      </w:r>
+      <w:proofErr w:type="spellEnd"/>
+      <w:r>
+        <w:t xml:space="preserve">     </w:t>
+      </w:r>
+      <w:proofErr w:type="gramStart"/>
+      <w:r>
+        <w:t xml:space="preserve">  :</w:t>
+      </w:r>
+      <w:proofErr w:type="gramEnd"/>
+      <w:r>
+        <w:t xml:space="preserve"> GM Approval File Sync</w:t>
+      </w:r>
+    </w:p>
+    <w:p>
+      <w:pPr>
+        <w:pStyle w:val="CodeBlock"/>
+      </w:pPr>
+      <w:proofErr w:type="spellStart"/>
+      <w:proofErr w:type="gramStart"/>
+      <w:r>
+        <w:t>LastTaskResult</w:t>
+      </w:r>
+      <w:proofErr w:type="spellEnd"/>
+      <w:r>
+        <w:t xml:space="preserve"> :</w:t>
+      </w:r>
+      <w:proofErr w:type="gramEnd"/>
+      <w:r>
+        <w:t xml:space="preserve"> 0</w:t>
+      </w:r>
+    </w:p>
+    <w:p>
+      <w:pPr>
+        <w:pStyle w:val="CodeBlock"/>
+      </w:pPr>
+      <w:r>
+        <w:t xml:space="preserve">Trigger      </w:t>
+      </w:r>
+      <w:proofErr w:type="gramStart"/>
+      <w:r>
+        <w:t xml:space="preserve">  :</w:t>
+      </w:r>
+      <w:proofErr w:type="gramEnd"/>
+      <w:r>
+        <w:t xml:space="preserve"> At startup and every 1 minute</w:t>
       </w:r>
     </w:p>
     <w:p>
@@ -2111,7 +2662,7 @@
           <w:ilvl w:val="0"/>
           <w:numId w:val="1"/>
         </w:numPr>
-        <w:spacing w:after="80" w:line="300" w:lineRule="auto"/>
+        <w:spacing w:after="80"/>
       </w:pPr>
       <w:r>
         <w:t>Create a new request with a PDF.</w:t>
@@ -2123,10 +2674,26 @@
           <w:ilvl w:val="0"/>
           <w:numId w:val="1"/>
         </w:numPr>
-        <w:spacing w:after="80" w:line="300" w:lineRule="auto"/>
-      </w:pPr>
-      <w:r>
-        <w:t>Confirm GM Approval Documents shows RequestNo and RequestItemId for the uploaded PDF.</w:t>
+        <w:spacing w:after="80"/>
+      </w:pPr>
+      <w:r>
+        <w:t xml:space="preserve">Confirm GM Approval Documents shows </w:t>
+      </w:r>
+      <w:proofErr w:type="spellStart"/>
+      <w:r>
+        <w:t>RequestNo</w:t>
+      </w:r>
+      <w:proofErr w:type="spellEnd"/>
+      <w:r>
+        <w:t xml:space="preserve"> and </w:t>
+      </w:r>
+      <w:proofErr w:type="spellStart"/>
+      <w:r>
+        <w:t>RequestItemId</w:t>
+      </w:r>
+      <w:proofErr w:type="spellEnd"/>
+      <w:r>
+        <w:t xml:space="preserve"> for the uploaded PDF.</w:t>
       </w:r>
     </w:p>
     <w:p>
@@ -2135,10 +2702,13 @@
           <w:ilvl w:val="0"/>
           <w:numId w:val="1"/>
         </w:numPr>
-        <w:spacing w:after="80" w:line="300" w:lineRule="auto"/>
-      </w:pPr>
-      <w:r>
-        <w:t>Change status to Pending GM Signature.</w:t>
+        <w:spacing w:after="80"/>
+      </w:pPr>
+      <w:r>
+        <w:t>Change</w:t>
+      </w:r>
+      <w:r>
+        <w:t xml:space="preserve"> status to Pending GM Signature.</w:t>
       </w:r>
     </w:p>
     <w:p>
@@ -2147,7 +2717,7 @@
           <w:ilvl w:val="0"/>
           <w:numId w:val="1"/>
         </w:numPr>
-        <w:spacing w:after="80" w:line="300" w:lineRule="auto"/>
+        <w:spacing w:after="80"/>
       </w:pPr>
       <w:r>
         <w:t>Wait one scheduled task cycle and confirm C:\GMApprovalShare\Pending\&lt;RequestNo&gt;.pdf exists.</w:t>
@@ -2159,7 +2729,7 @@
           <w:ilvl w:val="0"/>
           <w:numId w:val="1"/>
         </w:numPr>
-        <w:spacing w:after="80" w:line="300" w:lineRule="auto"/>
+        <w:spacing w:after="80"/>
       </w:pPr>
       <w:r>
         <w:t>After GM signing, change status to GM Signed Pending Office Manager Confirmation or Approved by GM.</w:t>
@@ -2171,10 +2741,13 @@
           <w:ilvl w:val="0"/>
           <w:numId w:val="1"/>
         </w:numPr>
-        <w:spacing w:after="80" w:line="300" w:lineRule="auto"/>
-      </w:pPr>
-      <w:r>
-        <w:t>Wait one scheduled task cycle and confirm C:\GMApprovalShare\Signed\&lt;RequestNo&gt;.pdf exists.</w:t>
+        <w:spacing w:after="80"/>
+      </w:pPr>
+      <w:r>
+        <w:t xml:space="preserve">Wait one scheduled task cycle </w:t>
+      </w:r>
+      <w:r>
+        <w:t>and confirm C:\GMApprovalShare\Signed\&lt;RequestNo&gt;.pdf exists.</w:t>
       </w:r>
     </w:p>
     <w:p>
@@ -2183,7 +2756,7 @@
           <w:ilvl w:val="0"/>
           <w:numId w:val="1"/>
         </w:numPr>
-        <w:spacing w:after="80" w:line="300" w:lineRule="auto"/>
+        <w:spacing w:after="80"/>
       </w:pPr>
       <w:r>
         <w:t>Close or reject the request and confirm the PDF is copied to Archive.</w:t>
@@ -2195,15 +2768,15 @@
           <w:ilvl w:val="0"/>
           <w:numId w:val="1"/>
         </w:numPr>
-        <w:spacing w:after="80" w:line="300" w:lineRule="auto"/>
+        <w:spacing w:after="80"/>
       </w:pPr>
       <w:r>
         <w:t>Open C:\GMApprovalShare\Logs\&lt;RequestNo&gt;.log and confirm the status/comment changes are recorded.</w:t>
       </w:r>
     </w:p>
     <w:sectPr>
-      <w:headerReference w:type="default" r:id="rIdHeader1"/>
-      <w:footerReference w:type="default" r:id="rIdFooter1"/>
+      <w:headerReference w:type="default" r:id="rId7"/>
+      <w:footerReference w:type="default" r:id="rId8"/>
       <w:pgSz w:w="12240" w:h="15840"/>
       <w:pgMar w:top="1440" w:right="1440" w:bottom="1440" w:left="1440" w:header="708" w:footer="708" w:gutter="0"/>
       <w:cols w:space="720"/>
@@ -2212,19 +2785,44 @@
 </w:document>
 </file>
 
+<file path=word/endnotes.xml><?xml version="1.0" encoding="utf-8"?>
+<w:endnotes xmlns:wpc="http://schemas.microsoft.com/office/word/2010/wordprocessingCanvas" xmlns:cx="http://schemas.microsoft.com/office/drawing/2014/chartex" xmlns:cx1="http://schemas.microsoft.com/office/drawing/2015/9/8/chartex" xmlns:cx2="http://schemas.microsoft.com/office/drawing/2015/10/21/chartex" xmlns:cx3="http://schemas.microsoft.com/office/drawing/2016/5/9/chartex" xmlns:cx4="http://schemas.microsoft.com/office/drawing/2016/5/10/chartex" xmlns:cx5="http://schemas.microsoft.com/office/drawing/2016/5/11/chartex" xmlns:cx6="http://schemas.microsoft.com/office/drawing/2016/5/12/chartex" xmlns:cx7="http://schemas.microsoft.com/office/drawing/2016/5/13/chartex" xmlns:cx8="http://schemas.microsoft.com/office/drawing/2016/5/14/chartex" xmlns:mc="http://schemas.openxmlformats.org/markup-compatibility/2006" xmlns:aink="http://schemas.microsoft.com/office/drawing/2016/ink" xmlns:am3d="http://schemas.microsoft.com/office/drawing/2017/model3d" xmlns:o="urn:schemas-microsoft-com:office:office" xmlns:r="http://schemas.openxmlformats.org/officeDocument/2006/relationships" xmlns:m="http://schemas.openxmlformats.org/officeDocument/2006/math" xmlns:v="urn:schemas-microsoft-com:vml" xmlns:wp14="http://schemas.microsoft.com/office/word/2010/wordprocessingDrawing" xmlns:wp="http://schemas.openxmlformats.org/drawingml/2006/wordprocessingDrawing" xmlns:w10="urn:schemas-microsoft-com:office:word" xmlns:w="http://schemas.openxmlformats.org/wordprocessingml/2006/main" xmlns:w14="http://schemas.microsoft.com/office/word/2010/wordml" xmlns:w15="http://schemas.microsoft.com/office/word/2012/wordml" xmlns:w16cid="http://schemas.microsoft.com/office/word/2016/wordml/cid" xmlns:w16se="http://schemas.microsoft.com/office/word/2015/wordml/symex" xmlns:wpg="http://schemas.microsoft.com/office/word/2010/wordprocessingGroup" xmlns:wpi="http://schemas.microsoft.com/office/word/2010/wordprocessingInk" xmlns:wne="http://schemas.microsoft.com/office/word/2006/wordml" xmlns:wps="http://schemas.microsoft.com/office/word/2010/wordprocessingShape" mc:Ignorable="w14 w15 w16se w16cid wp14">
+  <w:endnote w:type="separator" w:id="-1">
+    <w:p>
+      <w:pPr>
+        <w:spacing w:after="0" w:line="240" w:lineRule="auto"/>
+      </w:pPr>
+      <w:r>
+        <w:separator/>
+      </w:r>
+    </w:p>
+  </w:endnote>
+  <w:endnote w:type="continuationSeparator" w:id="0">
+    <w:p>
+      <w:pPr>
+        <w:spacing w:after="0" w:line="240" w:lineRule="auto"/>
+      </w:pPr>
+      <w:r>
+        <w:continuationSeparator/>
+      </w:r>
+    </w:p>
+  </w:endnote>
+</w:endnotes>
+</file>
+
 <file path=word/footer1.xml><?xml version="1.0" encoding="utf-8"?>
-<w:ftr xmlns:w="http://schemas.openxmlformats.org/wordprocessingml/2006/main" xmlns:r="http://schemas.openxmlformats.org/officeDocument/2006/relationships">
+<w:ftr xmlns:wpc="http://schemas.microsoft.com/office/word/2010/wordprocessingCanvas" xmlns:cx="http://schemas.microsoft.com/office/drawing/2014/chartex" xmlns:cx1="http://schemas.microsoft.com/office/drawing/2015/9/8/chartex" xmlns:cx2="http://schemas.microsoft.com/office/drawing/2015/10/21/chartex" xmlns:cx3="http://schemas.microsoft.com/office/drawing/2016/5/9/chartex" xmlns:cx4="http://schemas.microsoft.com/office/drawing/2016/5/10/chartex" xmlns:cx5="http://schemas.microsoft.com/office/drawing/2016/5/11/chartex" xmlns:cx6="http://schemas.microsoft.com/office/drawing/2016/5/12/chartex" xmlns:cx7="http://schemas.microsoft.com/office/drawing/2016/5/13/chartex" xmlns:cx8="http://schemas.microsoft.com/office/drawing/2016/5/14/chartex" xmlns:mc="http://schemas.openxmlformats.org/markup-compatibility/2006" xmlns:aink="http://schemas.microsoft.com/office/drawing/2016/ink" xmlns:am3d="http://schemas.microsoft.com/office/drawing/2017/model3d" xmlns:o="urn:schemas-microsoft-com:office:office" xmlns:r="http://schemas.openxmlformats.org/officeDocument/2006/relationships" xmlns:m="http://schemas.openxmlformats.org/officeDocument/2006/math" xmlns:v="urn:schemas-microsoft-com:vml" xmlns:wp14="http://schemas.microsoft.com/office/word/2010/wordprocessingDrawing" xmlns:wp="http://schemas.openxmlformats.org/drawingml/2006/wordprocessingDrawing" xmlns:w10="urn:schemas-microsoft-com:office:word" xmlns:w="http://schemas.openxmlformats.org/wordprocessingml/2006/main" xmlns:w14="http://schemas.microsoft.com/office/word/2010/wordml" xmlns:w15="http://schemas.microsoft.com/office/word/2012/wordml" xmlns:w16cid="http://schemas.microsoft.com/office/word/2016/wordml/cid" xmlns:w16se="http://schemas.microsoft.com/office/word/2015/wordml/symex" xmlns:wpg="http://schemas.microsoft.com/office/word/2010/wordprocessingGroup" xmlns:wpi="http://schemas.microsoft.com/office/word/2010/wordprocessingInk" xmlns:wne="http://schemas.microsoft.com/office/word/2006/wordml" xmlns:wps="http://schemas.microsoft.com/office/word/2010/wordprocessingShape" mc:Ignorable="w14 w15 w16se w16cid wp14">
   <w:p>
     <w:pPr>
+      <w:spacing w:before="60" w:after="0"/>
       <w:jc w:val="right"/>
-      <w:spacing w:before="60" w:after="0"/>
     </w:pPr>
     <w:r>
       <w:rPr>
         <w:color w:val="777777"/>
         <w:sz w:val="18"/>
       </w:rPr>
-      <w:t>Page </w:t>
+      <w:t>Page</w:t>
     </w:r>
     <w:r>
       <w:fldChar w:fldCharType="begin"/>
@@ -2245,8 +2843,33 @@
 </w:ftr>
 </file>
 
+<file path=word/footnotes.xml><?xml version="1.0" encoding="utf-8"?>
+<w:footnotes xmlns:wpc="http://schemas.microsoft.com/office/word/2010/wordprocessingCanvas" xmlns:cx="http://schemas.microsoft.com/office/drawing/2014/chartex" xmlns:cx1="http://schemas.microsoft.com/office/drawing/2015/9/8/chartex" xmlns:cx2="http://schemas.microsoft.com/office/drawing/2015/10/21/chartex" xmlns:cx3="http://schemas.microsoft.com/office/drawing/2016/5/9/chartex" xmlns:cx4="http://schemas.microsoft.com/office/drawing/2016/5/10/chartex" xmlns:cx5="http://schemas.microsoft.com/office/drawing/2016/5/11/chartex" xmlns:cx6="http://schemas.microsoft.com/office/drawing/2016/5/12/chartex" xmlns:cx7="http://schemas.microsoft.com/office/drawing/2016/5/13/chartex" xmlns:cx8="http://schemas.microsoft.com/office/drawing/2016/5/14/chartex" xmlns:mc="http://schemas.openxmlformats.org/markup-compatibility/2006" xmlns:aink="http://schemas.microsoft.com/office/drawing/2016/ink" xmlns:am3d="http://schemas.microsoft.com/office/drawing/2017/model3d" xmlns:o="urn:schemas-microsoft-com:office:office" xmlns:r="http://schemas.openxmlformats.org/officeDocument/2006/relationships" xmlns:m="http://schemas.openxmlformats.org/officeDocument/2006/math" xmlns:v="urn:schemas-microsoft-com:vml" xmlns:wp14="http://schemas.microsoft.com/office/word/2010/wordprocessingDrawing" xmlns:wp="http://schemas.openxmlformats.org/drawingml/2006/wordprocessingDrawing" xmlns:w10="urn:schemas-microsoft-com:office:word" xmlns:w="http://schemas.openxmlformats.org/wordprocessingml/2006/main" xmlns:w14="http://schemas.microsoft.com/office/word/2010/wordml" xmlns:w15="http://schemas.microsoft.com/office/word/2012/wordml" xmlns:w16cid="http://schemas.microsoft.com/office/word/2016/wordml/cid" xmlns:w16se="http://schemas.microsoft.com/office/word/2015/wordml/symex" xmlns:wpg="http://schemas.microsoft.com/office/word/2010/wordprocessingGroup" xmlns:wpi="http://schemas.microsoft.com/office/word/2010/wordprocessingInk" xmlns:wne="http://schemas.microsoft.com/office/word/2006/wordml" xmlns:wps="http://schemas.microsoft.com/office/word/2010/wordprocessingShape" mc:Ignorable="w14 w15 w16se w16cid wp14">
+  <w:footnote w:type="separator" w:id="-1">
+    <w:p>
+      <w:pPr>
+        <w:spacing w:after="0" w:line="240" w:lineRule="auto"/>
+      </w:pPr>
+      <w:r>
+        <w:separator/>
+      </w:r>
+    </w:p>
+  </w:footnote>
+  <w:footnote w:type="continuationSeparator" w:id="0">
+    <w:p>
+      <w:pPr>
+        <w:spacing w:after="0" w:line="240" w:lineRule="auto"/>
+      </w:pPr>
+      <w:r>
+        <w:continuationSeparator/>
+      </w:r>
+    </w:p>
+  </w:footnote>
+</w:footnotes>
+</file>
+
 <file path=word/header1.xml><?xml version="1.0" encoding="utf-8"?>
-<w:hdr xmlns:w="http://schemas.openxmlformats.org/wordprocessingml/2006/main" xmlns:r="http://schemas.openxmlformats.org/officeDocument/2006/relationships">
+<w:hdr xmlns:wpc="http://schemas.microsoft.com/office/word/2010/wordprocessingCanvas" xmlns:cx="http://schemas.microsoft.com/office/drawing/2014/chartex" xmlns:cx1="http://schemas.microsoft.com/office/drawing/2015/9/8/chartex" xmlns:cx2="http://schemas.microsoft.com/office/drawing/2015/10/21/chartex" xmlns:cx3="http://schemas.microsoft.com/office/drawing/2016/5/9/chartex" xmlns:cx4="http://schemas.microsoft.com/office/drawing/2016/5/10/chartex" xmlns:cx5="http://schemas.microsoft.com/office/drawing/2016/5/11/chartex" xmlns:cx6="http://schemas.microsoft.com/office/drawing/2016/5/12/chartex" xmlns:cx7="http://schemas.microsoft.com/office/drawing/2016/5/13/chartex" xmlns:cx8="http://schemas.microsoft.com/office/drawing/2016/5/14/chartex" xmlns:mc="http://schemas.openxmlformats.org/markup-compatibility/2006" xmlns:aink="http://schemas.microsoft.com/office/drawing/2016/ink" xmlns:am3d="http://schemas.microsoft.com/office/drawing/2017/model3d" xmlns:o="urn:schemas-microsoft-com:office:office" xmlns:r="http://schemas.openxmlformats.org/officeDocument/2006/relationships" xmlns:m="http://schemas.openxmlformats.org/officeDocument/2006/math" xmlns:v="urn:schemas-microsoft-com:vml" xmlns:wp14="http://schemas.microsoft.com/office/word/2010/wordprocessingDrawing" xmlns:wp="http://schemas.openxmlformats.org/drawingml/2006/wordprocessingDrawing" xmlns:w10="urn:schemas-microsoft-com:office:word" xmlns:w="http://schemas.openxmlformats.org/wordprocessingml/2006/main" xmlns:w14="http://schemas.microsoft.com/office/word/2010/wordml" xmlns:w15="http://schemas.microsoft.com/office/word/2012/wordml" xmlns:w16cid="http://schemas.microsoft.com/office/word/2016/wordml/cid" xmlns:w16se="http://schemas.microsoft.com/office/word/2015/wordml/symex" xmlns:wpg="http://schemas.microsoft.com/office/word/2010/wordprocessingGroup" xmlns:wpi="http://schemas.microsoft.com/office/word/2010/wordprocessingInk" xmlns:wne="http://schemas.microsoft.com/office/word/2006/wordml" xmlns:wps="http://schemas.microsoft.com/office/word/2010/wordprocessingShape" mc:Ignorable="w14 w15 w16se w16cid wp14">
   <w:p>
     <w:pPr>
       <w:pBdr>
@@ -2266,8 +2889,68 @@
 </file>
 
 <file path=word/numbering.xml><?xml version="1.0" encoding="utf-8"?>
-<w:numbering xmlns:w="http://schemas.openxmlformats.org/wordprocessingml/2006/main">
-  <w:abstractNum w:abstractNumId="0">
+<w:numbering xmlns:wpc="http://schemas.microsoft.com/office/word/2010/wordprocessingCanvas" xmlns:cx="http://schemas.microsoft.com/office/drawing/2014/chartex" xmlns:cx1="http://schemas.microsoft.com/office/drawing/2015/9/8/chartex" xmlns:cx2="http://schemas.microsoft.com/office/drawing/2015/10/21/chartex" xmlns:cx3="http://schemas.microsoft.com/office/drawing/2016/5/9/chartex" xmlns:cx4="http://schemas.microsoft.com/office/drawing/2016/5/10/chartex" xmlns:cx5="http://schemas.microsoft.com/office/drawing/2016/5/11/chartex" xmlns:cx6="http://schemas.microsoft.com/office/drawing/2016/5/12/chartex" xmlns:cx7="http://schemas.microsoft.com/office/drawing/2016/5/13/chartex" xmlns:cx8="http://schemas.microsoft.com/office/drawing/2016/5/14/chartex" xmlns:mc="http://schemas.openxmlformats.org/markup-compatibility/2006" xmlns:aink="http://schemas.microsoft.com/office/drawing/2016/ink" xmlns:am3d="http://schemas.microsoft.com/office/drawing/2017/model3d" xmlns:o="urn:schemas-microsoft-com:office:office" xmlns:r="http://schemas.openxmlformats.org/officeDocument/2006/relationships" xmlns:m="http://schemas.openxmlformats.org/officeDocument/2006/math" xmlns:v="urn:schemas-microsoft-com:vml" xmlns:wp14="http://schemas.microsoft.com/office/word/2010/wordprocessingDrawing" xmlns:wp="http://schemas.openxmlformats.org/drawingml/2006/wordprocessingDrawing" xmlns:w10="urn:schemas-microsoft-com:office:word" xmlns:w="http://schemas.openxmlformats.org/wordprocessingml/2006/main" xmlns:w14="http://schemas.microsoft.com/office/word/2010/wordml" xmlns:w15="http://schemas.microsoft.com/office/word/2012/wordml" xmlns:w16cid="http://schemas.microsoft.com/office/word/2016/wordml/cid" xmlns:w16se="http://schemas.microsoft.com/office/word/2015/wordml/symex" xmlns:wpg="http://schemas.microsoft.com/office/word/2010/wordprocessingGroup" xmlns:wpi="http://schemas.microsoft.com/office/word/2010/wordprocessingInk" xmlns:wne="http://schemas.microsoft.com/office/word/2006/wordml" xmlns:wps="http://schemas.microsoft.com/office/word/2010/wordprocessingShape" mc:Ignorable="w14 w15 w16se w16cid wp14">
+  <w:abstractNum w:abstractNumId="0" w15:restartNumberingAfterBreak="0">
+    <w:nsid w:val="027D2420"/>
+    <w:multiLevelType w:val="multilevel"/>
+    <w:tmpl w:val="0B86762C"/>
+    <w:lvl w:ilvl="0">
+      <w:start w:val="1"/>
+      <w:numFmt w:val="decimal"/>
+      <w:lvlText w:val="%1."/>
+      <w:lvlJc w:val="left"/>
+      <w:pPr>
+        <w:tabs>
+          <w:tab w:val="num" w:pos="540"/>
+        </w:tabs>
+        <w:ind w:left="540" w:hanging="270"/>
+      </w:pPr>
+    </w:lvl>
+    <w:lvl w:ilvl="1">
+      <w:numFmt w:val="decimal"/>
+      <w:lvlText w:val=""/>
+      <w:lvlJc w:val="left"/>
+    </w:lvl>
+    <w:lvl w:ilvl="2">
+      <w:numFmt w:val="decimal"/>
+      <w:lvlText w:val=""/>
+      <w:lvlJc w:val="left"/>
+    </w:lvl>
+    <w:lvl w:ilvl="3">
+      <w:numFmt w:val="decimal"/>
+      <w:lvlText w:val=""/>
+      <w:lvlJc w:val="left"/>
+    </w:lvl>
+    <w:lvl w:ilvl="4">
+      <w:numFmt w:val="decimal"/>
+      <w:lvlText w:val=""/>
+      <w:lvlJc w:val="left"/>
+    </w:lvl>
+    <w:lvl w:ilvl="5">
+      <w:numFmt w:val="decimal"/>
+      <w:lvlText w:val=""/>
+      <w:lvlJc w:val="left"/>
+    </w:lvl>
+    <w:lvl w:ilvl="6">
+      <w:numFmt w:val="decimal"/>
+      <w:lvlText w:val=""/>
+      <w:lvlJc w:val="left"/>
+    </w:lvl>
+    <w:lvl w:ilvl="7">
+      <w:numFmt w:val="decimal"/>
+      <w:lvlText w:val=""/>
+      <w:lvlJc w:val="left"/>
+    </w:lvl>
+    <w:lvl w:ilvl="8">
+      <w:numFmt w:val="decimal"/>
+      <w:lvlText w:val=""/>
+      <w:lvlJc w:val="left"/>
+    </w:lvl>
+  </w:abstractNum>
+  <w:abstractNum w:abstractNumId="1" w15:restartNumberingAfterBreak="0">
+    <w:nsid w:val="21834A46"/>
+    <w:multiLevelType w:val="multilevel"/>
+    <w:tmpl w:val="2CDC5F22"/>
     <w:lvl w:ilvl="0">
       <w:start w:val="1"/>
       <w:numFmt w:val="bullet"/>
@@ -2283,38 +2966,65 @@
         <w:rFonts w:ascii="Symbol" w:hAnsi="Symbol"/>
       </w:rPr>
     </w:lvl>
-  </w:abstractNum>
-  <w:abstractNum w:abstractNumId="1">
-    <w:lvl w:ilvl="0">
-      <w:start w:val="1"/>
+    <w:lvl w:ilvl="1">
       <w:numFmt w:val="decimal"/>
-      <w:lvlText w:val="%1."/>
+      <w:lvlText w:val=""/>
       <w:lvlJc w:val="left"/>
-      <w:pPr>
-        <w:tabs>
-          <w:tab w:val="num" w:pos="540"/>
-        </w:tabs>
-        <w:ind w:left="540" w:hanging="270"/>
-      </w:pPr>
+    </w:lvl>
+    <w:lvl w:ilvl="2">
+      <w:numFmt w:val="decimal"/>
+      <w:lvlText w:val=""/>
+      <w:lvlJc w:val="left"/>
+    </w:lvl>
+    <w:lvl w:ilvl="3">
+      <w:numFmt w:val="decimal"/>
+      <w:lvlText w:val=""/>
+      <w:lvlJc w:val="left"/>
+    </w:lvl>
+    <w:lvl w:ilvl="4">
+      <w:numFmt w:val="decimal"/>
+      <w:lvlText w:val=""/>
+      <w:lvlJc w:val="left"/>
+    </w:lvl>
+    <w:lvl w:ilvl="5">
+      <w:numFmt w:val="decimal"/>
+      <w:lvlText w:val=""/>
+      <w:lvlJc w:val="left"/>
+    </w:lvl>
+    <w:lvl w:ilvl="6">
+      <w:numFmt w:val="decimal"/>
+      <w:lvlText w:val=""/>
+      <w:lvlJc w:val="left"/>
+    </w:lvl>
+    <w:lvl w:ilvl="7">
+      <w:numFmt w:val="decimal"/>
+      <w:lvlText w:val=""/>
+      <w:lvlJc w:val="left"/>
+    </w:lvl>
+    <w:lvl w:ilvl="8">
+      <w:numFmt w:val="decimal"/>
+      <w:lvlText w:val=""/>
+      <w:lvlJc w:val="left"/>
     </w:lvl>
   </w:abstractNum>
   <w:num w:numId="1">
-    <w:abstractNumId w:val="0"/>
+    <w:abstractNumId w:val="1"/>
   </w:num>
   <w:num w:numId="2">
-    <w:abstractNumId w:val="1"/>
+    <w:abstractNumId w:val="0"/>
   </w:num>
 </w:numbering>
 </file>
 
 <file path=word/styles.xml><?xml version="1.0" encoding="utf-8"?>
-<w:styles xmlns:w="http://schemas.openxmlformats.org/wordprocessingml/2006/main">
+<w:styles xmlns:mc="http://schemas.openxmlformats.org/markup-compatibility/2006" xmlns:r="http://schemas.openxmlformats.org/officeDocument/2006/relationships" xmlns:w="http://schemas.openxmlformats.org/wordprocessingml/2006/main" xmlns:w14="http://schemas.microsoft.com/office/word/2010/wordml" xmlns:w15="http://schemas.microsoft.com/office/word/2012/wordml" xmlns:w16cid="http://schemas.microsoft.com/office/word/2016/wordml/cid" xmlns:w16se="http://schemas.microsoft.com/office/word/2015/wordml/symex" mc:Ignorable="w14 w15 w16se w16cid">
   <w:docDefaults>
     <w:rPrDefault>
       <w:rPr>
-        <w:rFonts w:ascii="Calibri" w:hAnsi="Calibri"/>
+        <w:rFonts w:ascii="Calibri" w:eastAsia="Times New Roman" w:hAnsi="Calibri" w:cs="Times New Roman"/>
         <w:sz w:val="22"/>
         <w:szCs w:val="22"/>
+        <w:lang w:val="en-US" w:eastAsia="en-US" w:bidi="ar-SA"/>
       </w:rPr>
     </w:rPrDefault>
     <w:pPrDefault>
@@ -2323,49 +3033,396 @@
       </w:pPr>
     </w:pPrDefault>
   </w:docDefaults>
+  <w:latentStyles w:defLockedState="0" w:defUIPriority="99" w:defSemiHidden="0" w:defUnhideWhenUsed="0" w:defQFormat="0" w:count="375">
+    <w:lsdException w:name="Normal" w:uiPriority="0" w:qFormat="1"/>
+    <w:lsdException w:name="heading 1" w:uiPriority="9" w:qFormat="1"/>
+    <w:lsdException w:name="heading 2" w:semiHidden="1" w:uiPriority="9" w:unhideWhenUsed="1" w:qFormat="1"/>
+    <w:lsdException w:name="heading 3" w:semiHidden="1" w:uiPriority="9" w:unhideWhenUsed="1" w:qFormat="1"/>
+    <w:lsdException w:name="heading 4" w:semiHidden="1" w:uiPriority="9" w:unhideWhenUsed="1" w:qFormat="1"/>
+    <w:lsdException w:name="heading 5" w:semiHidden="1" w:uiPriority="9" w:unhideWhenUsed="1" w:qFormat="1"/>
+    <w:lsdException w:name="heading 6" w:semiHidden="1" w:uiPriority="9" w:unhideWhenUsed="1" w:qFormat="1"/>
+    <w:lsdException w:name="heading 7" w:semiHidden="1" w:uiPriority="9" w:unhideWhenUsed="1" w:qFormat="1"/>
+    <w:lsdException w:name="heading 8" w:semiHidden="1" w:uiPriority="9" w:unhideWhenUsed="1" w:qFormat="1"/>
+    <w:lsdException w:name="heading 9" w:semiHidden="1" w:uiPriority="9" w:unhideWhenUsed="1" w:qFormat="1"/>
+    <w:lsdException w:name="index 1" w:semiHidden="1" w:unhideWhenUsed="1"/>
+    <w:lsdException w:name="index 2" w:semiHidden="1" w:unhideWhenUsed="1"/>
+    <w:lsdException w:name="index 3" w:semiHidden="1" w:unhideWhenUsed="1"/>
+    <w:lsdException w:name="index 4" w:semiHidden="1" w:unhideWhenUsed="1"/>
+    <w:lsdException w:name="index 5" w:semiHidden="1" w:unhideWhenUsed="1"/>
+    <w:lsdException w:name="index 6" w:semiHidden="1" w:unhideWhenUsed="1"/>
+    <w:lsdException w:name="index 7" w:semiHidden="1" w:unhideWhenUsed="1"/>
+    <w:lsdException w:name="index 8" w:semiHidden="1" w:unhideWhenUsed="1"/>
+    <w:lsdException w:name="index 9" w:semiHidden="1" w:unhideWhenUsed="1"/>
+    <w:lsdException w:name="toc 1" w:semiHidden="1" w:uiPriority="39" w:unhideWhenUsed="1"/>
+    <w:lsdException w:name="toc 2" w:semiHidden="1" w:uiPriority="39" w:unhideWhenUsed="1"/>
+    <w:lsdException w:name="toc 3" w:semiHidden="1" w:uiPriority="39" w:unhideWhenUsed="1"/>
+    <w:lsdException w:name="toc 4" w:semiHidden="1" w:uiPriority="39" w:unhideWhenUsed="1"/>
+    <w:lsdException w:name="toc 5" w:semiHidden="1" w:uiPriority="39" w:unhideWhenUsed="1"/>
+    <w:lsdException w:name="toc 6" w:semiHidden="1" w:uiPriority="39" w:unhideWhenUsed="1"/>
+    <w:lsdException w:name="toc 7" w:semiHidden="1" w:uiPriority="39" w:unhideWhenUsed="1"/>
+    <w:lsdException w:name="toc 8" w:semiHidden="1" w:uiPriority="39" w:unhideWhenUsed="1"/>
+    <w:lsdException w:name="toc 9" w:semiHidden="1" w:uiPriority="39" w:unhideWhenUsed="1"/>
+    <w:lsdException w:name="Normal Indent" w:semiHidden="1" w:unhideWhenUsed="1"/>
+    <w:lsdException w:name="footnote text" w:semiHidden="1" w:unhideWhenUsed="1"/>
+    <w:lsdException w:name="annotation text" w:semiHidden="1" w:unhideWhenUsed="1"/>
+    <w:lsdException w:name="header" w:semiHidden="1" w:unhideWhenUsed="1"/>
+    <w:lsdException w:name="footer" w:semiHidden="1" w:unhideWhenUsed="1"/>
+    <w:lsdException w:name="index heading" w:semiHidden="1" w:unhideWhenUsed="1"/>
+    <w:lsdException w:name="caption" w:semiHidden="1" w:uiPriority="35" w:unhideWhenUsed="1" w:qFormat="1"/>
+    <w:lsdException w:name="table of figures" w:semiHidden="1" w:unhideWhenUsed="1"/>
+    <w:lsdException w:name="envelope address" w:semiHidden="1" w:unhideWhenUsed="1"/>
+    <w:lsdException w:name="envelope return" w:semiHidden="1" w:unhideWhenUsed="1"/>
+    <w:lsdException w:name="footnote reference" w:semiHidden="1" w:unhideWhenUsed="1"/>
+    <w:lsdException w:name="annotation reference" w:semiHidden="1" w:unhideWhenUsed="1"/>
+    <w:lsdException w:name="line number" w:semiHidden="1" w:unhideWhenUsed="1"/>
+    <w:lsdException w:name="page number" w:semiHidden="1" w:unhideWhenUsed="1"/>
+    <w:lsdException w:name="endnote reference" w:semiHidden="1" w:unhideWhenUsed="1"/>
+    <w:lsdException w:name="endnote text" w:semiHidden="1" w:unhideWhenUsed="1"/>
+    <w:lsdException w:name="table of authorities" w:semiHidden="1" w:unhideWhenUsed="1"/>
+    <w:lsdException w:name="macro" w:semiHidden="1" w:unhideWhenUsed="1"/>
+    <w:lsdException w:name="toa heading" w:semiHidden="1" w:unhideWhenUsed="1"/>
+    <w:lsdException w:name="List" w:semiHidden="1" w:unhideWhenUsed="1"/>
+    <w:lsdException w:name="List Bullet" w:semiHidden="1" w:unhideWhenUsed="1"/>
+    <w:lsdException w:name="List Number" w:semiHidden="1" w:unhideWhenUsed="1"/>
+    <w:lsdException w:name="List 2" w:semiHidden="1" w:unhideWhenUsed="1"/>
+    <w:lsdException w:name="List 3" w:semiHidden="1" w:unhideWhenUsed="1"/>
+    <w:lsdException w:name="List 4" w:semiHidden="1" w:unhideWhenUsed="1"/>
+    <w:lsdException w:name="List 5" w:semiHidden="1" w:unhideWhenUsed="1"/>
+    <w:lsdException w:name="List Bullet 2" w:semiHidden="1" w:unhideWhenUsed="1"/>
+    <w:lsdException w:name="List Bullet 3" w:semiHidden="1" w:unhideWhenUsed="1"/>
+    <w:lsdException w:name="List Bullet 4" w:semiHidden="1" w:unhideWhenUsed="1"/>
+    <w:lsdException w:name="List Bullet 5" w:semiHidden="1" w:unhideWhenUsed="1"/>
+    <w:lsdException w:name="List Number 2" w:semiHidden="1" w:unhideWhenUsed="1"/>
+    <w:lsdException w:name="List Number 3" w:semiHidden="1" w:unhideWhenUsed="1"/>
+    <w:lsdException w:name="List Number 4" w:semiHidden="1" w:unhideWhenUsed="1"/>
+    <w:lsdException w:name="List Number 5" w:semiHidden="1" w:unhideWhenUsed="1"/>
+    <w:lsdException w:name="Title" w:uiPriority="10" w:qFormat="1"/>
+    <w:lsdException w:name="Closing" w:semiHidden="1" w:unhideWhenUsed="1"/>
+    <w:lsdException w:name="Signature" w:semiHidden="1" w:unhideWhenUsed="1"/>
+    <w:lsdException w:name="Default Paragraph Font" w:semiHidden="1" w:uiPriority="1" w:unhideWhenUsed="1"/>
+    <w:lsdException w:name="Body Text" w:semiHidden="1" w:unhideWhenUsed="1"/>
+    <w:lsdException w:name="Body Text Indent" w:semiHidden="1" w:unhideWhenUsed="1"/>
+    <w:lsdException w:name="List Continue" w:semiHidden="1" w:unhideWhenUsed="1"/>
+    <w:lsdException w:name="List Continue 2" w:semiHidden="1" w:unhideWhenUsed="1"/>
+    <w:lsdException w:name="List Continue 3" w:semiHidden="1" w:unhideWhenUsed="1"/>
+    <w:lsdException w:name="List Continue 4" w:semiHidden="1" w:unhideWhenUsed="1"/>
+    <w:lsdException w:name="List Continue 5" w:semiHidden="1" w:unhideWhenUsed="1"/>
+    <w:lsdException w:name="Message Header" w:semiHidden="1" w:unhideWhenUsed="1"/>
+    <w:lsdException w:name="Subtitle" w:uiPriority="11" w:qFormat="1"/>
+    <w:lsdException w:name="Salutation" w:semiHidden="1" w:unhideWhenUsed="1"/>
+    <w:lsdException w:name="Date" w:semiHidden="1" w:unhideWhenUsed="1"/>
+    <w:lsdException w:name="Body Text First Indent" w:semiHidden="1" w:unhideWhenUsed="1"/>
+    <w:lsdException w:name="Body Text First Indent 2" w:semiHidden="1" w:unhideWhenUsed="1"/>
+    <w:lsdException w:name="Note Heading" w:semiHidden="1" w:unhideWhenUsed="1"/>
+    <w:lsdException w:name="Body Text 2" w:semiHidden="1" w:unhideWhenUsed="1"/>
+    <w:lsdException w:name="Body Text 3" w:semiHidden="1" w:unhideWhenUsed="1"/>
+    <w:lsdException w:name="Body Text Indent 2" w:semiHidden="1" w:unhideWhenUsed="1"/>
+    <w:lsdException w:name="Body Text Indent 3" w:semiHidden="1" w:unhideWhenUsed="1"/>
+    <w:lsdException w:name="Block Text" w:semiHidden="1" w:unhideWhenUsed="1"/>
+    <w:lsdException w:name="Hyperlink" w:semiHidden="1" w:unhideWhenUsed="1"/>
+    <w:lsdException w:name="FollowedHyperlink" w:semiHidden="1" w:unhideWhenUsed="1"/>
+    <w:lsdException w:name="Strong" w:uiPriority="22" w:qFormat="1"/>
+    <w:lsdException w:name="Emphasis" w:uiPriority="20" w:qFormat="1"/>
+    <w:lsdException w:name="Document Map" w:semiHidden="1" w:unhideWhenUsed="1"/>
+    <w:lsdException w:name="Plain Text" w:semiHidden="1" w:unhideWhenUsed="1"/>
+    <w:lsdException w:name="E-mail Signature" w:semiHidden="1" w:unhideWhenUsed="1"/>
+    <w:lsdException w:name="HTML Top of Form" w:semiHidden="1" w:unhideWhenUsed="1"/>
+    <w:lsdException w:name="HTML Bottom of Form" w:semiHidden="1" w:unhideWhenUsed="1"/>
+    <w:lsdException w:name="Normal (Web)" w:semiHidden="1" w:unhideWhenUsed="1"/>
+    <w:lsdException w:name="HTML Acronym" w:semiHidden="1" w:unhideWhenUsed="1"/>
+    <w:lsdException w:name="HTML Address" w:semiHidden="1" w:unhideWhenUsed="1"/>
+    <w:lsdException w:name="HTML Cite" w:semiHidden="1" w:unhideWhenUsed="1"/>
+    <w:lsdException w:name="HTML Code" w:semiHidden="1" w:unhideWhenUsed="1"/>
+    <w:lsdException w:name="HTML Definition" w:semiHidden="1" w:unhideWhenUsed="1"/>
+    <w:lsdException w:name="HTML Keyboard" w:semiHidden="1" w:unhideWhenUsed="1"/>
+    <w:lsdException w:name="HTML Preformatted" w:semiHidden="1" w:unhideWhenUsed="1"/>
+    <w:lsdException w:name="HTML Sample" w:semiHidden="1" w:unhideWhenUsed="1"/>
+    <w:lsdException w:name="HTML Typewriter" w:semiHidden="1" w:unhideWhenUsed="1"/>
+    <w:lsdException w:name="HTML Variable" w:semiHidden="1" w:unhideWhenUsed="1"/>
+    <w:lsdException w:name="Normal Table" w:semiHidden="1" w:unhideWhenUsed="1"/>
+    <w:lsdException w:name="annotation subject" w:semiHidden="1" w:unhideWhenUsed="1"/>
+    <w:lsdException w:name="No List" w:semiHidden="1" w:unhideWhenUsed="1"/>
+    <w:lsdException w:name="Outline List 1" w:semiHidden="1" w:unhideWhenUsed="1"/>
+    <w:lsdException w:name="Outline List 2" w:semiHidden="1" w:unhideWhenUsed="1"/>
+    <w:lsdException w:name="Outline List 3" w:semiHidden="1" w:unhideWhenUsed="1"/>
+    <w:lsdException w:name="Table Simple 1" w:semiHidden="1" w:unhideWhenUsed="1"/>
+    <w:lsdException w:name="Table Simple 2" w:semiHidden="1" w:unhideWhenUsed="1"/>
+    <w:lsdException w:name="Table Simple 3" w:semiHidden="1" w:unhideWhenUsed="1"/>
+    <w:lsdException w:name="Table Classic 1" w:semiHidden="1" w:unhideWhenUsed="1"/>
+    <w:lsdException w:name="Table Classic 2" w:semiHidden="1" w:unhideWhenUsed="1"/>
+    <w:lsdException w:name="Table Classic 3" w:semiHidden="1" w:unhideWhenUsed="1"/>
+    <w:lsdException w:name="Table Classic 4" w:semiHidden="1" w:unhideWhenUsed="1"/>
+    <w:lsdException w:name="Table Colorful 1" w:semiHidden="1" w:unhideWhenUsed="1"/>
+    <w:lsdException w:name="Table Colorful 2" w:semiHidden="1" w:unhideWhenUsed="1"/>
+    <w:lsdException w:name="Table Colorful 3" w:semiHidden="1" w:unhideWhenUsed="1"/>
+    <w:lsdException w:name="Table Columns 1" w:semiHidden="1" w:unhideWhenUsed="1"/>
+    <w:lsdException w:name="Table Columns 2" w:semiHidden="1" w:unhideWhenUsed="1"/>
+    <w:lsdException w:name="Table Columns 3" w:semiHidden="1" w:unhideWhenUsed="1"/>
+    <w:lsdException w:name="Table Columns 4" w:semiHidden="1" w:unhideWhenUsed="1"/>
+    <w:lsdException w:name="Table Columns 5" w:semiHidden="1" w:unhideWhenUsed="1"/>
+    <w:lsdException w:name="Table Grid 1" w:semiHidden="1" w:unhideWhenUsed="1"/>
+    <w:lsdException w:name="Table Grid 2" w:semiHidden="1" w:unhideWhenUsed="1"/>
+    <w:lsdException w:name="Table Grid 3" w:semiHidden="1" w:unhideWhenUsed="1"/>
+    <w:lsdException w:name="Table Grid 4" w:semiHidden="1" w:unhideWhenUsed="1"/>
+    <w:lsdException w:name="Table Grid 5" w:semiHidden="1" w:unhideWhenUsed="1"/>
+    <w:lsdException w:name="Table Grid 6" w:semiHidden="1" w:unhideWhenUsed="1"/>
+    <w:lsdException w:name="Table Grid 7" w:semiHidden="1" w:unhideWhenUsed="1"/>
+    <w:lsdException w:name="Table Grid 8" w:semiHidden="1" w:unhideWhenUsed="1"/>
+    <w:lsdException w:name="Table List 1" w:semiHidden="1" w:unhideWhenUsed="1"/>
+    <w:lsdException w:name="Table List 2" w:semiHidden="1" w:unhideWhenUsed="1"/>
+    <w:lsdException w:name="Table List 3" w:semiHidden="1" w:unhideWhenUsed="1"/>
+    <w:lsdException w:name="Table List 4" w:semiHidden="1" w:unhideWhenUsed="1"/>
+    <w:lsdException w:name="Table List 5" w:semiHidden="1" w:unhideWhenUsed="1"/>
+    <w:lsdException w:name="Table List 6" w:semiHidden="1" w:unhideWhenUsed="1"/>
+    <w:lsdException w:name="Table List 7" w:semiHidden="1" w:unhideWhenUsed="1"/>
+    <w:lsdException w:name="Table List 8" w:semiHidden="1" w:unhideWhenUsed="1"/>
+    <w:lsdException w:name="Table 3D effects 1" w:semiHidden="1" w:unhideWhenUsed="1"/>
+    <w:lsdException w:name="Table 3D effects 2" w:semiHidden="1" w:unhideWhenUsed="1"/>
+    <w:lsdException w:name="Table 3D effects 3" w:semiHidden="1" w:unhideWhenUsed="1"/>
+    <w:lsdException w:name="Table Contemporary" w:semiHidden="1" w:unhideWhenUsed="1"/>
+    <w:lsdException w:name="Table Elegant" w:semiHidden="1" w:unhideWhenUsed="1"/>
+    <w:lsdException w:name="Table Professional" w:semiHidden="1" w:unhideWhenUsed="1"/>
+    <w:lsdException w:name="Table Subtle 1" w:semiHidden="1" w:unhideWhenUsed="1"/>
+    <w:lsdException w:name="Table Subtle 2" w:semiHidden="1" w:unhideWhenUsed="1"/>
+    <w:lsdException w:name="Table Web 1" w:semiHidden="1" w:unhideWhenUsed="1"/>
+    <w:lsdException w:name="Table Web 2" w:semiHidden="1" w:unhideWhenUsed="1"/>
+    <w:lsdException w:name="Table Web 3" w:semiHidden="1" w:unhideWhenUsed="1"/>
+    <w:lsdException w:name="Balloon Text" w:semiHidden="1" w:unhideWhenUsed="1"/>
+    <w:lsdException w:name="Table Grid" w:uiPriority="39"/>
+    <w:lsdException w:name="Table Theme" w:semiHidden="1" w:unhideWhenUsed="1"/>
+    <w:lsdException w:name="Placeholder Text" w:semiHidden="1"/>
+    <w:lsdException w:name="No Spacing" w:uiPriority="1" w:qFormat="1"/>
+    <w:lsdException w:name="Light Shading" w:uiPriority="60"/>
+    <w:lsdException w:name="Light List" w:uiPriority="61"/>
+    <w:lsdException w:name="Light Grid" w:uiPriority="62"/>
+    <w:lsdException w:name="Medium Shading 1" w:uiPriority="63"/>
+    <w:lsdException w:name="Medium Shading 2" w:uiPriority="64"/>
+    <w:lsdException w:name="Medium List 1" w:uiPriority="65"/>
+    <w:lsdException w:name="Medium List 2" w:uiPriority="66"/>
+    <w:lsdException w:name="Medium Grid 1" w:uiPriority="67"/>
+    <w:lsdException w:name="Medium Grid 2" w:uiPriority="68"/>
+    <w:lsdException w:name="Medium Grid 3" w:uiPriority="69"/>
+    <w:lsdException w:name="Dark List" w:uiPriority="70"/>
+    <w:lsdException w:name="Colorful Shading" w:uiPriority="71"/>
+    <w:lsdException w:name="Colorful List" w:uiPriority="72"/>
+    <w:lsdException w:name="Colorful Grid" w:uiPriority="73"/>
+    <w:lsdException w:name="Light Shading Accent 1" w:uiPriority="60"/>
+    <w:lsdException w:name="Light List Accent 1" w:uiPriority="61"/>
+    <w:lsdException w:name="Light Grid Accent 1" w:uiPriority="62"/>
+    <w:lsdException w:name="Medium Shading 1 Accent 1" w:uiPriority="63"/>
+    <w:lsdException w:name="Medium Shading 2 Accent 1" w:uiPriority="64"/>
+    <w:lsdException w:name="Medium List 1 Accent 1" w:uiPriority="65"/>
+    <w:lsdException w:name="Revision" w:semiHidden="1"/>
+    <w:lsdException w:name="List Paragraph" w:uiPriority="34" w:qFormat="1"/>
+    <w:lsdException w:name="Quote" w:uiPriority="29" w:qFormat="1"/>
+    <w:lsdException w:name="Intense Quote" w:uiPriority="30" w:qFormat="1"/>
+    <w:lsdException w:name="Medium List 2 Accent 1" w:uiPriority="66"/>
+    <w:lsdException w:name="Medium Grid 1 Accent 1" w:uiPriority="67"/>
+    <w:lsdException w:name="Medium Grid 2 Accent 1" w:uiPriority="68"/>
+    <w:lsdException w:name="Medium Grid 3 Accent 1" w:uiPriority="69"/>
+    <w:lsdException w:name="Dark List Accent 1" w:uiPriority="70"/>
+    <w:lsdException w:name="Colorful Shading Accent 1" w:uiPriority="71"/>
+    <w:lsdException w:name="Colorful List Accent 1" w:uiPriority="72"/>
+    <w:lsdException w:name="Colorful Grid Accent 1" w:uiPriority="73"/>
+    <w:lsdException w:name="Light Shading Accent 2" w:uiPriority="60"/>
+    <w:lsdException w:name="Light List Accent 2" w:uiPriority="61"/>
+    <w:lsdException w:name="Light Grid Accent 2" w:uiPriority="62"/>
+    <w:lsdException w:name="Medium Shading 1 Accent 2" w:uiPriority="63"/>
+    <w:lsdException w:name="Medium Shading 2 Accent 2" w:uiPriority="64"/>
+    <w:lsdException w:name="Medium List 1 Accent 2" w:uiPriority="65"/>
+    <w:lsdException w:name="Medium List 2 Accent 2" w:uiPriority="66"/>
+    <w:lsdException w:name="Medium Grid 1 Accent 2" w:uiPriority="67"/>
+    <w:lsdException w:name="Medium Grid 2 Accent 2" w:uiPriority="68"/>
+    <w:lsdException w:name="Medium Grid 3 Accent 2" w:uiPriority="69"/>
+    <w:lsdException w:name="Dark List Accent 2" w:uiPriority="70"/>
+    <w:lsdException w:name="Colorful Shading Accent 2" w:uiPriority="71"/>
+    <w:lsdException w:name="Colorful List Accent 2" w:uiPriority="72"/>
+    <w:lsdException w:name="Colorful Grid Accent 2" w:uiPriority="73"/>
+    <w:lsdException w:name="Light Shading Accent 3" w:uiPriority="60"/>
+    <w:lsdException w:name="Light List Accent 3" w:uiPriority="61"/>
+    <w:lsdException w:name="Light Grid Accent 3" w:uiPriority="62"/>
+    <w:lsdException w:name="Medium Shading 1 Accent 3" w:uiPriority="63"/>
+    <w:lsdException w:name="Medium Shading 2 Accent 3" w:uiPriority="64"/>
+    <w:lsdException w:name="Medium List 1 Accent 3" w:uiPriority="65"/>
+    <w:lsdException w:name="Medium List 2 Accent 3" w:uiPriority="66"/>
+    <w:lsdException w:name="Medium Grid 1 Accent 3" w:uiPriority="67"/>
+    <w:lsdException w:name="Medium Grid 2 Accent 3" w:uiPriority="68"/>
+    <w:lsdException w:name="Medium Grid 3 Accent 3" w:uiPriority="69"/>
+    <w:lsdException w:name="Dark List Accent 3" w:uiPriority="70"/>
+    <w:lsdException w:name="Colorful Shading Accent 3" w:uiPriority="71"/>
+    <w:lsdException w:name="Colorful List Accent 3" w:uiPriority="72"/>
+    <w:lsdException w:name="Colorful Grid Accent 3" w:uiPriority="73"/>
+    <w:lsdException w:name="Light Shading Accent 4" w:uiPriority="60"/>
+    <w:lsdException w:name="Light List Accent 4" w:uiPriority="61"/>
+    <w:lsdException w:name="Light Grid Accent 4" w:uiPriority="62"/>
+    <w:lsdException w:name="Medium Shading 1 Accent 4" w:uiPriority="63"/>
+    <w:lsdException w:name="Medium Shading 2 Accent 4" w:uiPriority="64"/>
+    <w:lsdException w:name="Medium List 1 Accent 4" w:uiPriority="65"/>
+    <w:lsdException w:name="Medium List 2 Accent 4" w:uiPriority="66"/>
+    <w:lsdException w:name="Medium Grid 1 Accent 4" w:uiPriority="67"/>
+    <w:lsdException w:name="Medium Grid 2 Accent 4" w:uiPriority="68"/>
+    <w:lsdException w:name="Medium Grid 3 Accent 4" w:uiPriority="69"/>
+    <w:lsdException w:name="Dark List Accent 4" w:uiPriority="70"/>
+    <w:lsdException w:name="Colorful Shading Accent 4" w:uiPriority="71"/>
+    <w:lsdException w:name="Colorful List Accent 4" w:uiPriority="72"/>
+    <w:lsdException w:name="Colorful Grid Accent 4" w:uiPriority="73"/>
+    <w:lsdException w:name="Light Shading Accent 5" w:uiPriority="60"/>
+    <w:lsdException w:name="Light List Accent 5" w:uiPriority="61"/>
+    <w:lsdException w:name="Light Grid Accent 5" w:uiPriority="62"/>
+    <w:lsdException w:name="Medium Shading 1 Accent 5" w:uiPriority="63"/>
+    <w:lsdException w:name="Medium Shading 2 Accent 5" w:uiPriority="64"/>
+    <w:lsdException w:name="Medium List 1 Accent 5" w:uiPriority="65"/>
+    <w:lsdException w:name="Medium List 2 Accent 5" w:uiPriority="66"/>
+    <w:lsdException w:name="Medium Grid 1 Accent 5" w:uiPriority="67"/>
+    <w:lsdException w:name="Medium Grid 2 Accent 5" w:uiPriority="68"/>
+    <w:lsdException w:name="Medium Grid 3 Accent 5" w:uiPriority="69"/>
+    <w:lsdException w:name="Dark List Accent 5" w:uiPriority="70"/>
+    <w:lsdException w:name="Colorful Shading Accent 5" w:uiPriority="71"/>
+    <w:lsdException w:name="Colorful List Accent 5" w:uiPriority="72"/>
+    <w:lsdException w:name="Colorful Grid Accent 5" w:uiPriority="73"/>
+    <w:lsdException w:name="Light Shading Accent 6" w:uiPriority="60"/>
+    <w:lsdException w:name="Light List Accent 6" w:uiPriority="61"/>
+    <w:lsdException w:name="Light Grid Accent 6" w:uiPriority="62"/>
+    <w:lsdException w:name="Medium Shading 1 Accent 6" w:uiPriority="63"/>
+    <w:lsdException w:name="Medium Shading 2 Accent 6" w:uiPriority="64"/>
+    <w:lsdException w:name="Medium List 1 Accent 6" w:uiPriority="65"/>
+    <w:lsdException w:name="Medium List 2 Accent 6" w:uiPriority="66"/>
+    <w:lsdException w:name="Medium Grid 1 Accent 6" w:uiPriority="67"/>
+    <w:lsdException w:name="Medium Grid 2 Accent 6" w:uiPriority="68"/>
+    <w:lsdException w:name="Medium Grid 3 Accent 6" w:uiPriority="69"/>
+    <w:lsdException w:name="Dark List Accent 6" w:uiPriority="70"/>
+    <w:lsdException w:name="Colorful Shading Accent 6" w:uiPriority="71"/>
+    <w:lsdException w:name="Colorful List Accent 6" w:uiPriority="72"/>
+    <w:lsdException w:name="Colorful Grid Accent 6" w:uiPriority="73"/>
+    <w:lsdException w:name="Subtle Emphasis" w:uiPriority="19" w:qFormat="1"/>
+    <w:lsdException w:name="Intense Emphasis" w:uiPriority="21" w:qFormat="1"/>
+    <w:lsdException w:name="Subtle Reference" w:uiPriority="31" w:qFormat="1"/>
+    <w:lsdException w:name="Intense Reference" w:uiPriority="32" w:qFormat="1"/>
+    <w:lsdException w:name="Book Title" w:uiPriority="33" w:qFormat="1"/>
+    <w:lsdException w:name="Bibliography" w:semiHidden="1" w:uiPriority="37" w:unhideWhenUsed="1"/>
+    <w:lsdException w:name="TOC Heading" w:semiHidden="1" w:uiPriority="39" w:unhideWhenUsed="1" w:qFormat="1"/>
+    <w:lsdException w:name="Plain Table 1" w:uiPriority="41"/>
+    <w:lsdException w:name="Plain Table 2" w:uiPriority="42"/>
+    <w:lsdException w:name="Plain Table 3" w:uiPriority="43"/>
+    <w:lsdException w:name="Plain Table 4" w:uiPriority="44"/>
+    <w:lsdException w:name="Plain Table 5" w:uiPriority="45"/>
+    <w:lsdException w:name="Grid Table Light" w:uiPriority="40"/>
+    <w:lsdException w:name="Grid Table 1 Light" w:uiPriority="46"/>
+    <w:lsdException w:name="Grid Table 2" w:uiPriority="47"/>
+    <w:lsdException w:name="Grid Table 3" w:uiPriority="48"/>
+    <w:lsdException w:name="Grid Table 4" w:uiPriority="49"/>
+    <w:lsdException w:name="Grid Table 5 Dark" w:uiPriority="50"/>
+    <w:lsdException w:name="Grid Table 6 Colorful" w:uiPriority="51"/>
+    <w:lsdException w:name="Grid Table 7 Colorful" w:uiPriority="52"/>
+    <w:lsdException w:name="Grid Table 1 Light Accent 1" w:uiPriority="46"/>
+    <w:lsdException w:name="Grid Table 2 Accent 1" w:uiPriority="47"/>
+    <w:lsdException w:name="Grid Table 3 Accent 1" w:uiPriority="48"/>
+    <w:lsdException w:name="Grid Table 4 Accent 1" w:uiPriority="49"/>
+    <w:lsdException w:name="Grid Table 5 Dark Accent 1" w:uiPriority="50"/>
+    <w:lsdException w:name="Grid Table 6 Colorful Accent 1" w:uiPriority="51"/>
+    <w:lsdException w:name="Grid Table 7 Colorful Accent 1" w:uiPriority="52"/>
+    <w:lsdException w:name="Grid Table 1 Light Accent 2" w:uiPriority="46"/>
+    <w:lsdException w:name="Grid Table 2 Accent 2" w:uiPriority="47"/>
+    <w:lsdException w:name="Grid Table 3 Accent 2" w:uiPriority="48"/>
+    <w:lsdException w:name="Grid Table 4 Accent 2" w:uiPriority="49"/>
+    <w:lsdException w:name="Grid Table 5 Dark Accent 2" w:uiPriority="50"/>
+    <w:lsdException w:name="Grid Table 6 Colorful Accent 2" w:uiPriority="51"/>
+    <w:lsdException w:name="Grid Table 7 Colorful Accent 2" w:uiPriority="52"/>
+    <w:lsdException w:name="Grid Table 1 Light Accent 3" w:uiPriority="46"/>
+    <w:lsdException w:name="Grid Table 2 Accent 3" w:uiPriority="47"/>
+    <w:lsdException w:name="Grid Table 3 Accent 3" w:uiPriority="48"/>
+    <w:lsdException w:name="Grid Table 4 Accent 3" w:uiPriority="49"/>
+    <w:lsdException w:name="Grid Table 5 Dark Accent 3" w:uiPriority="50"/>
+    <w:lsdException w:name="Grid Table 6 Colorful Accent 3" w:uiPriority="51"/>
+    <w:lsdException w:name="Grid Table 7 Colorful Accent 3" w:uiPriority="52"/>
+    <w:lsdException w:name="Grid Table 1 Light Accent 4" w:uiPriority="46"/>
+    <w:lsdException w:name="Grid Table 2 Accent 4" w:uiPriority="47"/>
+    <w:lsdException w:name="Grid Table 3 Accent 4" w:uiPriority="48"/>
+    <w:lsdException w:name="Grid Table 4 Accent 4" w:uiPriority="49"/>
+    <w:lsdException w:name="Grid Table 5 Dark Accent 4" w:uiPriority="50"/>
+    <w:lsdException w:name="Grid Table 6 Colorful Accent 4" w:uiPriority="51"/>
+    <w:lsdException w:name="Grid Table 7 Colorful Accent 4" w:uiPriority="52"/>
+    <w:lsdException w:name="Grid Table 1 Light Accent 5" w:uiPriority="46"/>
+    <w:lsdException w:name="Grid Table 2 Accent 5" w:uiPriority="47"/>
+    <w:lsdException w:name="Grid Table 3 Accent 5" w:uiPriority="48"/>
+    <w:lsdException w:name="Grid Table 4 Accent 5" w:uiPriority="49"/>
+    <w:lsdException w:name="Grid Table 5 Dark Accent 5" w:uiPriority="50"/>
+    <w:lsdException w:name="Grid Table 6 Colorful Accent 5" w:uiPriority="51"/>
+    <w:lsdException w:name="Grid Table 7 Colorful Accent 5" w:uiPriority="52"/>
+    <w:lsdException w:name="Grid Table 1 Light Accent 6" w:uiPriority="46"/>
+    <w:lsdException w:name="Grid Table 2 Accent 6" w:uiPriority="47"/>
+    <w:lsdException w:name="Grid Table 3 Accent 6" w:uiPriority="48"/>
+    <w:lsdException w:name="Grid Table 4 Accent 6" w:uiPriority="49"/>
+    <w:lsdException w:name="Grid Table 5 Dark Accent 6" w:uiPriority="50"/>
+    <w:lsdException w:name="Grid Table 6 Colorful Accent 6" w:uiPriority="51"/>
+    <w:lsdException w:name="Grid Table 7 Colorful Accent 6" w:uiPriority="52"/>
+    <w:lsdException w:name="List Table 1 Light" w:uiPriority="46"/>
+    <w:lsdException w:name="List Table 2" w:uiPriority="47"/>
+    <w:lsdException w:name="List Table 3" w:uiPriority="48"/>
+    <w:lsdException w:name="List Table 4" w:uiPriority="49"/>
+    <w:lsdException w:name="List Table 5 Dark" w:uiPriority="50"/>
+    <w:lsdException w:name="List Table 6 Colorful" w:uiPriority="51"/>
+    <w:lsdException w:name="List Table 7 Colorful" w:uiPriority="52"/>
+    <w:lsdException w:name="List Table 1 Light Accent 1" w:uiPriority="46"/>
+    <w:lsdException w:name="List Table 2 Accent 1" w:uiPriority="47"/>
+    <w:lsdException w:name="List Table 3 Accent 1" w:uiPriority="48"/>
+    <w:lsdException w:name="List Table 4 Accent 1" w:uiPriority="49"/>
+    <w:lsdException w:name="List Table 5 Dark Accent 1" w:uiPriority="50"/>
+    <w:lsdException w:name="List Table 6 Colorful Accent 1" w:uiPriority="51"/>
+    <w:lsdException w:name="List Table 7 Colorful Accent 1" w:uiPriority="52"/>
+    <w:lsdException w:name="List Table 1 Light Accent 2" w:uiPriority="46"/>
+    <w:lsdException w:name="List Table 2 Accent 2" w:uiPriority="47"/>
+    <w:lsdException w:name="List Table 3 Accent 2" w:uiPriority="48"/>
+    <w:lsdException w:name="List Table 4 Accent 2" w:uiPriority="49"/>
+    <w:lsdException w:name="List Table 5 Dark Accent 2" w:uiPriority="50"/>
+    <w:lsdException w:name="List Table 6 Colorful Accent 2" w:uiPriority="51"/>
+    <w:lsdException w:name="List Table 7 Colorful Accent 2" w:uiPriority="52"/>
+    <w:lsdException w:name="List Table 1 Light Accent 3" w:uiPriority="46"/>
+    <w:lsdException w:name="List Table 2 Accent 3" w:uiPriority="47"/>
+    <w:lsdException w:name="List Table 3 Accent 3" w:uiPriority="48"/>
+    <w:lsdException w:name="List Table 4 Accent 3" w:uiPriority="49"/>
+    <w:lsdException w:name="List Table 5 Dark Accent 3" w:uiPriority="50"/>
+    <w:lsdException w:name="List Table 6 Colorful Accent 3" w:uiPriority="51"/>
+    <w:lsdException w:name="List Table 7 Colorful Accent 3" w:uiPriority="52"/>
+    <w:lsdException w:name="List Table 1 Light Accent 4" w:uiPriority="46"/>
+    <w:lsdException w:name="List Table 2 Accent 4" w:uiPriority="47"/>
+    <w:lsdException w:name="List Table 3 Accent 4" w:uiPriority="48"/>
+    <w:lsdException w:name="List Table 4 Accent 4" w:uiPriority="49"/>
+    <w:lsdException w:name="List Table 5 Dark Accent 4" w:uiPriority="50"/>
+    <w:lsdException w:name="List Table 6 Colorful Accent 4" w:uiPriority="51"/>
+    <w:lsdException w:name="List Table 7 Colorful Accent 4" w:uiPriority="52"/>
+    <w:lsdException w:name="List Table 1 Light Accent 5" w:uiPriority="46"/>
+    <w:lsdException w:name="List Table 2 Accent 5" w:uiPriority="47"/>
+    <w:lsdException w:name="List Table 3 Accent 5" w:uiPriority="48"/>
+    <w:lsdException w:name="List Table 4 Accent 5" w:uiPriority="49"/>
+    <w:lsdException w:name="List Table 5 Dark Accent 5" w:uiPriority="50"/>
+    <w:lsdException w:name="List Table 6 Colorful Accent 5" w:uiPriority="51"/>
+    <w:lsdException w:name="List Table 7 Colorful Accent 5" w:uiPriority="52"/>
+    <w:lsdException w:name="List Table 1 Light Accent 6" w:uiPriority="46"/>
+    <w:lsdException w:name="List Table 2 Accent 6" w:uiPriority="47"/>
+    <w:lsdException w:name="List Table 3 Accent 6" w:uiPriority="48"/>
+    <w:lsdException w:name="List Table 4 Accent 6" w:uiPriority="49"/>
+    <w:lsdException w:name="List Table 5 Dark Accent 6" w:uiPriority="50"/>
+    <w:lsdException w:name="List Table 6 Colorful Accent 6" w:uiPriority="51"/>
+    <w:lsdException w:name="List Table 7 Colorful Accent 6" w:uiPriority="52"/>
+    <w:lsdException w:name="Mention" w:semiHidden="1" w:unhideWhenUsed="1"/>
+    <w:lsdException w:name="Smart Hyperlink" w:semiHidden="1" w:unhideWhenUsed="1"/>
+    <w:lsdException w:name="Hashtag" w:semiHidden="1" w:unhideWhenUsed="1"/>
+    <w:lsdException w:name="Unresolved Mention" w:semiHidden="1" w:unhideWhenUsed="1"/>
+  </w:latentStyles>
   <w:style w:type="paragraph" w:default="1" w:styleId="Normal">
     <w:name w:val="Normal"/>
     <w:qFormat/>
-    <w:pPr>
-      <w:spacing w:after="120" w:line="300" w:lineRule="auto"/>
-    </w:pPr>
-    <w:rPr>
-      <w:rFonts w:ascii="Calibri" w:hAnsi="Calibri"/>
-      <w:sz w:val="22"/>
-    </w:rPr>
-  </w:style>
-  <w:style w:type="paragraph" w:styleId="TitleDoc">
-    <w:name w:val="Document Title"/>
-    <w:basedOn w:val="Normal"/>
-    <w:qFormat/>
-    <w:pPr>
-      <w:spacing w:after="160" w:line="300" w:lineRule="auto"/>
-    </w:pPr>
-    <w:rPr>
-      <w:b/>
-      <w:color w:val="0B2545"/>
-      <w:sz w:val="38"/>
-    </w:rPr>
-  </w:style>
-  <w:style w:type="paragraph" w:styleId="Subtitle">
-    <w:name w:val="Subtitle"/>
-    <w:basedOn w:val="Normal"/>
-    <w:pPr>
-      <w:spacing w:after="160" w:line="300" w:lineRule="auto"/>
-    </w:pPr>
-    <w:rPr>
-      <w:color w:val="555555"/>
-      <w:sz w:val="22"/>
-    </w:rPr>
   </w:style>
   <w:style w:type="paragraph" w:styleId="Heading1">
     <w:name w:val="heading 1"/>
     <w:basedOn w:val="Normal"/>
     <w:next w:val="Normal"/>
+    <w:uiPriority w:val="9"/>
     <w:qFormat/>
     <w:pPr>
       <w:keepNext/>
-      <w:spacing w:before="360" w:after="200" w:line="300" w:lineRule="auto"/>
+      <w:spacing w:before="360" w:after="200"/>
       <w:outlineLvl w:val="0"/>
     </w:pPr>
     <w:rPr>
@@ -2378,10 +3435,13 @@
     <w:name w:val="heading 2"/>
     <w:basedOn w:val="Normal"/>
     <w:next w:val="Normal"/>
+    <w:uiPriority w:val="9"/>
+    <w:semiHidden/>
+    <w:unhideWhenUsed/>
     <w:qFormat/>
     <w:pPr>
       <w:keepNext/>
-      <w:spacing w:before="280" w:after="140" w:line="300" w:lineRule="auto"/>
+      <w:spacing w:before="280" w:after="140"/>
       <w:outlineLvl w:val="1"/>
     </w:pPr>
     <w:rPr>
@@ -2394,10 +3454,13 @@
     <w:name w:val="heading 3"/>
     <w:basedOn w:val="Normal"/>
     <w:next w:val="Normal"/>
+    <w:uiPriority w:val="9"/>
+    <w:semiHidden/>
+    <w:unhideWhenUsed/>
     <w:qFormat/>
     <w:pPr>
       <w:keepNext/>
-      <w:spacing w:before="200" w:after="100" w:line="300" w:lineRule="auto"/>
+      <w:spacing w:before="200" w:after="100"/>
       <w:outlineLvl w:val="2"/>
     </w:pPr>
     <w:rPr>
@@ -2406,12 +3469,64 @@
       <w:sz w:val="24"/>
     </w:rPr>
   </w:style>
-  <w:style w:type="paragraph" w:styleId="CodeBlock">
+  <w:style w:type="character" w:default="1" w:styleId="DefaultParagraphFont">
+    <w:name w:val="Default Paragraph Font"/>
+    <w:uiPriority w:val="1"/>
+    <w:semiHidden/>
+    <w:unhideWhenUsed/>
+  </w:style>
+  <w:style w:type="table" w:default="1" w:styleId="TableNormal">
+    <w:name w:val="Normal Table"/>
+    <w:uiPriority w:val="99"/>
+    <w:semiHidden/>
+    <w:unhideWhenUsed/>
+    <w:tblPr>
+      <w:tblInd w:w="0" w:type="dxa"/>
+      <w:tblCellMar>
+        <w:top w:w="0" w:type="dxa"/>
+        <w:left w:w="108" w:type="dxa"/>
+        <w:bottom w:w="0" w:type="dxa"/>
+        <w:right w:w="108" w:type="dxa"/>
+      </w:tblCellMar>
+    </w:tblPr>
+  </w:style>
+  <w:style w:type="numbering" w:default="1" w:styleId="NoList">
+    <w:name w:val="No List"/>
+    <w:uiPriority w:val="99"/>
+    <w:semiHidden/>
+    <w:unhideWhenUsed/>
+  </w:style>
+  <w:style w:type="paragraph" w:customStyle="1" w:styleId="DocumentTitle">
+    <w:name w:val="Document Title"/>
+    <w:basedOn w:val="Normal"/>
+    <w:qFormat/>
+    <w:pPr>
+      <w:spacing w:after="160"/>
+    </w:pPr>
+    <w:rPr>
+      <w:b/>
+      <w:color w:val="0B2545"/>
+      <w:sz w:val="38"/>
+    </w:rPr>
+  </w:style>
+  <w:style w:type="paragraph" w:styleId="Subtitle">
+    <w:name w:val="Subtitle"/>
+    <w:basedOn w:val="Normal"/>
+    <w:uiPriority w:val="11"/>
+    <w:qFormat/>
+    <w:pPr>
+      <w:spacing w:after="160"/>
+    </w:pPr>
+    <w:rPr>
+      <w:color w:val="555555"/>
+    </w:rPr>
+  </w:style>
+  <w:style w:type="paragraph" w:customStyle="1" w:styleId="CodeBlock">
     <w:name w:val="Code Block"/>
     <w:basedOn w:val="Normal"/>
     <w:pPr>
+      <w:shd w:val="clear" w:color="auto" w:fill="F4F6F9"/>
       <w:spacing w:after="0" w:line="240" w:lineRule="auto"/>
-      <w:shd w:fill="F4F6F9"/>
       <w:ind w:left="120" w:right="120"/>
     </w:pPr>
     <w:rPr>
@@ -2420,4 +3535,299 @@
     </w:rPr>
   </w:style>
 </w:styles>
+</file>
+
+<file path=word/theme/theme1.xml><?xml version="1.0" encoding="utf-8"?>
+<a:theme xmlns:a="http://schemas.openxmlformats.org/drawingml/2006/main" name="Office Theme">
+  <a:themeElements>
+    <a:clrScheme name="Office">
+      <a:dk1>
+        <a:sysClr val="windowText" lastClr="000000"/>
+      </a:dk1>
+      <a:lt1>
+        <a:sysClr val="window" lastClr="FFFFFF"/>
+      </a:lt1>
+      <a:dk2>
+        <a:srgbClr val="44546A"/>
+      </a:dk2>
+      <a:lt2>
+        <a:srgbClr val="E7E6E6"/>
+      </a:lt2>
+      <a:accent1>
+        <a:srgbClr val="4472C4"/>
+      </a:accent1>
+      <a:accent2>
+        <a:srgbClr val="ED7D31"/>
+      </a:accent2>
+      <a:accent3>
+        <a:srgbClr val="A5A5A5"/>
+      </a:accent3>
+      <a:accent4>
+        <a:srgbClr val="FFC000"/>
+      </a:accent4>
+      <a:accent5>
+        <a:srgbClr val="5B9BD5"/>
+      </a:accent5>
+      <a:accent6>
+        <a:srgbClr val="70AD47"/>
+      </a:accent6>
+      <a:hlink>
+        <a:srgbClr val="0563C1"/>
+      </a:hlink>
+      <a:folHlink>
+        <a:srgbClr val="954F72"/>
+      </a:folHlink>
+    </a:clrScheme>
+    <a:fontScheme name="Office">
+      <a:majorFont>
+        <a:latin typeface="Calibri Light" panose="020F0302020204030204"/>
+        <a:ea typeface=""/>
+        <a:cs typeface=""/>
+        <a:font script="Jpan" typeface="游ゴシック Light"/>
+        <a:font script="Hang" typeface="맑은 고딕"/>
+        <a:font script="Hans" typeface="等线 Light"/>
+        <a:font script="Hant" typeface="新細明體"/>
+        <a:font script="Arab" typeface="Times New Roman"/>
+        <a:font script="Hebr" typeface="Times New Roman"/>
+        <a:font script="Thai" typeface="Angsana New"/>
+        <a:font script="Ethi" typeface="Nyala"/>
+        <a:font script="Beng" typeface="Vrinda"/>
+        <a:font script="Gujr" typeface="Shruti"/>
+        <a:font script="Khmr" typeface="MoolBoran"/>
+        <a:font script="Knda" typeface="Tunga"/>
+        <a:font script="Guru" typeface="Raavi"/>
+        <a:font script="Cans" typeface="Euphemia"/>
+        <a:font script="Cher" typeface="Plantagenet Cherokee"/>
+        <a:font script="Yiii" typeface="Microsoft Yi Baiti"/>
+        <a:font script="Tibt" typeface="Microsoft Himalaya"/>
+        <a:font script="Thaa" typeface="MV Boli"/>
+        <a:font script="Deva" typeface="Mangal"/>
+        <a:font script="Telu" typeface="Gautami"/>
+        <a:font script="Taml" typeface="Latha"/>
+        <a:font script="Syrc" typeface="Estrangelo Edessa"/>
+        <a:font script="Orya" typeface="Kalinga"/>
+        <a:font script="Mlym" typeface="Kartika"/>
+        <a:font script="Laoo" typeface="DokChampa"/>
+        <a:font script="Sinh" typeface="Iskoola Pota"/>
+        <a:font script="Mong" typeface="Mongolian Baiti"/>
+        <a:font script="Viet" typeface="Times New Roman"/>
+        <a:font script="Uigh" typeface="Microsoft Uighur"/>
+        <a:font script="Geor" typeface="Sylfaen"/>
+        <a:font script="Armn" typeface="Arial"/>
+        <a:font script="Bugi" typeface="Leelawadee UI"/>
+        <a:font script="Bopo" typeface="Microsoft JhengHei"/>
+        <a:font script="Java" typeface="Javanese Text"/>
+        <a:font script="Lisu" typeface="Segoe UI"/>
+        <a:font script="Mymr" typeface="Myanmar Text"/>
+        <a:font script="Nkoo" typeface="Ebrima"/>
+        <a:font script="Olck" typeface="Nirmala UI"/>
+        <a:font script="Osma" typeface="Ebrima"/>
+        <a:font script="Phag" typeface="Phagspa"/>
+        <a:font script="Syrn" typeface="Estrangelo Edessa"/>
+        <a:font script="Syrj" typeface="Estrangelo Edessa"/>
+        <a:font script="Syre" typeface="Estrangelo Edessa"/>
+        <a:font script="Sora" typeface="Nirmala UI"/>
+        <a:font script="Tale" typeface="Microsoft Tai Le"/>
+        <a:font script="Talu" typeface="Microsoft New Tai Lue"/>
+        <a:font script="Tfng" typeface="Ebrima"/>
+      </a:majorFont>
+      <a:minorFont>
+        <a:latin typeface="Calibri" panose="020F0502020204030204"/>
+        <a:ea typeface=""/>
+        <a:cs typeface=""/>
+        <a:font script="Jpan" typeface="游明朝"/>
+        <a:font script="Hang" typeface="맑은 고딕"/>
+        <a:font script="Hans" typeface="等线"/>
+        <a:font script="Hant" typeface="新細明體"/>
+        <a:font script="Arab" typeface="Arial"/>
+        <a:font script="Hebr" typeface="Arial"/>
+        <a:font script="Thai" typeface="Cordia New"/>
+        <a:font script="Ethi" typeface="Nyala"/>
+        <a:font script="Beng" typeface="Vrinda"/>
+        <a:font script="Gujr" typeface="Shruti"/>
+        <a:font script="Khmr" typeface="DaunPenh"/>
+        <a:font script="Knda" typeface="Tunga"/>
+        <a:font script="Guru" typeface="Raavi"/>
+        <a:font script="Cans" typeface="Euphemia"/>
+        <a:font script="Cher" typeface="Plantagenet Cherokee"/>
+        <a:font script="Yiii" typeface="Microsoft Yi Baiti"/>
+        <a:font script="Tibt" typeface="Microsoft Himalaya"/>
+        <a:font script="Thaa" typeface="MV Boli"/>
+        <a:font script="Deva" typeface="Mangal"/>
+        <a:font script="Telu" typeface="Gautami"/>
+        <a:font script="Taml" typeface="Latha"/>
+        <a:font script="Syrc" typeface="Estrangelo Edessa"/>
+        <a:font script="Orya" typeface="Kalinga"/>
+        <a:font script="Mlym" typeface="Kartika"/>
+        <a:font script="Laoo" typeface="DokChampa"/>
+        <a:font script="Sinh" typeface="Iskoola Pota"/>
+        <a:font script="Mong" typeface="Mongolian Baiti"/>
+        <a:font script="Viet" typeface="Arial"/>
+        <a:font script="Uigh" typeface="Microsoft Uighur"/>
+        <a:font script="Geor" typeface="Sylfaen"/>
+        <a:font script="Armn" typeface="Arial"/>
+        <a:font script="Bugi" typeface="Leelawadee UI"/>
+        <a:font script="Bopo" typeface="Microsoft JhengHei"/>
+        <a:font script="Java" typeface="Javanese Text"/>
+        <a:font script="Lisu" typeface="Segoe UI"/>
+        <a:font script="Mymr" typeface="Myanmar Text"/>
+        <a:font script="Nkoo" typeface="Ebrima"/>
+        <a:font script="Olck" typeface="Nirmala UI"/>
+        <a:font script="Osma" typeface="Ebrima"/>
+        <a:font script="Phag" typeface="Phagspa"/>
+        <a:font script="Syrn" typeface="Estrangelo Edessa"/>
+        <a:font script="Syrj" typeface="Estrangelo Edessa"/>
+        <a:font script="Syre" typeface="Estrangelo Edessa"/>
+        <a:font script="Sora" typeface="Nirmala UI"/>
+        <a:font script="Tale" typeface="Microsoft Tai Le"/>
+        <a:font script="Talu" typeface="Microsoft New Tai Lue"/>
+        <a:font script="Tfng" typeface="Ebrima"/>
+      </a:minorFont>
+    </a:fontScheme>
+    <a:fmtScheme name="Office">
+      <a:fillStyleLst>
+        <a:solidFill>
+          <a:schemeClr val="phClr"/>
+        </a:solidFill>
+        <a:gradFill rotWithShape="1">
+          <a:gsLst>
+            <a:gs pos="0">
+              <a:schemeClr val="phClr">
+                <a:lumMod val="110000"/>
+                <a:satMod val="105000"/>
+                <a:tint val="67000"/>
+              </a:schemeClr>
+            </a:gs>
+            <a:gs pos="50000">
+              <a:schemeClr val="phClr">
+                <a:lumMod val="105000"/>
+                <a:satMod val="103000"/>
+                <a:tint val="73000"/>
+              </a:schemeClr>
+            </a:gs>
+            <a:gs pos="100000">
+              <a:schemeClr val="phClr">
+                <a:lumMod val="105000"/>
+                <a:satMod val="109000"/>
+                <a:tint val="81000"/>
+              </a:schemeClr>
+            </a:gs>
+          </a:gsLst>
+          <a:lin ang="5400000" scaled="0"/>
+        </a:gradFill>
+        <a:gradFill rotWithShape="1">
+          <a:gsLst>
+            <a:gs pos="0">
+              <a:schemeClr val="phClr">
+                <a:satMod val="103000"/>
+                <a:lumMod val="102000"/>
+                <a:tint val="94000"/>
+              </a:schemeClr>
+            </a:gs>
+            <a:gs pos="50000">
+              <a:schemeClr val="phClr">
+                <a:satMod val="110000"/>
+                <a:lumMod val="100000"/>
+                <a:shade val="100000"/>
+              </a:schemeClr>
+            </a:gs>
+            <a:gs pos="100000">
+              <a:schemeClr val="phClr">
+                <a:lumMod val="99000"/>
+                <a:satMod val="120000"/>
+                <a:shade val="78000"/>
+              </a:schemeClr>
+            </a:gs>
+          </a:gsLst>
+          <a:lin ang="5400000" scaled="0"/>
+        </a:gradFill>
+      </a:fillStyleLst>
+      <a:lnStyleLst>
+        <a:ln w="6350" cap="flat" cmpd="sng" algn="ctr">
+          <a:solidFill>
+            <a:schemeClr val="phClr"/>
+          </a:solidFill>
+          <a:prstDash val="solid"/>
+          <a:miter lim="800000"/>
+        </a:ln>
+        <a:ln w="12700" cap="flat" cmpd="sng" algn="ctr">
+          <a:solidFill>
+            <a:schemeClr val="phClr"/>
+          </a:solidFill>
+          <a:prstDash val="solid"/>
+          <a:miter lim="800000"/>
+        </a:ln>
+        <a:ln w="19050" cap="flat" cmpd="sng" algn="ctr">
+          <a:solidFill>
+            <a:schemeClr val="phClr"/>
+          </a:solidFill>
+          <a:prstDash val="solid"/>
+          <a:miter lim="800000"/>
+        </a:ln>
+      </a:lnStyleLst>
+      <a:effectStyleLst>
+        <a:effectStyle>
+          <a:effectLst/>
+        </a:effectStyle>
+        <a:effectStyle>
+          <a:effectLst/>
+        </a:effectStyle>
+        <a:effectStyle>
+          <a:effectLst>
+            <a:outerShdw blurRad="57150" dist="19050" dir="5400000" algn="ctr" rotWithShape="0">
+              <a:srgbClr val="000000">
+                <a:alpha val="63000"/>
+              </a:srgbClr>
+            </a:outerShdw>
+          </a:effectLst>
+        </a:effectStyle>
+      </a:effectStyleLst>
+      <a:bgFillStyleLst>
+        <a:solidFill>
+          <a:schemeClr val="phClr"/>
+        </a:solidFill>
+        <a:solidFill>
+          <a:schemeClr val="phClr">
+            <a:tint val="95000"/>
+            <a:satMod val="170000"/>
+          </a:schemeClr>
+        </a:solidFill>
+        <a:gradFill rotWithShape="1">
+          <a:gsLst>
+            <a:gs pos="0">
+              <a:schemeClr val="phClr">
+                <a:tint val="93000"/>
+                <a:satMod val="150000"/>
+                <a:shade val="98000"/>
+                <a:lumMod val="102000"/>
+              </a:schemeClr>
+            </a:gs>
+            <a:gs pos="50000">
+              <a:schemeClr val="phClr">
+                <a:tint val="98000"/>
+                <a:satMod val="130000"/>
+                <a:shade val="90000"/>
+                <a:lumMod val="103000"/>
+              </a:schemeClr>
+            </a:gs>
+            <a:gs pos="100000">
+              <a:schemeClr val="phClr">
+                <a:shade val="63000"/>
+                <a:satMod val="120000"/>
+              </a:schemeClr>
+            </a:gs>
+          </a:gsLst>
+          <a:lin ang="5400000" scaled="0"/>
+        </a:gradFill>
+      </a:bgFillStyleLst>
+    </a:fmtScheme>
+  </a:themeElements>
+  <a:objectDefaults/>
+  <a:extraClrSchemeLst/>
+  <a:extLst>
+    <a:ext uri="{05A4C25C-085E-4340-85A3-A5531E510DB2}">
+      <thm15:themeFamily xmlns:thm15="http://schemas.microsoft.com/office/thememl/2012/main" name="Office Theme" id="{62F939B6-93AF-4DB8-9C6B-D6C7DFDC589F}" vid="{4A3C46E8-61CC-4603-A589-7422A47A8E4A}"/>
+    </a:ext>
+  </a:extLst>
+</a:theme>
 </file>